--- a/internal_doc/03.开发设计/mthMatcher/Story-mthMatcher统一数据类型比较模式.docx
+++ b/internal_doc/03.开发设计/mthMatcher/Story-mthMatcher统一数据类型比较模式.docx
@@ -354,97 +354,106 @@
       </w:r>
     </w:p>
     <w:p/>
+    <w:p>
+      <w:r>
+        <w:rPr>
+          <w:rFonts w:hint="eastAsia"/>
+        </w:rPr>
+        <w:t>本</w:t>
+      </w:r>
+      <w:r>
+        <w:rPr>
+          <w:rFonts w:hint="eastAsia"/>
+        </w:rPr>
+        <w:t>story</w:t>
+      </w:r>
+      <w:r>
+        <w:rPr>
+          <w:rFonts w:hint="eastAsia"/>
+        </w:rPr>
+        <w:t>需要统一索引扫描和表扫描的执行结果</w:t>
+      </w:r>
+    </w:p>
+    <w:p>
+      <w:pPr>
+        <w:ind w:left="0"/>
+      </w:pPr>
+    </w:p>
+    <w:p>
+      <w:pPr>
+        <w:pStyle w:val="Heading2"/>
+      </w:pPr>
+      <w:r>
+        <w:rPr>
+          <w:rFonts w:hint="eastAsia"/>
+        </w:rPr>
+        <w:t xml:space="preserve">Story </w:t>
+      </w:r>
+      <w:r>
+        <w:rPr>
+          <w:rFonts w:hint="eastAsia"/>
+        </w:rPr>
+        <w:t>对外功能</w:t>
+      </w:r>
+      <w:r>
+        <w:rPr>
+          <w:rFonts w:hint="eastAsia"/>
+        </w:rPr>
+        <w:t>接口描述</w:t>
+      </w:r>
+    </w:p>
+    <w:p>
+      <w:r>
+        <w:rPr>
+          <w:rFonts w:hint="eastAsia"/>
+        </w:rPr>
+        <w:t>sequoiadb</w:t>
+      </w:r>
+      <w:r>
+        <w:rPr>
+          <w:rFonts w:hint="eastAsia"/>
+        </w:rPr>
+        <w:t>加入隐藏参数</w:t>
+      </w:r>
+      <w:r>
+        <w:rPr>
+          <w:rFonts w:hint="eastAsia"/>
+        </w:rPr>
+        <w:t>disable</w:t>
+      </w:r>
+      <w:r>
+        <w:rPr>
+          <w:rFonts w:hint="eastAsia"/>
+        </w:rPr>
+        <w:t>mix</w:t>
+      </w:r>
+      <w:r>
+        <w:rPr>
+          <w:rFonts w:hint="eastAsia"/>
+        </w:rPr>
+        <w:t>cmp</w:t>
+      </w:r>
+      <w:r>
+        <w:rPr>
+          <w:rFonts w:hint="eastAsia"/>
+        </w:rPr>
+        <w:t>，表示</w:t>
+      </w:r>
+      <w:r>
+        <w:rPr>
+          <w:rFonts w:hint="eastAsia"/>
+        </w:rPr>
+        <w:t>mthMatcher</w:t>
+      </w:r>
+      <w:r>
+        <w:rPr>
+          <w:rFonts w:hint="eastAsia"/>
+        </w:rPr>
+        <w:t>的比较模式：</w:t>
+      </w:r>
+    </w:p>
     <w:p/>
     <w:p>
-      <w:pPr>
-        <w:ind w:left="0"/>
-      </w:pPr>
-    </w:p>
-    <w:p>
-      <w:pPr>
-        <w:pStyle w:val="Heading2"/>
-      </w:pPr>
-      <w:r>
-        <w:rPr>
-          <w:rFonts w:hint="eastAsia"/>
-        </w:rPr>
-        <w:t xml:space="preserve">Story </w:t>
-      </w:r>
-      <w:r>
-        <w:rPr>
-          <w:rFonts w:hint="eastAsia"/>
-        </w:rPr>
-        <w:t>对外功能</w:t>
-      </w:r>
-      <w:r>
-        <w:rPr>
-          <w:rFonts w:hint="eastAsia"/>
-        </w:rPr>
-        <w:t>接口描述</w:t>
-      </w:r>
-    </w:p>
-    <w:p>
-      <w:pPr>
-        <w:rPr>
-          <w:rFonts w:hint="eastAsia"/>
-        </w:rPr>
-      </w:pPr>
-      <w:r>
-        <w:rPr>
-          <w:rFonts w:hint="eastAsia"/>
-        </w:rPr>
-        <w:t>sequoiadb</w:t>
-      </w:r>
-      <w:r>
-        <w:rPr>
-          <w:rFonts w:hint="eastAsia"/>
-        </w:rPr>
-        <w:t>加入隐藏参数</w:t>
-      </w:r>
-      <w:r>
-        <w:rPr>
-          <w:rFonts w:hint="eastAsia"/>
-        </w:rPr>
-        <w:t>mthCmp</w:t>
-      </w:r>
-      <w:r>
-        <w:rPr>
-          <w:rFonts w:hint="eastAsia"/>
-        </w:rPr>
-        <w:t>WithType</w:t>
-      </w:r>
-      <w:r>
-        <w:rPr>
-          <w:rFonts w:hint="eastAsia"/>
-        </w:rPr>
-        <w:t>，表示</w:t>
-      </w:r>
-      <w:r>
-        <w:rPr>
-          <w:rFonts w:hint="eastAsia"/>
-        </w:rPr>
-        <w:t>mthMatcher</w:t>
-      </w:r>
-      <w:r>
-        <w:rPr>
-          <w:rFonts w:hint="eastAsia"/>
-        </w:rPr>
-        <w:t>的比较模式：</w:t>
-      </w:r>
-    </w:p>
-    <w:p>
-      <w:pPr>
-        <w:rPr>
-          <w:rFonts w:hint="eastAsia"/>
-        </w:rPr>
-      </w:pPr>
-    </w:p>
-    <w:p>
-      <w:pPr>
-        <w:rPr>
-          <w:rFonts w:hint="eastAsia"/>
-        </w:rPr>
-      </w:pPr>
       <w:r>
         <w:rPr>
           <w:rFonts w:hint="eastAsia"/>
@@ -455,15 +464,58 @@
         <w:rPr>
           <w:rFonts w:hint="eastAsia"/>
         </w:rPr>
-        <w:t>：表示比较数据类型</w:t>
-      </w:r>
-    </w:p>
-    <w:p>
-      <w:pPr>
-        <w:rPr>
-          <w:rFonts w:hint="eastAsia"/>
-        </w:rPr>
-      </w:pPr>
+        <w:t>：表示</w:t>
+      </w:r>
+      <w:r>
+        <w:rPr>
+          <w:rFonts w:hint="eastAsia"/>
+        </w:rPr>
+        <w:t>不</w:t>
+      </w:r>
+      <w:r>
+        <w:rPr>
+          <w:rFonts w:hint="eastAsia"/>
+        </w:rPr>
+        <w:t>比较</w:t>
+      </w:r>
+      <w:r>
+        <w:rPr>
+          <w:rFonts w:hint="eastAsia"/>
+        </w:rPr>
+        <w:t>混合</w:t>
+      </w:r>
+      <w:r>
+        <w:rPr>
+          <w:rFonts w:hint="eastAsia"/>
+        </w:rPr>
+        <w:t>数据类型</w:t>
+      </w:r>
+      <w:r>
+        <w:rPr>
+          <w:rFonts w:hint="eastAsia"/>
+        </w:rPr>
+        <w:t>，比较符两侧的数据</w:t>
+      </w:r>
+      <w:r>
+        <w:rPr>
+          <w:rFonts w:hint="eastAsia"/>
+        </w:rPr>
+        <w:t>Canonical</w:t>
+      </w:r>
+      <w:r>
+        <w:rPr>
+          <w:rFonts w:hint="eastAsia"/>
+        </w:rPr>
+        <w:t>类型不一样则返回</w:t>
+      </w:r>
+      <w:r>
+        <w:rPr>
+          <w:rFonts w:hint="eastAsia"/>
+        </w:rPr>
+        <w:t>FALSE</w:t>
+      </w:r>
+    </w:p>
+    <w:p>
       <w:r>
         <w:rPr>
           <w:rFonts w:hint="eastAsia"/>
@@ -474,22 +526,58 @@
         <w:rPr>
           <w:rFonts w:hint="eastAsia"/>
         </w:rPr>
-        <w:t>：表示不比较数据类型，比较符两则数据类型不一样则返回</w:t>
-      </w:r>
-      <w:r>
-        <w:rPr>
-          <w:rFonts w:hint="eastAsia"/>
-        </w:rPr>
-        <w:t>FALSE</w:t>
-      </w:r>
-    </w:p>
-    <w:p>
-      <w:pPr>
-        <w:rPr>
-          <w:rFonts w:hint="eastAsia"/>
-        </w:rPr>
-      </w:pPr>
-    </w:p>
+        <w:t>：表示</w:t>
+      </w:r>
+      <w:r>
+        <w:rPr>
+          <w:rFonts w:hint="eastAsia"/>
+        </w:rPr>
+        <w:t>比较</w:t>
+      </w:r>
+      <w:r>
+        <w:rPr>
+          <w:rFonts w:hint="eastAsia"/>
+        </w:rPr>
+        <w:t>混合</w:t>
+      </w:r>
+      <w:r>
+        <w:rPr>
+          <w:rFonts w:hint="eastAsia"/>
+        </w:rPr>
+        <w:t>数据类型，</w:t>
+      </w:r>
+      <w:r>
+        <w:rPr>
+          <w:rFonts w:hint="eastAsia"/>
+        </w:rPr>
+        <w:t>比较符两侧的数据如果</w:t>
+      </w:r>
+      <w:r>
+        <w:rPr>
+          <w:rFonts w:hint="eastAsia"/>
+        </w:rPr>
+        <w:t>Canonical</w:t>
+      </w:r>
+      <w:r>
+        <w:rPr>
+          <w:rFonts w:hint="eastAsia"/>
+        </w:rPr>
+        <w:t>类型不一致，按</w:t>
+      </w:r>
+      <w:r>
+        <w:rPr>
+          <w:rFonts w:hint="eastAsia"/>
+        </w:rPr>
+        <w:t>Canonical</w:t>
+      </w:r>
+      <w:r>
+        <w:rPr>
+          <w:rFonts w:hint="eastAsia"/>
+        </w:rPr>
+        <w:t>的取值来比较</w:t>
+      </w:r>
+    </w:p>
+    <w:p/>
     <w:p>
       <w:r>
         <w:rPr>
@@ -565,9 +653,9 @@
         </w:rPr>
         <w:drawing>
           <wp:inline distT="0" distB="0" distL="0" distR="0">
-            <wp:extent cx="5274310" cy="2268750"/>
+            <wp:extent cx="5274310" cy="2269382"/>
             <wp:effectExtent l="19050" t="0" r="2540" b="0"/>
-            <wp:docPr id="4" name="Picture 4"/>
+            <wp:docPr id="2" name="Picture 1"/>
             <wp:cNvGraphicFramePr>
               <a:graphicFrameLocks xmlns:a="http://schemas.openxmlformats.org/drawingml/2006/main" noChangeAspect="1"/>
             </wp:cNvGraphicFramePr>
@@ -575,7 +663,7 @@
               <a:graphicData uri="http://schemas.openxmlformats.org/drawingml/2006/picture">
                 <pic:pic xmlns:pic="http://schemas.openxmlformats.org/drawingml/2006/picture">
                   <pic:nvPicPr>
-                    <pic:cNvPr id="0" name="Picture 4"/>
+                    <pic:cNvPr id="0" name="Picture 1"/>
                     <pic:cNvPicPr>
                       <a:picLocks noChangeAspect="1" noChangeArrowheads="1"/>
                     </pic:cNvPicPr>
@@ -590,7 +678,7 @@
                   <pic:spPr bwMode="auto">
                     <a:xfrm>
                       <a:off x="0" y="0"/>
-                      <a:ext cx="5274310" cy="2268750"/>
+                      <a:ext cx="5274310" cy="2269382"/>
                     </a:xfrm>
                     <a:prstGeom prst="rect">
                       <a:avLst/>
@@ -614,9 +702,6 @@
     <w:p>
       <w:pPr>
         <w:pStyle w:val="Heading3"/>
-        <w:rPr>
-          <w:rFonts w:hint="eastAsia"/>
-        </w:rPr>
       </w:pPr>
       <w:r>
         <w:rPr>
@@ -628,9 +713,6 @@
     <w:p>
       <w:pPr>
         <w:pStyle w:val="Heading4"/>
-        <w:rPr>
-          <w:rFonts w:hint="eastAsia"/>
-        </w:rPr>
       </w:pPr>
       <w:r>
         <w:rPr>
@@ -648,9 +730,6 @@
     <w:p>
       <w:pPr>
         <w:pStyle w:val="Heading5"/>
-        <w:rPr>
-          <w:rFonts w:hint="eastAsia"/>
-        </w:rPr>
       </w:pPr>
       <w:r>
         <w:rPr>
@@ -660,11 +739,6 @@
       </w:r>
     </w:p>
     <w:p>
-      <w:pPr>
-        <w:rPr>
-          <w:rFonts w:hint="eastAsia"/>
-        </w:rPr>
-      </w:pPr>
       <w:r>
         <w:rPr>
           <w:rFonts w:hint="eastAsia"/>
@@ -705,13 +779,7 @@
         <w:t>）进行：</w:t>
       </w:r>
     </w:p>
-    <w:p>
-      <w:pPr>
-        <w:rPr>
-          <w:rFonts w:hint="eastAsia"/>
-        </w:rPr>
-      </w:pPr>
-    </w:p>
+    <w:p/>
     <w:tbl>
       <w:tblPr>
         <w:tblStyle w:val="TableGrid"/>
@@ -732,7 +800,6 @@
             <w:pPr>
               <w:ind w:left="0"/>
               <w:rPr>
-                <w:rFonts w:hint="eastAsia"/>
                 <w:sz w:val="15"/>
                 <w:szCs w:val="15"/>
               </w:rPr>
@@ -755,7 +822,6 @@
             <w:pPr>
               <w:ind w:left="0"/>
               <w:rPr>
-                <w:rFonts w:hint="eastAsia"/>
                 <w:sz w:val="15"/>
                 <w:szCs w:val="15"/>
               </w:rPr>
@@ -779,7 +845,6 @@
             <w:pPr>
               <w:ind w:left="0"/>
               <w:rPr>
-                <w:rFonts w:hint="eastAsia"/>
                 <w:sz w:val="15"/>
                 <w:szCs w:val="15"/>
               </w:rPr>
@@ -810,7 +875,6 @@
             <w:pPr>
               <w:ind w:left="0"/>
               <w:rPr>
-                <w:rFonts w:hint="eastAsia"/>
                 <w:sz w:val="15"/>
                 <w:szCs w:val="15"/>
               </w:rPr>
@@ -1537,7 +1601,6 @@
             <w:pPr>
               <w:ind w:left="0"/>
               <w:rPr>
-                <w:rFonts w:hint="eastAsia"/>
                 <w:sz w:val="15"/>
                 <w:szCs w:val="15"/>
               </w:rPr>
@@ -1554,19 +1617,10 @@
         </w:tc>
       </w:tr>
     </w:tbl>
-    <w:p>
-      <w:pPr>
-        <w:rPr>
-          <w:rFonts w:hint="eastAsia"/>
-        </w:rPr>
-      </w:pPr>
-    </w:p>
+    <w:p/>
     <w:p>
       <w:pPr>
         <w:pStyle w:val="Heading5"/>
-        <w:rPr>
-          <w:rFonts w:hint="eastAsia"/>
-        </w:rPr>
       </w:pPr>
       <w:r>
         <w:rPr>
@@ -1595,9 +1649,6 @@
           <w:numId w:val="18"/>
         </w:numPr>
         <w:ind w:firstLineChars="0"/>
-        <w:rPr>
-          <w:rFonts w:hint="eastAsia"/>
-        </w:rPr>
       </w:pPr>
       <w:r>
         <w:rPr>
@@ -1609,7 +1660,7 @@
         <w:rPr>
           <w:rFonts w:hint="eastAsia"/>
         </w:rPr>
-        <w:t>mthCmpWithType</w:t>
+        <w:t>disablemixcmp</w:t>
       </w:r>
       <w:r>
         <w:rPr>
@@ -1627,19 +1678,7 @@
         <w:rPr>
           <w:rFonts w:hint="eastAsia"/>
         </w:rPr>
-        <w:t>时，</w:t>
-      </w:r>
-      <w:r>
-        <w:rPr>
-          <w:rFonts w:hint="eastAsia"/>
-        </w:rPr>
-        <w:t>比较匹配</w:t>
-      </w:r>
-      <w:r>
-        <w:rPr>
-          <w:rFonts w:hint="eastAsia"/>
-        </w:rPr>
-        <w:t>符加入数据类型进行比较</w:t>
+        <w:t>时</w:t>
       </w:r>
     </w:p>
     <w:p>
@@ -1650,15 +1689,36 @@
           <w:numId w:val="18"/>
         </w:numPr>
         <w:ind w:firstLineChars="0"/>
-        <w:rPr>
-          <w:rFonts w:hint="eastAsia"/>
-        </w:rPr>
-      </w:pPr>
-      <w:r>
-        <w:rPr>
-          <w:rFonts w:hint="eastAsia"/>
-        </w:rPr>
-        <w:t>先比较数据类型</w:t>
+      </w:pPr>
+      <w:r>
+        <w:rPr>
+          <w:rFonts w:hint="eastAsia"/>
+        </w:rPr>
+        <w:t>比较匹配符两侧的数值</w:t>
+      </w:r>
+      <w:r>
+        <w:rPr>
+          <w:rFonts w:hint="eastAsia"/>
+        </w:rPr>
+        <w:t>的</w:t>
+      </w:r>
+      <w:r>
+        <w:rPr>
+          <w:rFonts w:hint="eastAsia"/>
+        </w:rPr>
+        <w:t>canonical</w:t>
+      </w:r>
+      <w:r>
+        <w:rPr>
+          <w:rFonts w:hint="eastAsia"/>
+        </w:rPr>
+        <w:t>类型不一致时，返回</w:t>
+      </w:r>
+      <w:r>
+        <w:rPr>
+          <w:rFonts w:hint="eastAsia"/>
+        </w:rPr>
+        <w:t>FALSE</w:t>
       </w:r>
     </w:p>
     <w:p>
@@ -1669,15 +1729,30 @@
           <w:numId w:val="18"/>
         </w:numPr>
         <w:ind w:firstLineChars="0"/>
-        <w:rPr>
-          <w:rFonts w:hint="eastAsia"/>
-        </w:rPr>
-      </w:pPr>
-      <w:r>
-        <w:rPr>
-          <w:rFonts w:hint="eastAsia"/>
-        </w:rPr>
-        <w:t>再比较数值</w:t>
+      </w:pPr>
+      <w:r>
+        <w:rPr>
+          <w:rFonts w:hint="eastAsia"/>
+        </w:rPr>
+        <w:t>比较匹配符两则的数值</w:t>
+      </w:r>
+      <w:r>
+        <w:rPr>
+          <w:rFonts w:hint="eastAsia"/>
+        </w:rPr>
+        <w:t>的</w:t>
+      </w:r>
+      <w:r>
+        <w:rPr>
+          <w:rFonts w:hint="eastAsia"/>
+        </w:rPr>
+        <w:t>canonical</w:t>
+      </w:r>
+      <w:r>
+        <w:rPr>
+          <w:rFonts w:hint="eastAsia"/>
+        </w:rPr>
+        <w:t>类型一致时，返回数值的比较结果</w:t>
       </w:r>
     </w:p>
     <w:p>
@@ -1688,9 +1763,6 @@
           <w:numId w:val="18"/>
         </w:numPr>
         <w:ind w:firstLineChars="0"/>
-        <w:rPr>
-          <w:rFonts w:hint="eastAsia"/>
-        </w:rPr>
       </w:pPr>
       <w:r>
         <w:rPr>
@@ -1702,7 +1774,7 @@
         <w:rPr>
           <w:rFonts w:hint="eastAsia"/>
         </w:rPr>
-        <w:t>mthCmpWithType</w:t>
+        <w:t>disablemixcmp</w:t>
       </w:r>
       <w:r>
         <w:rPr>
@@ -1720,7 +1792,19 @@
         <w:rPr>
           <w:rFonts w:hint="eastAsia"/>
         </w:rPr>
-        <w:t>时</w:t>
+        <w:t>时，</w:t>
+      </w:r>
+      <w:r>
+        <w:rPr>
+          <w:rFonts w:hint="eastAsia"/>
+        </w:rPr>
+        <w:t>比较匹配</w:t>
+      </w:r>
+      <w:r>
+        <w:rPr>
+          <w:rFonts w:hint="eastAsia"/>
+        </w:rPr>
+        <w:t>符加入数据类型进行比较</w:t>
       </w:r>
     </w:p>
     <w:p>
@@ -1731,27 +1815,48 @@
           <w:numId w:val="18"/>
         </w:numPr>
         <w:ind w:firstLineChars="0"/>
-        <w:rPr>
-          <w:rFonts w:hint="eastAsia"/>
-        </w:rPr>
-      </w:pPr>
-      <w:r>
-        <w:rPr>
-          <w:rFonts w:hint="eastAsia"/>
-        </w:rPr>
-        <w:t>比较匹配</w:t>
-      </w:r>
-      <w:r>
-        <w:rPr>
-          <w:rFonts w:hint="eastAsia"/>
-        </w:rPr>
-        <w:t>符两侧的数值数据类型不一致时，返回</w:t>
-      </w:r>
-      <w:r>
-        <w:rPr>
-          <w:rFonts w:hint="eastAsia"/>
-        </w:rPr>
-        <w:t>FALSE</w:t>
+      </w:pPr>
+      <w:r>
+        <w:rPr>
+          <w:rFonts w:hint="eastAsia"/>
+        </w:rPr>
+        <w:t>先比较数据类型</w:t>
+      </w:r>
+      <w:r>
+        <w:rPr>
+          <w:rFonts w:hint="eastAsia"/>
+        </w:rPr>
+        <w:t>（</w:t>
+      </w:r>
+      <w:r>
+        <w:rPr>
+          <w:rFonts w:hint="eastAsia"/>
+        </w:rPr>
+        <w:t>canonica</w:t>
+      </w:r>
+      <w:r>
+        <w:rPr>
+          <w:rFonts w:hint="eastAsia"/>
+        </w:rPr>
+        <w:t>l</w:t>
+      </w:r>
+      <w:r>
+        <w:rPr>
+          <w:rFonts w:hint="eastAsia"/>
+        </w:rPr>
+        <w:t>类型），根据</w:t>
+      </w:r>
+      <w:r>
+        <w:rPr>
+          <w:rFonts w:hint="eastAsia"/>
+        </w:rPr>
+        <w:t>canonical</w:t>
+      </w:r>
+      <w:r>
+        <w:rPr>
+          <w:rFonts w:hint="eastAsia"/>
+        </w:rPr>
+        <w:t>类型的值来比较</w:t>
       </w:r>
     </w:p>
     <w:p>
@@ -1762,21 +1867,12 @@
           <w:numId w:val="18"/>
         </w:numPr>
         <w:ind w:firstLineChars="0"/>
-        <w:rPr>
-          <w:rFonts w:hint="eastAsia"/>
-        </w:rPr>
-      </w:pPr>
-      <w:r>
-        <w:rPr>
-          <w:rFonts w:hint="eastAsia"/>
-        </w:rPr>
-        <w:t>比较匹配</w:t>
-      </w:r>
-      <w:r>
-        <w:rPr>
-          <w:rFonts w:hint="eastAsia"/>
-        </w:rPr>
-        <w:t>符两则的数值数据类型一致时，返回数值的比较结果</w:t>
+      </w:pPr>
+      <w:r>
+        <w:rPr>
+          <w:rFonts w:hint="eastAsia"/>
+        </w:rPr>
+        <w:t>再比较数值</w:t>
       </w:r>
     </w:p>
     <w:p>
@@ -1787,9 +1883,6 @@
           <w:numId w:val="18"/>
         </w:numPr>
         <w:ind w:firstLineChars="0"/>
-        <w:rPr>
-          <w:rFonts w:hint="eastAsia"/>
-        </w:rPr>
       </w:pPr>
       <w:r>
         <w:rPr>
@@ -1812,9 +1905,6 @@
           <w:numId w:val="18"/>
         </w:numPr>
         <w:ind w:firstLineChars="0"/>
-        <w:rPr>
-          <w:rFonts w:hint="eastAsia"/>
-        </w:rPr>
       </w:pPr>
       <w:r>
         <w:rPr>
@@ -1831,9 +1921,6 @@
           <w:numId w:val="18"/>
         </w:numPr>
         <w:ind w:firstLineChars="0"/>
-        <w:rPr>
-          <w:rFonts w:hint="eastAsia"/>
-        </w:rPr>
       </w:pPr>
       <w:r>
         <w:rPr>
@@ -1884,6 +1971,19 @@
         </w:rPr>
         <w:t>{$gt:{$minKey:1}}</w:t>
       </w:r>
+    </w:p>
+    <w:p>
+      <w:pPr>
+        <w:pStyle w:val="ListParagraph"/>
+        <w:numPr>
+          <w:ilvl w:val="2"/>
+          <w:numId w:val="18"/>
+        </w:numPr>
+        <w:ind w:firstLineChars="0"/>
+        <w:rPr>
+          <w:rFonts w:hint="eastAsia"/>
+        </w:rPr>
+      </w:pPr>
       <w:r>
         <w:rPr>
           <w:rFonts w:hint="eastAsia"/>
@@ -1894,7 +1994,7 @@
         <w:rPr>
           <w:rFonts w:hint="eastAsia"/>
         </w:rPr>
-        <w:t>mthCmpWithType</w:t>
+        <w:t>disablemixcmp</w:t>
       </w:r>
       <w:r>
         <w:rPr>
@@ -1912,13 +2012,47 @@
         <w:rPr>
           <w:rFonts w:hint="eastAsia"/>
         </w:rPr>
-        <w:t>时，可以匹配所有数据；在</w:t>
-      </w:r>
-      <w:r>
-        <w:rPr>
-          <w:rFonts w:hint="eastAsia"/>
-        </w:rPr>
-        <w:t>mthCmpWithType</w:t>
+        <w:t>时，</w:t>
+      </w:r>
+      <w:r>
+        <w:rPr>
+          <w:rFonts w:hint="eastAsia"/>
+        </w:rPr>
+        <w:t>不能匹配任何数据，因为没有数据的类型是</w:t>
+      </w:r>
+      <w:r>
+        <w:rPr>
+          <w:rFonts w:hint="eastAsia"/>
+        </w:rPr>
+        <w:t>$minKey</w:t>
+      </w:r>
+      <w:r>
+        <w:rPr>
+          <w:rFonts w:hint="eastAsia"/>
+        </w:rPr>
+        <w:t>；</w:t>
+      </w:r>
+    </w:p>
+    <w:p>
+      <w:pPr>
+        <w:pStyle w:val="ListParagraph"/>
+        <w:numPr>
+          <w:ilvl w:val="2"/>
+          <w:numId w:val="18"/>
+        </w:numPr>
+        <w:ind w:firstLineChars="0"/>
+      </w:pPr>
+      <w:r>
+        <w:rPr>
+          <w:rFonts w:hint="eastAsia"/>
+        </w:rPr>
+        <w:t>在</w:t>
+      </w:r>
+      <w:r>
+        <w:rPr>
+          <w:rFonts w:hint="eastAsia"/>
+        </w:rPr>
+        <w:t>disablemixcmp</w:t>
       </w:r>
       <w:r>
         <w:rPr>
@@ -1936,13 +2070,13 @@
         <w:rPr>
           <w:rFonts w:hint="eastAsia"/>
         </w:rPr>
-        <w:t>时，不能匹配任何数据，因为没有数据的类型是</w:t>
-      </w:r>
-      <w:r>
-        <w:rPr>
-          <w:rFonts w:hint="eastAsia"/>
-        </w:rPr>
-        <w:t>$minKey</w:t>
+        <w:t>时，</w:t>
+      </w:r>
+      <w:r>
+        <w:rPr>
+          <w:rFonts w:hint="eastAsia"/>
+        </w:rPr>
+        <w:t>可以匹配所有数据</w:t>
       </w:r>
     </w:p>
     <w:p>
@@ -1953,9 +2087,6 @@
           <w:numId w:val="18"/>
         </w:numPr>
         <w:ind w:firstLineChars="0"/>
-        <w:rPr>
-          <w:rFonts w:hint="eastAsia"/>
-        </w:rPr>
       </w:pPr>
       <w:r>
         <w:rPr>
@@ -1973,7 +2104,7 @@
         <w:rPr>
           <w:rFonts w:hint="eastAsia"/>
         </w:rPr>
-        <w:t>mthCmpWithType</w:t>
+        <w:t>disablemixcmp</w:t>
       </w:r>
       <w:r>
         <w:rPr>
@@ -2021,7 +2152,7 @@
         <w:rPr>
           <w:rFonts w:hint="eastAsia"/>
         </w:rPr>
-        <w:t>mthCmpWithType</w:t>
+        <w:t>disablemixcmp</w:t>
       </w:r>
       <w:r>
         <w:rPr>
@@ -2050,10 +2181,243 @@
     </w:p>
     <w:p>
       <w:pPr>
+        <w:pStyle w:val="ListParagraph"/>
+        <w:numPr>
+          <w:ilvl w:val="1"/>
+          <w:numId w:val="18"/>
+        </w:numPr>
+        <w:ind w:firstLineChars="0"/>
+        <w:rPr>
+          <w:rFonts w:hint="eastAsia"/>
+        </w:rPr>
+      </w:pPr>
+      <w:r>
+        <w:rPr>
+          <w:rFonts w:hint="eastAsia"/>
+        </w:rPr>
+        <w:t>minKey</w:t>
+      </w:r>
+      <w:r>
+        <w:rPr>
+          <w:rFonts w:hint="eastAsia"/>
+        </w:rPr>
+        <w:t>和</w:t>
+      </w:r>
+      <w:r>
+        <w:rPr>
+          <w:rFonts w:hint="eastAsia"/>
+        </w:rPr>
+        <w:t>maxKey</w:t>
+      </w:r>
+      <w:r>
+        <w:rPr>
+          <w:rFonts w:hint="eastAsia"/>
+        </w:rPr>
+        <w:t>特殊处理</w:t>
+      </w:r>
+    </w:p>
+    <w:p>
+      <w:pPr>
+        <w:pStyle w:val="ListParagraph"/>
+        <w:numPr>
+          <w:ilvl w:val="2"/>
+          <w:numId w:val="18"/>
+        </w:numPr>
+        <w:ind w:firstLineChars="0"/>
+        <w:rPr>
+          <w:rFonts w:hint="eastAsia"/>
+        </w:rPr>
+      </w:pPr>
+      <w:r>
+        <w:rPr>
+          <w:rFonts w:hint="eastAsia"/>
+        </w:rPr>
+        <w:t>统一使用</w:t>
+      </w:r>
+      <w:r>
+        <w:rPr>
+          <w:rFonts w:hint="eastAsia"/>
+        </w:rPr>
+        <w:t>disablemixcmp</w:t>
+      </w:r>
+      <w:r>
+        <w:rPr>
+          <w:rFonts w:hint="eastAsia"/>
+        </w:rPr>
+        <w:t>为</w:t>
+      </w:r>
+      <w:r>
+        <w:rPr>
+          <w:rFonts w:hint="eastAsia"/>
+        </w:rPr>
+        <w:t>FALSE</w:t>
+      </w:r>
+      <w:r>
+        <w:rPr>
+          <w:rFonts w:hint="eastAsia"/>
+        </w:rPr>
+        <w:t>处理：需要比较</w:t>
+      </w:r>
+      <w:r>
+        <w:rPr>
+          <w:rFonts w:hint="eastAsia"/>
+        </w:rPr>
+        <w:t>canonical</w:t>
+      </w:r>
+      <w:r>
+        <w:rPr>
+          <w:rFonts w:hint="eastAsia"/>
+        </w:rPr>
+        <w:t>类型</w:t>
+      </w:r>
+    </w:p>
+    <w:p>
+      <w:pPr>
+        <w:pStyle w:val="ListParagraph"/>
+        <w:numPr>
+          <w:ilvl w:val="2"/>
+          <w:numId w:val="18"/>
+        </w:numPr>
+        <w:ind w:firstLineChars="0"/>
+      </w:pPr>
+      <w:r>
+        <w:rPr>
+          <w:rFonts w:hint="eastAsia"/>
+        </w:rPr>
+        <w:t>mongodb</w:t>
+      </w:r>
+      <w:r>
+        <w:rPr>
+          <w:rFonts w:hint="eastAsia"/>
+        </w:rPr>
+        <w:t>中</w:t>
+      </w:r>
+      <w:r>
+        <w:rPr>
+          <w:rFonts w:hint="eastAsia"/>
+        </w:rPr>
+        <w:t>minkey</w:t>
+      </w:r>
+      <w:r>
+        <w:rPr>
+          <w:rFonts w:hint="eastAsia"/>
+        </w:rPr>
+        <w:t>和</w:t>
+      </w:r>
+      <w:r>
+        <w:rPr>
+          <w:rFonts w:hint="eastAsia"/>
+        </w:rPr>
+        <w:t>maxkey</w:t>
+      </w:r>
+      <w:r>
+        <w:rPr>
+          <w:rFonts w:hint="eastAsia"/>
+        </w:rPr>
+        <w:t>处理：非</w:t>
+      </w:r>
+      <w:r>
+        <w:rPr>
+          <w:rFonts w:hint="eastAsia"/>
+        </w:rPr>
+        <w:t>eq</w:t>
+      </w:r>
+      <w:r>
+        <w:rPr>
+          <w:rFonts w:hint="eastAsia"/>
+        </w:rPr>
+        <w:t>操作均返回</w:t>
+      </w:r>
+      <w:r>
+        <w:rPr>
+          <w:rFonts w:hint="eastAsia"/>
+        </w:rPr>
+        <w:t>TRUE</w:t>
+      </w:r>
+      <w:r>
+        <w:rPr>
+          <w:rFonts w:hint="eastAsia"/>
+        </w:rPr>
+        <w:br/>
+      </w:r>
+    </w:p>
+    <w:tbl>
+      <w:tblPr>
+        <w:tblStyle w:val="TableGrid"/>
+        <w:tblW w:w="0" w:type="auto"/>
+        <w:tblInd w:w="1617" w:type="dxa"/>
+        <w:tblLook w:val="04A0"/>
+      </w:tblPr>
+      <w:tblGrid>
+        <w:gridCol w:w="6905"/>
+      </w:tblGrid>
+      <w:tr>
+        <w:tc>
+          <w:tcPr>
+            <w:tcW w:w="8522" w:type="dxa"/>
+          </w:tcPr>
+          <w:p>
+            <w:pPr>
+              <w:ind w:left="0"/>
+            </w:pPr>
+            <w:r>
+              <w:t>&gt; a.find({a:{$gt:MinKey()}})</w:t>
+            </w:r>
+          </w:p>
+          <w:p>
+            <w:pPr>
+              <w:ind w:left="0"/>
+            </w:pPr>
+            <w:r>
+              <w:t>{ "_id" : ObjectId("5909ae595c5a138ae8169a35"), "a" : "a" }</w:t>
+            </w:r>
+          </w:p>
+          <w:p>
+            <w:pPr>
+              <w:ind w:left="0"/>
+            </w:pPr>
+            <w:r>
+              <w:t>{ "_id" : ObjectId("5909ae5c5c5a138ae8169a36"), "a" : 1 }</w:t>
+            </w:r>
+          </w:p>
+          <w:p>
+            <w:pPr>
+              <w:ind w:left="0"/>
+            </w:pPr>
+            <w:r>
+              <w:t>&gt; a.find({a:{$gt:MaxKey()}})</w:t>
+            </w:r>
+          </w:p>
+          <w:p>
+            <w:pPr>
+              <w:ind w:left="0"/>
+            </w:pPr>
+            <w:r>
+              <w:t>{ "_id" : ObjectId("5909ae595c5a138ae8169a35"), "a" : "a" }</w:t>
+            </w:r>
+          </w:p>
+          <w:p>
+            <w:pPr>
+              <w:ind w:left="0"/>
+              <w:rPr>
+                <w:rFonts w:hint="eastAsia"/>
+              </w:rPr>
+            </w:pPr>
+            <w:r>
+              <w:t>{ "_id" : ObjectId("5909ae5c5c5a138ae8169a36"), "a" : 1 }</w:t>
+            </w:r>
+          </w:p>
+        </w:tc>
+      </w:tr>
+    </w:tbl>
+    <w:p>
+      <w:pPr>
+        <w:ind w:left="0"/>
+      </w:pPr>
+    </w:p>
+    <w:p>
+      <w:pPr>
         <w:pStyle w:val="Heading5"/>
-        <w:rPr>
-          <w:rFonts w:hint="eastAsia"/>
-        </w:rPr>
       </w:pPr>
       <w:r>
         <w:rPr>
@@ -2070,9 +2434,6 @@
           <w:numId w:val="19"/>
         </w:numPr>
         <w:ind w:firstLineChars="0"/>
-        <w:rPr>
-          <w:rFonts w:hint="eastAsia"/>
-        </w:rPr>
       </w:pPr>
       <w:r>
         <w:rPr>
@@ -2089,9 +2450,6 @@
           <w:numId w:val="19"/>
         </w:numPr>
         <w:ind w:firstLineChars="0"/>
-        <w:rPr>
-          <w:rFonts w:hint="eastAsia"/>
-        </w:rPr>
       </w:pPr>
       <w:r>
         <w:rPr>
@@ -2120,9 +2478,6 @@
           <w:numId w:val="19"/>
         </w:numPr>
         <w:ind w:firstLineChars="0"/>
-        <w:rPr>
-          <w:rFonts w:hint="eastAsia"/>
-        </w:rPr>
       </w:pPr>
       <w:r>
         <w:rPr>
@@ -2169,9 +2524,6 @@
           <w:numId w:val="19"/>
         </w:numPr>
         <w:ind w:firstLineChars="0"/>
-        <w:rPr>
-          <w:rFonts w:hint="eastAsia"/>
-        </w:rPr>
       </w:pPr>
       <w:r>
         <w:rPr>
@@ -2200,9 +2552,6 @@
           <w:numId w:val="19"/>
         </w:numPr>
         <w:ind w:firstLineChars="0"/>
-        <w:rPr>
-          <w:rFonts w:hint="eastAsia"/>
-        </w:rPr>
       </w:pPr>
       <w:r>
         <w:rPr>
@@ -2214,7 +2563,7 @@
         <w:rPr>
           <w:rFonts w:hint="eastAsia"/>
         </w:rPr>
-        <w:t>mthCmpWithType</w:t>
+        <w:t>disablemixcmp</w:t>
       </w:r>
       <w:r>
         <w:rPr>
@@ -2249,9 +2598,6 @@
           <w:numId w:val="19"/>
         </w:numPr>
         <w:ind w:firstLineChars="0"/>
-        <w:rPr>
-          <w:rFonts w:hint="eastAsia"/>
-        </w:rPr>
       </w:pPr>
       <w:r>
         <w:rPr>
@@ -2263,13 +2609,7 @@
         <w:rPr>
           <w:rFonts w:hint="eastAsia"/>
         </w:rPr>
-        <w:t>mth</w:t>
-      </w:r>
-      <w:r>
-        <w:rPr>
-          <w:rFonts w:hint="eastAsia"/>
-        </w:rPr>
-        <w:t>CmpWithType</w:t>
+        <w:t>disablemixcmp</w:t>
       </w:r>
       <w:r>
         <w:rPr>
@@ -2287,7 +2627,7 @@
         <w:rPr>
           <w:rFonts w:hint="eastAsia"/>
         </w:rPr>
-        <w:t>时，正则表达式执行正则表达式同时需要匹配正则表达式类型</w:t>
+        <w:t>时，正则表达式执行正则表达式</w:t>
       </w:r>
     </w:p>
     <w:p>
@@ -2298,14 +2638,12 @@
           <w:numId w:val="19"/>
         </w:numPr>
         <w:ind w:firstLineChars="0"/>
-        <w:rPr>
-          <w:rFonts w:hint="eastAsia"/>
-        </w:rPr>
-      </w:pPr>
-      <w:r>
-        <w:rPr>
-          <w:rFonts w:hint="eastAsia"/>
-        </w:rPr>
+      </w:pPr>
+      <w:r>
+        <w:rPr>
+          <w:rFonts w:hint="eastAsia"/>
+        </w:rPr>
+        <w:lastRenderedPageBreak/>
         <w:t>例子：</w:t>
       </w:r>
       <w:r>
@@ -2323,15 +2661,12 @@
           <w:numId w:val="19"/>
         </w:numPr>
         <w:ind w:firstLineChars="0"/>
-        <w:rPr>
-          <w:rFonts w:hint="eastAsia"/>
-        </w:rPr>
-      </w:pPr>
-      <w:r>
-        <w:rPr>
-          <w:rFonts w:hint="eastAsia"/>
-        </w:rPr>
-        <w:t>mthCmpWithType</w:t>
+      </w:pPr>
+      <w:r>
+        <w:rPr>
+          <w:rFonts w:hint="eastAsia"/>
+        </w:rPr>
+        <w:t>disablemixcmp</w:t>
       </w:r>
       <w:r>
         <w:rPr>
@@ -2372,15 +2707,12 @@
           <w:numId w:val="19"/>
         </w:numPr>
         <w:ind w:firstLineChars="0"/>
-        <w:rPr>
-          <w:rFonts w:hint="eastAsia"/>
-        </w:rPr>
-      </w:pPr>
-      <w:r>
-        <w:rPr>
-          <w:rFonts w:hint="eastAsia"/>
-        </w:rPr>
-        <w:t>mthCmpWithType</w:t>
+      </w:pPr>
+      <w:r>
+        <w:rPr>
+          <w:rFonts w:hint="eastAsia"/>
+        </w:rPr>
+        <w:t>disablemixcmp</w:t>
       </w:r>
       <w:r>
         <w:rPr>
@@ -2410,27 +2742,12 @@
         <w:rPr>
           <w:rFonts w:hint="eastAsia"/>
         </w:rPr>
-        <w:t>开始的字符串，及</w:t>
-      </w:r>
-      <w:r>
-        <w:rPr>
-          <w:rFonts w:hint="eastAsia"/>
-        </w:rPr>
-        <w:t>{$regex:'^a'}</w:t>
-      </w:r>
-      <w:r>
-        <w:rPr>
-          <w:rFonts w:hint="eastAsia"/>
-        </w:rPr>
-        <w:t>的正则表达式类型数据</w:t>
+        <w:t>开始的字符串</w:t>
       </w:r>
     </w:p>
     <w:p>
       <w:pPr>
         <w:pStyle w:val="Heading4"/>
-        <w:rPr>
-          <w:rFonts w:hint="eastAsia"/>
-        </w:rPr>
       </w:pPr>
       <w:r>
         <w:rPr>
@@ -2458,11 +2775,6 @@
       </w:r>
     </w:p>
     <w:p>
-      <w:pPr>
-        <w:rPr>
-          <w:rFonts w:hint="eastAsia"/>
-        </w:rPr>
-      </w:pPr>
       <w:r>
         <w:rPr>
           <w:rFonts w:hint="eastAsia"/>
@@ -2470,13 +2782,7 @@
         <w:t>主要是涉及正则表达式匹配符的转换</w:t>
       </w:r>
     </w:p>
-    <w:p>
-      <w:pPr>
-        <w:rPr>
-          <w:rFonts w:hint="eastAsia"/>
-        </w:rPr>
-      </w:pPr>
-    </w:p>
+    <w:p/>
     <w:p>
       <w:pPr>
         <w:pStyle w:val="ListParagraph"/>
@@ -2485,9 +2791,6 @@
           <w:numId w:val="22"/>
         </w:numPr>
         <w:ind w:firstLineChars="0"/>
-        <w:rPr>
-          <w:rFonts w:hint="eastAsia"/>
-        </w:rPr>
       </w:pPr>
       <w:r>
         <w:rPr>
@@ -2504,9 +2807,6 @@
           <w:numId w:val="22"/>
         </w:numPr>
         <w:ind w:firstLineChars="0"/>
-        <w:rPr>
-          <w:rFonts w:hint="eastAsia"/>
-        </w:rPr>
       </w:pPr>
       <w:r>
         <w:rPr>
@@ -2547,15 +2847,11 @@
           <w:numId w:val="22"/>
         </w:numPr>
         <w:ind w:firstLineChars="0"/>
-        <w:rPr>
-          <w:rFonts w:hint="eastAsia"/>
-        </w:rPr>
-      </w:pPr>
-      <w:r>
-        <w:rPr>
-          <w:rFonts w:hint="eastAsia"/>
-        </w:rPr>
-        <w:lastRenderedPageBreak/>
+      </w:pPr>
+      <w:r>
+        <w:rPr>
+          <w:rFonts w:hint="eastAsia"/>
+        </w:rPr>
         <w:t>$et:{$regex:'^a'}</w:t>
       </w:r>
       <w:r>
@@ -2591,9 +2887,6 @@
           <w:numId w:val="22"/>
         </w:numPr>
         <w:ind w:firstLineChars="0"/>
-        <w:rPr>
-          <w:rFonts w:hint="eastAsia"/>
-        </w:rPr>
       </w:pPr>
       <w:r>
         <w:rPr>
@@ -2610,9 +2903,6 @@
           <w:numId w:val="22"/>
         </w:numPr>
         <w:ind w:firstLineChars="0"/>
-        <w:rPr>
-          <w:rFonts w:hint="eastAsia"/>
-        </w:rPr>
       </w:pPr>
       <w:r>
         <w:rPr>
@@ -2665,9 +2955,6 @@
           <w:numId w:val="22"/>
         </w:numPr>
         <w:ind w:firstLineChars="0"/>
-        <w:rPr>
-          <w:rFonts w:hint="eastAsia"/>
-        </w:rPr>
       </w:pPr>
       <w:r>
         <w:rPr>
@@ -2685,49 +2972,30 @@
         <w:rPr>
           <w:rFonts w:hint="eastAsia"/>
         </w:rPr>
-        <w:t xml:space="preserve"> ['', {})</w:t>
-      </w:r>
-      <w:r>
-        <w:rPr>
-          <w:rFonts w:hint="eastAsia"/>
-        </w:rPr>
-        <w:t xml:space="preserve"> </w:t>
-      </w:r>
-      <w:r>
-        <w:rPr>
-          <w:rFonts w:hint="eastAsia"/>
-          <w:color w:val="FF0000"/>
-        </w:rPr>
-        <w:t>（空字符串至空</w:t>
-      </w:r>
-      <w:r>
-        <w:rPr>
-          <w:rFonts w:hint="eastAsia"/>
-          <w:color w:val="FF0000"/>
-        </w:rPr>
-        <w:t>BSON</w:t>
-      </w:r>
-      <w:r>
-        <w:rPr>
-          <w:rFonts w:hint="eastAsia"/>
-          <w:color w:val="FF0000"/>
-        </w:rPr>
-        <w:t>对象</w:t>
-      </w:r>
-      <w:r>
-        <w:rPr>
-          <w:rFonts w:hint="eastAsia"/>
-          <w:color w:val="FF0000"/>
-        </w:rPr>
-        <w:t>）</w:t>
+        <w:t>的字符串</w:t>
+      </w:r>
+      <w:r>
+        <w:rPr>
+          <w:rFonts w:hint="eastAsia"/>
+        </w:rPr>
+        <w:t>，无论</w:t>
+      </w:r>
+      <w:r>
+        <w:rPr>
+          <w:rFonts w:hint="eastAsia"/>
+        </w:rPr>
+        <w:t>disablemidcmp</w:t>
+      </w:r>
+      <w:r>
+        <w:rPr>
+          <w:rFonts w:hint="eastAsia"/>
+        </w:rPr>
+        <w:t>参数取值，仅匹配字符串</w:t>
       </w:r>
     </w:p>
     <w:p>
       <w:pPr>
         <w:pStyle w:val="Heading4"/>
-        <w:rPr>
-          <w:rFonts w:hint="eastAsia"/>
-        </w:rPr>
       </w:pPr>
       <w:r>
         <w:rPr>
@@ -2737,11 +3005,6 @@
       </w:r>
     </w:p>
     <w:p>
-      <w:pPr>
-        <w:rPr>
-          <w:rFonts w:hint="eastAsia"/>
-        </w:rPr>
-      </w:pPr>
       <w:r>
         <w:rPr>
           <w:rFonts w:hint="eastAsia"/>
@@ -2762,11 +3025,6 @@
       </w:r>
     </w:p>
     <w:p>
-      <w:pPr>
-        <w:rPr>
-          <w:rFonts w:hint="eastAsia"/>
-        </w:rPr>
-      </w:pPr>
       <w:r>
         <w:rPr>
           <w:rFonts w:hint="eastAsia"/>
@@ -2789,7 +3047,7 @@
         <w:rPr>
           <w:rFonts w:hint="eastAsia"/>
         </w:rPr>
-        <w:t>mthCmpWithType</w:t>
+        <w:t>disablemixcmp</w:t>
       </w:r>
       <w:r>
         <w:rPr>
@@ -2798,13 +3056,7 @@
         <w:t>对是否匹配数据类型进行选择</w:t>
       </w:r>
     </w:p>
-    <w:p>
-      <w:pPr>
-        <w:rPr>
-          <w:rFonts w:hint="eastAsia"/>
-        </w:rPr>
-      </w:pPr>
-    </w:p>
+    <w:p/>
     <w:p>
       <w:pPr>
         <w:pStyle w:val="ListParagraph"/>
@@ -2813,9 +3065,6 @@
           <w:numId w:val="21"/>
         </w:numPr>
         <w:ind w:firstLineChars="0"/>
-        <w:rPr>
-          <w:rFonts w:hint="eastAsia"/>
-        </w:rPr>
       </w:pPr>
       <w:r>
         <w:rPr>
@@ -2827,7 +3076,7 @@
         <w:rPr>
           <w:rFonts w:hint="eastAsia"/>
         </w:rPr>
-        <w:t>mthCmpWithType</w:t>
+        <w:t>disablemixcmp</w:t>
       </w:r>
       <w:r>
         <w:rPr>
@@ -2856,9 +3105,6 @@
           <w:numId w:val="21"/>
         </w:numPr>
         <w:ind w:firstLineChars="0"/>
-        <w:rPr>
-          <w:rFonts w:hint="eastAsia"/>
-        </w:rPr>
       </w:pPr>
       <w:r>
         <w:rPr>
@@ -2870,7 +3116,7 @@
         <w:rPr>
           <w:rFonts w:hint="eastAsia"/>
         </w:rPr>
-        <w:t>mthCmpWithType</w:t>
+        <w:t>disablemixcmp</w:t>
       </w:r>
       <w:r>
         <w:rPr>
@@ -2899,74 +3145,52 @@
           <w:numId w:val="21"/>
         </w:numPr>
         <w:ind w:firstLineChars="0"/>
-        <w:rPr>
-          <w:rFonts w:hint="eastAsia"/>
-          <w:color w:val="FF0000"/>
-        </w:rPr>
-      </w:pPr>
-      <w:r>
-        <w:rPr>
-          <w:rFonts w:hint="eastAsia"/>
-          <w:color w:val="FF0000"/>
-        </w:rPr>
-        <w:t>为了使结果一致，</w:t>
-      </w:r>
-      <w:r>
-        <w:rPr>
-          <w:rFonts w:hint="eastAsia"/>
-          <w:color w:val="FF0000"/>
-        </w:rPr>
-        <w:t>mthCmpWithType</w:t>
-      </w:r>
-      <w:r>
-        <w:rPr>
-          <w:rFonts w:hint="eastAsia"/>
-          <w:color w:val="FF0000"/>
-        </w:rPr>
-        <w:t>为</w:t>
-      </w:r>
-      <w:r>
-        <w:rPr>
-          <w:rFonts w:hint="eastAsia"/>
-          <w:color w:val="FF0000"/>
-        </w:rPr>
-        <w:t>FALSE</w:t>
-      </w:r>
-      <w:r>
-        <w:rPr>
-          <w:rFonts w:hint="eastAsia"/>
-          <w:color w:val="FF0000"/>
-        </w:rPr>
-        <w:t>时，索引扫描后的必须再进行</w:t>
-      </w:r>
-      <w:r>
-        <w:rPr>
-          <w:rFonts w:hint="eastAsia"/>
-          <w:color w:val="FF0000"/>
-        </w:rPr>
-        <w:t>mthMatcher</w:t>
-      </w:r>
-      <w:r>
-        <w:rPr>
-          <w:rFonts w:hint="eastAsia"/>
-          <w:color w:val="FF0000"/>
-        </w:rPr>
-        <w:t>匹配，不能忽略</w:t>
-      </w:r>
-      <w:r>
-        <w:rPr>
-          <w:rFonts w:hint="eastAsia"/>
-          <w:color w:val="FF0000"/>
-        </w:rPr>
-        <w:t>（需要讨论）</w:t>
+      </w:pPr>
+      <w:r>
+        <w:rPr>
+          <w:rFonts w:hint="eastAsia"/>
+        </w:rPr>
+        <w:t>改索引的</w:t>
+      </w:r>
+      <w:r>
+        <w:rPr>
+          <w:rFonts w:hint="eastAsia"/>
+        </w:rPr>
+        <w:t>rtnPredicate</w:t>
+      </w:r>
+      <w:r>
+        <w:rPr>
+          <w:rFonts w:hint="eastAsia"/>
+        </w:rPr>
+        <w:t>带类型的</w:t>
+      </w:r>
+      <w:r>
+        <w:rPr>
+          <w:rFonts w:hint="eastAsia"/>
+        </w:rPr>
+        <w:t>maxElement</w:t>
+      </w:r>
+      <w:r>
+        <w:rPr>
+          <w:rFonts w:hint="eastAsia"/>
+        </w:rPr>
+        <w:t>及</w:t>
+      </w:r>
+      <w:r>
+        <w:rPr>
+          <w:rFonts w:hint="eastAsia"/>
+        </w:rPr>
+        <w:t>minElement</w:t>
       </w:r>
     </w:p>
     <w:p>
       <w:pPr>
         <w:pStyle w:val="Heading4"/>
-        <w:rPr>
-          <w:rFonts w:hint="eastAsia"/>
-        </w:rPr>
+      </w:pPr>
+    </w:p>
+    <w:p>
+      <w:pPr>
+        <w:pStyle w:val="Heading4"/>
       </w:pPr>
       <w:r>
         <w:rPr>
@@ -2976,11 +3200,6 @@
       </w:r>
     </w:p>
     <w:p>
-      <w:pPr>
-        <w:rPr>
-          <w:rFonts w:hint="eastAsia"/>
-        </w:rPr>
-      </w:pPr>
       <w:r>
         <w:rPr>
           <w:rFonts w:hint="eastAsia"/>
@@ -2991,7 +3210,7 @@
         <w:rPr>
           <w:rFonts w:hint="eastAsia"/>
         </w:rPr>
-        <w:t>mthCmpWithType</w:t>
+        <w:t>disablemixcmp</w:t>
       </w:r>
       <w:r>
         <w:rPr>
@@ -3023,25 +3242,21 @@
         </w:rPr>
         <w:t>动态生效</w:t>
       </w:r>
-    </w:p>
-    <w:p>
-      <w:pPr>
-        <w:rPr>
-          <w:rFonts w:hint="eastAsia"/>
-        </w:rPr>
-      </w:pPr>
-    </w:p>
-    <w:p>
-      <w:pPr>
-        <w:rPr>
-          <w:rFonts w:hint="eastAsia"/>
-        </w:rPr>
-      </w:pPr>
+      <w:r>
+        <w:rPr>
+          <w:rFonts w:hint="eastAsia"/>
+        </w:rPr>
+        <w:t>，此时需要清除缓存计划</w:t>
+      </w:r>
+    </w:p>
+    <w:p/>
+    <w:p>
       <w:r>
         <w:rPr>
           <w:rFonts w:hint="eastAsia"/>
           <w:noProof/>
         </w:rPr>
+        <w:lastRenderedPageBreak/>
         <w:drawing>
           <wp:inline distT="0" distB="0" distL="0" distR="0">
             <wp:extent cx="5274310" cy="1706661"/>
@@ -3089,13 +3304,7 @@
         </w:drawing>
       </w:r>
     </w:p>
-    <w:p>
-      <w:pPr>
-        <w:rPr>
-          <w:rFonts w:hint="eastAsia"/>
-        </w:rPr>
-      </w:pPr>
-    </w:p>
+    <w:p/>
     <w:p>
       <w:pPr>
         <w:pStyle w:val="Heading4"/>
@@ -3120,102 +3329,71 @@
       </w:r>
     </w:p>
     <w:p>
-      <w:pPr>
-        <w:rPr>
-          <w:rFonts w:hint="eastAsia"/>
-        </w:rPr>
-      </w:pPr>
-      <w:r>
-        <w:rPr>
-          <w:rFonts w:hint="eastAsia"/>
-        </w:rPr>
-        <w:t>查询计划代价计算以</w:t>
-      </w:r>
-      <w:r>
-        <w:rPr>
-          <w:rFonts w:hint="eastAsia"/>
-        </w:rPr>
-        <w:t>mthCmpWithType=FALSE</w:t>
-      </w:r>
-      <w:r>
-        <w:rPr>
-          <w:rFonts w:hint="eastAsia"/>
-        </w:rPr>
-        <w:t>为基础</w:t>
-      </w:r>
-    </w:p>
-    <w:p>
-      <w:pPr>
-        <w:rPr>
-          <w:rFonts w:hint="eastAsia"/>
-        </w:rPr>
-      </w:pPr>
-    </w:p>
-    <w:p>
-      <w:pPr>
-        <w:rPr>
-          <w:rFonts w:hint="eastAsia"/>
-        </w:rPr>
-      </w:pPr>
-      <w:r>
-        <w:rPr>
-          <w:rFonts w:hint="eastAsia"/>
-        </w:rPr>
-        <w:t>mthCmpWithType</w:t>
-      </w:r>
-      <w:r>
-        <w:rPr>
-          <w:rFonts w:hint="eastAsia"/>
-        </w:rPr>
-        <w:t>不会保存在缓存的查询计划中，因此</w:t>
-      </w:r>
-      <w:r>
-        <w:rPr>
-          <w:rFonts w:hint="eastAsia"/>
-        </w:rPr>
-        <w:t>缓存的查询计划在</w:t>
-      </w:r>
-      <w:r>
-        <w:t>mthCmpWithType</w:t>
-      </w:r>
-      <w:r>
-        <w:rPr>
-          <w:rFonts w:hint="eastAsia"/>
-        </w:rPr>
-        <w:t>动态</w:t>
-      </w:r>
-      <w:r>
-        <w:rPr>
-          <w:rFonts w:hint="eastAsia"/>
-        </w:rPr>
-        <w:t>修改</w:t>
-      </w:r>
-      <w:r>
-        <w:rPr>
-          <w:rFonts w:hint="eastAsia"/>
-        </w:rPr>
-        <w:t>生效前后执行使用的比较模式不一样</w:t>
-      </w:r>
-    </w:p>
-    <w:p>
-      <w:pPr>
-        <w:rPr>
-          <w:rFonts w:hint="eastAsia"/>
-        </w:rPr>
-      </w:pPr>
-    </w:p>
-    <w:p>
-      <w:pPr>
-        <w:rPr>
-          <w:rFonts w:hint="eastAsia"/>
-        </w:rPr>
-      </w:pPr>
+      <w:r>
+        <w:rPr>
+          <w:rFonts w:hint="eastAsia"/>
+        </w:rPr>
+        <w:t>查询计划代价计算</w:t>
+      </w:r>
+      <w:r>
+        <w:rPr>
+          <w:rFonts w:hint="eastAsia"/>
+        </w:rPr>
+        <w:t>以</w:t>
+      </w:r>
+      <w:r>
+        <w:rPr>
+          <w:rFonts w:hint="eastAsia"/>
+        </w:rPr>
+        <w:t>disablemixcmp</w:t>
+      </w:r>
+      <w:r>
+        <w:rPr>
+          <w:rFonts w:hint="eastAsia"/>
+        </w:rPr>
+        <w:t>在</w:t>
+      </w:r>
+      <w:r>
+        <w:rPr>
+          <w:rFonts w:hint="eastAsia"/>
+        </w:rPr>
+        <w:t>rtnCB</w:t>
+      </w:r>
+      <w:r>
+        <w:rPr>
+          <w:rFonts w:hint="eastAsia"/>
+        </w:rPr>
+        <w:t>中的实际值为准</w:t>
+      </w:r>
+    </w:p>
+    <w:p/>
+    <w:p>
+      <w:r>
+        <w:rPr>
+          <w:rFonts w:hint="eastAsia"/>
+        </w:rPr>
+        <w:t>查询计划在</w:t>
+      </w:r>
+      <w:r>
+        <w:rPr>
+          <w:rFonts w:hint="eastAsia"/>
+        </w:rPr>
+        <w:t>disablemixcmp</w:t>
+      </w:r>
+      <w:r>
+        <w:rPr>
+          <w:rFonts w:hint="eastAsia"/>
+        </w:rPr>
+        <w:t>动态修改后，缓存失效</w:t>
+      </w:r>
+    </w:p>
+    <w:p/>
+    <w:p>
       <w:r>
         <w:rPr>
           <w:rFonts w:hint="eastAsia"/>
           <w:noProof/>
         </w:rPr>
-        <w:lastRenderedPageBreak/>
         <w:drawing>
           <wp:inline distT="0" distB="0" distL="0" distR="0">
             <wp:extent cx="2286000" cy="3235960"/>
@@ -3405,6 +3583,7 @@
         <w:rPr>
           <w:rFonts w:hint="eastAsia"/>
         </w:rPr>
+        <w:lastRenderedPageBreak/>
         <w:t>验收</w:t>
       </w:r>
       <w:r>
@@ -3686,7 +3865,6 @@
             <w:pPr>
               <w:ind w:left="0"/>
               <w:rPr>
-                <w:rFonts w:hint="eastAsia"/>
                 <w:sz w:val="13"/>
                 <w:szCs w:val="13"/>
               </w:rPr>
@@ -4075,7 +4253,7 @@
   <w:abstractNum w:abstractNumId="1">
     <w:nsid w:val="094F5BDD"/>
     <w:multiLevelType w:val="hybridMultilevel"/>
-    <w:tmpl w:val="B53C3652"/>
+    <w:tmpl w:val="22CC6568"/>
     <w:lvl w:ilvl="0" w:tplc="0409000F">
       <w:start w:val="1"/>
       <w:numFmt w:val="decimal"/>
@@ -4094,16 +4272,16 @@
         <w:ind w:left="1197" w:hanging="420"/>
       </w:pPr>
     </w:lvl>
-    <w:lvl w:ilvl="2" w:tplc="0409001B" w:tentative="1">
-      <w:start w:val="1"/>
-      <w:numFmt w:val="lowerRoman"/>
+    <w:lvl w:ilvl="2" w:tplc="0409000F">
+      <w:start w:val="1"/>
+      <w:numFmt w:val="decimal"/>
       <w:lvlText w:val="%3."/>
-      <w:lvlJc w:val="right"/>
+      <w:lvlJc w:val="left"/>
       <w:pPr>
         <w:ind w:left="1617" w:hanging="420"/>
       </w:pPr>
     </w:lvl>
-    <w:lvl w:ilvl="3" w:tplc="0409000F" w:tentative="1">
+    <w:lvl w:ilvl="3" w:tplc="0409000F">
       <w:start w:val="1"/>
       <w:numFmt w:val="decimal"/>
       <w:lvlText w:val="%4."/>

--- a/internal_doc/03.开发设计/mthMatcher/Story-mthMatcher统一数据类型比较模式.docx
+++ b/internal_doc/03.开发设计/mthMatcher/Story-mthMatcher统一数据类型比较模式.docx
@@ -419,19 +419,7 @@
         <w:rPr>
           <w:rFonts w:hint="eastAsia"/>
         </w:rPr>
-        <w:t>disable</w:t>
-      </w:r>
-      <w:r>
-        <w:rPr>
-          <w:rFonts w:hint="eastAsia"/>
-        </w:rPr>
-        <w:t>mix</w:t>
-      </w:r>
-      <w:r>
-        <w:rPr>
-          <w:rFonts w:hint="eastAsia"/>
-        </w:rPr>
-        <w:t>cmp</w:t>
+        <w:t>enablemixcmp</w:t>
       </w:r>
       <w:r>
         <w:rPr>
@@ -458,6 +446,86 @@
         <w:rPr>
           <w:rFonts w:hint="eastAsia"/>
         </w:rPr>
+        <w:t>false</w:t>
+      </w:r>
+      <w:r>
+        <w:rPr>
+          <w:rFonts w:hint="eastAsia"/>
+        </w:rPr>
+        <w:t>：表示</w:t>
+      </w:r>
+      <w:r>
+        <w:rPr>
+          <w:rFonts w:hint="eastAsia"/>
+        </w:rPr>
+        <w:t>不</w:t>
+      </w:r>
+      <w:r>
+        <w:rPr>
+          <w:rFonts w:hint="eastAsia"/>
+        </w:rPr>
+        <w:t>比较</w:t>
+      </w:r>
+      <w:r>
+        <w:rPr>
+          <w:rFonts w:hint="eastAsia"/>
+        </w:rPr>
+        <w:t>混合</w:t>
+      </w:r>
+      <w:r>
+        <w:rPr>
+          <w:rFonts w:hint="eastAsia"/>
+        </w:rPr>
+        <w:t>数据类型</w:t>
+      </w:r>
+      <w:r>
+        <w:rPr>
+          <w:rFonts w:hint="eastAsia"/>
+        </w:rPr>
+        <w:t>，比较符两侧的数据</w:t>
+      </w:r>
+      <w:r>
+        <w:rPr>
+          <w:rFonts w:hint="eastAsia"/>
+        </w:rPr>
+        <w:t>的比较优先级（</w:t>
+      </w:r>
+      <w:r>
+        <w:rPr>
+          <w:rFonts w:hint="eastAsia"/>
+        </w:rPr>
+        <w:t>Canonical</w:t>
+      </w:r>
+      <w:r>
+        <w:rPr>
+          <w:rFonts w:hint="eastAsia"/>
+        </w:rPr>
+        <w:t>类型</w:t>
+      </w:r>
+      <w:r>
+        <w:rPr>
+          <w:rFonts w:hint="eastAsia"/>
+        </w:rPr>
+        <w:t>）</w:t>
+      </w:r>
+      <w:r>
+        <w:rPr>
+          <w:rFonts w:hint="eastAsia"/>
+        </w:rPr>
+        <w:t>不一样则返回</w:t>
+      </w:r>
+      <w:r>
+        <w:rPr>
+          <w:rFonts w:hint="eastAsia"/>
+        </w:rPr>
+        <w:t>FALSE</w:t>
+      </w:r>
+    </w:p>
+    <w:p>
+      <w:r>
+        <w:rPr>
+          <w:rFonts w:hint="eastAsia"/>
+        </w:rPr>
         <w:t>true</w:t>
       </w:r>
       <w:r>
@@ -470,12 +538,6 @@
         <w:rPr>
           <w:rFonts w:hint="eastAsia"/>
         </w:rPr>
-        <w:t>不</w:t>
-      </w:r>
-      <w:r>
-        <w:rPr>
-          <w:rFonts w:hint="eastAsia"/>
-        </w:rPr>
         <w:t>比较</w:t>
       </w:r>
       <w:r>
@@ -488,13 +550,19 @@
         <w:rPr>
           <w:rFonts w:hint="eastAsia"/>
         </w:rPr>
-        <w:t>数据类型</w:t>
-      </w:r>
-      <w:r>
-        <w:rPr>
-          <w:rFonts w:hint="eastAsia"/>
-        </w:rPr>
-        <w:t>，比较符两侧的数据</w:t>
+        <w:t>数据类型，</w:t>
+      </w:r>
+      <w:r>
+        <w:rPr>
+          <w:rFonts w:hint="eastAsia"/>
+        </w:rPr>
+        <w:t>比较符两侧的数据如果</w:t>
+      </w:r>
+      <w:r>
+        <w:rPr>
+          <w:rFonts w:hint="eastAsia"/>
+        </w:rPr>
+        <w:t>比较优先级（</w:t>
       </w:r>
       <w:r>
         <w:rPr>
@@ -506,16 +574,47 @@
         <w:rPr>
           <w:rFonts w:hint="eastAsia"/>
         </w:rPr>
-        <w:t>类型不一样则返回</w:t>
-      </w:r>
-      <w:r>
-        <w:rPr>
-          <w:rFonts w:hint="eastAsia"/>
-        </w:rPr>
-        <w:t>FALSE</w:t>
-      </w:r>
-    </w:p>
-    <w:p>
+        <w:t>类型）</w:t>
+      </w:r>
+      <w:r>
+        <w:rPr>
+          <w:rFonts w:hint="eastAsia"/>
+        </w:rPr>
+        <w:t>不一致，按</w:t>
+      </w:r>
+      <w:r>
+        <w:rPr>
+          <w:rFonts w:hint="eastAsia"/>
+        </w:rPr>
+        <w:t>比较优先级（</w:t>
+      </w:r>
+      <w:r>
+        <w:rPr>
+          <w:rFonts w:hint="eastAsia"/>
+        </w:rPr>
+        <w:t>Canonical</w:t>
+      </w:r>
+      <w:r>
+        <w:rPr>
+          <w:rFonts w:hint="eastAsia"/>
+        </w:rPr>
+        <w:t>类型）</w:t>
+      </w:r>
+      <w:r>
+        <w:rPr>
+          <w:rFonts w:hint="eastAsia"/>
+        </w:rPr>
+        <w:t>的取值来比较</w:t>
+      </w:r>
+    </w:p>
+    <w:p/>
+    <w:p>
+      <w:r>
+        <w:rPr>
+          <w:rFonts w:hint="eastAsia"/>
+        </w:rPr>
+        <w:t>默认取</w:t>
+      </w:r>
       <w:r>
         <w:rPr>
           <w:rFonts w:hint="eastAsia"/>
@@ -526,80 +625,11 @@
         <w:rPr>
           <w:rFonts w:hint="eastAsia"/>
         </w:rPr>
-        <w:t>：表示</w:t>
-      </w:r>
-      <w:r>
-        <w:rPr>
-          <w:rFonts w:hint="eastAsia"/>
-        </w:rPr>
-        <w:t>比较</w:t>
-      </w:r>
-      <w:r>
-        <w:rPr>
-          <w:rFonts w:hint="eastAsia"/>
-        </w:rPr>
-        <w:t>混合</w:t>
-      </w:r>
-      <w:r>
-        <w:rPr>
-          <w:rFonts w:hint="eastAsia"/>
-        </w:rPr>
-        <w:t>数据类型，</w:t>
-      </w:r>
-      <w:r>
-        <w:rPr>
-          <w:rFonts w:hint="eastAsia"/>
-        </w:rPr>
-        <w:t>比较符两侧的数据如果</w:t>
-      </w:r>
-      <w:r>
-        <w:rPr>
-          <w:rFonts w:hint="eastAsia"/>
-        </w:rPr>
-        <w:t>Canonical</w:t>
-      </w:r>
-      <w:r>
-        <w:rPr>
-          <w:rFonts w:hint="eastAsia"/>
-        </w:rPr>
-        <w:t>类型不一致，按</w:t>
-      </w:r>
-      <w:r>
-        <w:rPr>
-          <w:rFonts w:hint="eastAsia"/>
-        </w:rPr>
-        <w:t>Canonical</w:t>
-      </w:r>
-      <w:r>
-        <w:rPr>
-          <w:rFonts w:hint="eastAsia"/>
-        </w:rPr>
-        <w:t>的取值来比较</w:t>
+        <w:t>；此参数可以动态设置</w:t>
       </w:r>
     </w:p>
     <w:p/>
     <w:p>
-      <w:r>
-        <w:rPr>
-          <w:rFonts w:hint="eastAsia"/>
-        </w:rPr>
-        <w:t>默认取</w:t>
-      </w:r>
-      <w:r>
-        <w:rPr>
-          <w:rFonts w:hint="eastAsia"/>
-        </w:rPr>
-        <w:t>true</w:t>
-      </w:r>
-      <w:r>
-        <w:rPr>
-          <w:rFonts w:hint="eastAsia"/>
-        </w:rPr>
-        <w:t>；此参数可以动态设置</w:t>
-      </w:r>
-    </w:p>
-    <w:p/>
-    <w:p>
       <w:pPr>
         <w:pStyle w:val="Heading2"/>
       </w:pPr>
@@ -614,6 +644,62 @@
           <w:rFonts w:hint="eastAsia"/>
         </w:rPr>
         <w:t>约束和依赖</w:t>
+      </w:r>
+    </w:p>
+    <w:p>
+      <w:r>
+        <w:rPr>
+          <w:rFonts w:hint="eastAsia"/>
+        </w:rPr>
+        <w:t>Catalog</w:t>
+      </w:r>
+      <w:r>
+        <w:rPr>
+          <w:rFonts w:hint="eastAsia"/>
+        </w:rPr>
+        <w:t>节点</w:t>
+      </w:r>
+      <w:r>
+        <w:rPr>
+          <w:rFonts w:hint="eastAsia"/>
+        </w:rPr>
+        <w:t>和</w:t>
+      </w:r>
+      <w:r>
+        <w:rPr>
+          <w:rFonts w:hint="eastAsia"/>
+        </w:rPr>
+        <w:t>OM</w:t>
+      </w:r>
+      <w:r>
+        <w:rPr>
+          <w:rFonts w:hint="eastAsia"/>
+        </w:rPr>
+        <w:t>节点</w:t>
+      </w:r>
+      <w:r>
+        <w:rPr>
+          <w:rFonts w:hint="eastAsia"/>
+        </w:rPr>
+        <w:t>上</w:t>
+      </w:r>
+      <w:r>
+        <w:rPr>
+          <w:rFonts w:hint="eastAsia"/>
+        </w:rPr>
+        <w:t>enablemixcmp</w:t>
+      </w:r>
+      <w:r>
+        <w:rPr>
+          <w:rFonts w:hint="eastAsia"/>
+        </w:rPr>
+        <w:t>自动修改成</w:t>
+      </w:r>
+      <w:r>
+        <w:rPr>
+          <w:rFonts w:hint="eastAsia"/>
+        </w:rPr>
+        <w:t>false</w:t>
       </w:r>
     </w:p>
     <w:p/>
@@ -653,9 +739,9 @@
         </w:rPr>
         <w:drawing>
           <wp:inline distT="0" distB="0" distL="0" distR="0">
-            <wp:extent cx="5274310" cy="2269382"/>
+            <wp:extent cx="5274310" cy="1936984"/>
             <wp:effectExtent l="19050" t="0" r="2540" b="0"/>
-            <wp:docPr id="2" name="Picture 1"/>
+            <wp:docPr id="4" name="Picture 2"/>
             <wp:cNvGraphicFramePr>
               <a:graphicFrameLocks xmlns:a="http://schemas.openxmlformats.org/drawingml/2006/main" noChangeAspect="1"/>
             </wp:cNvGraphicFramePr>
@@ -663,7 +749,7 @@
               <a:graphicData uri="http://schemas.openxmlformats.org/drawingml/2006/picture">
                 <pic:pic xmlns:pic="http://schemas.openxmlformats.org/drawingml/2006/picture">
                   <pic:nvPicPr>
-                    <pic:cNvPr id="0" name="Picture 1"/>
+                    <pic:cNvPr id="0" name="Picture 2"/>
                     <pic:cNvPicPr>
                       <a:picLocks noChangeAspect="1" noChangeArrowheads="1"/>
                     </pic:cNvPicPr>
@@ -678,7 +764,7 @@
                   <pic:spPr bwMode="auto">
                     <a:xfrm>
                       <a:off x="0" y="0"/>
-                      <a:ext cx="5274310" cy="2269382"/>
+                      <a:ext cx="5274310" cy="1936984"/>
                     </a:xfrm>
                     <a:prstGeom prst="rect">
                       <a:avLst/>
@@ -755,7 +841,19 @@
         <w:rPr>
           <w:rFonts w:hint="eastAsia"/>
         </w:rPr>
-        <w:t>比较根据下表的数值（</w:t>
+        <w:t>比较根据</w:t>
+      </w:r>
+      <w:r>
+        <w:rPr>
+          <w:rFonts w:hint="eastAsia"/>
+        </w:rPr>
+        <w:t>比较优先级</w:t>
+      </w:r>
+      <w:r>
+        <w:rPr>
+          <w:rFonts w:hint="eastAsia"/>
+        </w:rPr>
+        <w:t>（</w:t>
       </w:r>
       <w:r>
         <w:rPr>
@@ -1497,7 +1595,6 @@
                 <w:sz w:val="15"/>
                 <w:szCs w:val="15"/>
               </w:rPr>
-              <w:lastRenderedPageBreak/>
               <w:t>Code</w:t>
             </w:r>
           </w:p>
@@ -1543,6 +1640,7 @@
                 <w:sz w:val="15"/>
                 <w:szCs w:val="15"/>
               </w:rPr>
+              <w:lastRenderedPageBreak/>
               <w:t>CodeWScope</w:t>
             </w:r>
           </w:p>
@@ -1649,6 +1747,9 @@
           <w:numId w:val="18"/>
         </w:numPr>
         <w:ind w:firstLineChars="0"/>
+        <w:rPr>
+          <w:rFonts w:hint="eastAsia"/>
+        </w:rPr>
       </w:pPr>
       <w:r>
         <w:rPr>
@@ -1660,7 +1761,13 @@
         <w:rPr>
           <w:rFonts w:hint="eastAsia"/>
         </w:rPr>
-        <w:t>disablemixcmp</w:t>
+        <w:t>enable</w:t>
+      </w:r>
+      <w:r>
+        <w:rPr>
+          <w:rFonts w:hint="eastAsia"/>
+        </w:rPr>
+        <w:t>mixcmp</w:t>
       </w:r>
       <w:r>
         <w:rPr>
@@ -1694,31 +1801,31 @@
         <w:rPr>
           <w:rFonts w:hint="eastAsia"/>
         </w:rPr>
-        <w:t>比较匹配符两侧的数值</w:t>
-      </w:r>
-      <w:r>
-        <w:rPr>
-          <w:rFonts w:hint="eastAsia"/>
-        </w:rPr>
-        <w:t>的</w:t>
-      </w:r>
-      <w:r>
-        <w:rPr>
-          <w:rFonts w:hint="eastAsia"/>
-        </w:rPr>
-        <w:t>canonical</w:t>
-      </w:r>
-      <w:r>
-        <w:rPr>
-          <w:rFonts w:hint="eastAsia"/>
-        </w:rPr>
-        <w:t>类型不一致时，返回</w:t>
-      </w:r>
-      <w:r>
-        <w:rPr>
-          <w:rFonts w:hint="eastAsia"/>
-        </w:rPr>
-        <w:t>FALSE</w:t>
+        <w:t>先比较比较优先级（</w:t>
+      </w:r>
+      <w:r>
+        <w:rPr>
+          <w:rFonts w:hint="eastAsia"/>
+        </w:rPr>
+        <w:t>Canonical</w:t>
+      </w:r>
+      <w:r>
+        <w:rPr>
+          <w:rFonts w:hint="eastAsia"/>
+        </w:rPr>
+        <w:t>类型），根据比较优先级（</w:t>
+      </w:r>
+      <w:r>
+        <w:rPr>
+          <w:rFonts w:hint="eastAsia"/>
+        </w:rPr>
+        <w:t>Canonical</w:t>
+      </w:r>
+      <w:r>
+        <w:rPr>
+          <w:rFonts w:hint="eastAsia"/>
+        </w:rPr>
+        <w:t>类型）的值来比较</w:t>
       </w:r>
     </w:p>
     <w:p>
@@ -1734,25 +1841,7 @@
         <w:rPr>
           <w:rFonts w:hint="eastAsia"/>
         </w:rPr>
-        <w:t>比较匹配符两则的数值</w:t>
-      </w:r>
-      <w:r>
-        <w:rPr>
-          <w:rFonts w:hint="eastAsia"/>
-        </w:rPr>
-        <w:t>的</w:t>
-      </w:r>
-      <w:r>
-        <w:rPr>
-          <w:rFonts w:hint="eastAsia"/>
-        </w:rPr>
-        <w:t>canonical</w:t>
-      </w:r>
-      <w:r>
-        <w:rPr>
-          <w:rFonts w:hint="eastAsia"/>
-        </w:rPr>
-        <w:t>类型一致时，返回数值的比较结果</w:t>
+        <w:t>再比较数值</w:t>
       </w:r>
     </w:p>
     <w:p>
@@ -1774,7 +1863,7 @@
         <w:rPr>
           <w:rFonts w:hint="eastAsia"/>
         </w:rPr>
-        <w:t>disablemixcmp</w:t>
+        <w:t>enablemixcmp</w:t>
       </w:r>
       <w:r>
         <w:rPr>
@@ -1792,19 +1881,7 @@
         <w:rPr>
           <w:rFonts w:hint="eastAsia"/>
         </w:rPr>
-        <w:t>时，</w:t>
-      </w:r>
-      <w:r>
-        <w:rPr>
-          <w:rFonts w:hint="eastAsia"/>
-        </w:rPr>
-        <w:t>比较匹配</w:t>
-      </w:r>
-      <w:r>
-        <w:rPr>
-          <w:rFonts w:hint="eastAsia"/>
-        </w:rPr>
-        <w:t>符加入数据类型进行比较</w:t>
+        <w:t>时</w:t>
       </w:r>
     </w:p>
     <w:p>
@@ -1820,43 +1897,43 @@
         <w:rPr>
           <w:rFonts w:hint="eastAsia"/>
         </w:rPr>
-        <w:t>先比较数据类型</w:t>
-      </w:r>
-      <w:r>
-        <w:rPr>
-          <w:rFonts w:hint="eastAsia"/>
-        </w:rPr>
-        <w:t>（</w:t>
-      </w:r>
-      <w:r>
-        <w:rPr>
-          <w:rFonts w:hint="eastAsia"/>
-        </w:rPr>
-        <w:t>canonica</w:t>
-      </w:r>
-      <w:r>
-        <w:rPr>
-          <w:rFonts w:hint="eastAsia"/>
-        </w:rPr>
-        <w:t>l</w:t>
-      </w:r>
-      <w:r>
-        <w:rPr>
-          <w:rFonts w:hint="eastAsia"/>
-        </w:rPr>
-        <w:t>类型），根据</w:t>
-      </w:r>
-      <w:r>
-        <w:rPr>
-          <w:rFonts w:hint="eastAsia"/>
-        </w:rPr>
-        <w:t>canonical</w:t>
-      </w:r>
-      <w:r>
-        <w:rPr>
-          <w:rFonts w:hint="eastAsia"/>
-        </w:rPr>
-        <w:t>类型的值来比较</w:t>
+        <w:t>比较匹配符两侧的数值</w:t>
+      </w:r>
+      <w:r>
+        <w:rPr>
+          <w:rFonts w:hint="eastAsia"/>
+        </w:rPr>
+        <w:t>的</w:t>
+      </w:r>
+      <w:r>
+        <w:rPr>
+          <w:rFonts w:hint="eastAsia"/>
+        </w:rPr>
+        <w:t>比较优先级（</w:t>
+      </w:r>
+      <w:r>
+        <w:rPr>
+          <w:rFonts w:hint="eastAsia"/>
+        </w:rPr>
+        <w:t>Canonical</w:t>
+      </w:r>
+      <w:r>
+        <w:rPr>
+          <w:rFonts w:hint="eastAsia"/>
+        </w:rPr>
+        <w:t>类型）</w:t>
+      </w:r>
+      <w:r>
+        <w:rPr>
+          <w:rFonts w:hint="eastAsia"/>
+        </w:rPr>
+        <w:t>不一致时，返回</w:t>
+      </w:r>
+      <w:r>
+        <w:rPr>
+          <w:rFonts w:hint="eastAsia"/>
+        </w:rPr>
+        <w:t>FALSE</w:t>
       </w:r>
     </w:p>
     <w:p>
@@ -1872,7 +1949,37 @@
         <w:rPr>
           <w:rFonts w:hint="eastAsia"/>
         </w:rPr>
-        <w:t>再比较数值</w:t>
+        <w:t>比较匹配符两则的数值</w:t>
+      </w:r>
+      <w:r>
+        <w:rPr>
+          <w:rFonts w:hint="eastAsia"/>
+        </w:rPr>
+        <w:t>的</w:t>
+      </w:r>
+      <w:r>
+        <w:rPr>
+          <w:rFonts w:hint="eastAsia"/>
+        </w:rPr>
+        <w:t>比较优先级（</w:t>
+      </w:r>
+      <w:r>
+        <w:rPr>
+          <w:rFonts w:hint="eastAsia"/>
+        </w:rPr>
+        <w:t>Canonical</w:t>
+      </w:r>
+      <w:r>
+        <w:rPr>
+          <w:rFonts w:hint="eastAsia"/>
+        </w:rPr>
+        <w:t>类型）</w:t>
+      </w:r>
+      <w:r>
+        <w:rPr>
+          <w:rFonts w:hint="eastAsia"/>
+        </w:rPr>
+        <w:t>一致时，返回数值的比较结果</w:t>
       </w:r>
     </w:p>
     <w:p>
@@ -1950,7 +2057,25 @@
         <w:rPr>
           <w:rFonts w:hint="eastAsia"/>
         </w:rPr>
-        <w:t>{a:'a'}</w:t>
+        <w:t>{a:</w:t>
+      </w:r>
+      <w:r>
+        <w:t>"</w:t>
+      </w:r>
+      <w:r>
+        <w:rPr>
+          <w:rFonts w:hint="eastAsia"/>
+        </w:rPr>
+        <w:t>a</w:t>
+      </w:r>
+      <w:r>
+        <w:t>"</w:t>
+      </w:r>
+      <w:r>
+        <w:rPr>
+          <w:rFonts w:hint="eastAsia"/>
+        </w:rPr>
+        <w:t>}</w:t>
       </w:r>
     </w:p>
     <w:p>
@@ -1961,15 +2086,43 @@
           <w:numId w:val="18"/>
         </w:numPr>
         <w:ind w:firstLineChars="0"/>
-        <w:rPr>
-          <w:rFonts w:hint="eastAsia"/>
-        </w:rPr>
       </w:pPr>
       <w:r>
         <w:rPr>
           <w:rFonts w:hint="eastAsia"/>
         </w:rPr>
         <w:t>{$gt:{$minKey:1}}</w:t>
+      </w:r>
+      <w:r>
+        <w:rPr>
+          <w:rFonts w:hint="eastAsia"/>
+        </w:rPr>
+        <w:t>：</w:t>
+      </w:r>
+      <w:r>
+        <w:rPr>
+          <w:rFonts w:hint="eastAsia"/>
+        </w:rPr>
+        <w:t>可以匹配所有数据</w:t>
+      </w:r>
+    </w:p>
+    <w:p>
+      <w:pPr>
+        <w:pStyle w:val="ListParagraph"/>
+        <w:numPr>
+          <w:ilvl w:val="1"/>
+          <w:numId w:val="18"/>
+        </w:numPr>
+        <w:ind w:firstLineChars="0"/>
+        <w:rPr>
+          <w:rFonts w:hint="eastAsia"/>
+        </w:rPr>
+      </w:pPr>
+      <w:r>
+        <w:rPr>
+          <w:rFonts w:hint="eastAsia"/>
+        </w:rPr>
+        <w:t>{$gt:0}</w:t>
       </w:r>
     </w:p>
     <w:p>
@@ -1988,13 +2141,13 @@
         <w:rPr>
           <w:rFonts w:hint="eastAsia"/>
         </w:rPr>
-        <w:t>在</w:t>
-      </w:r>
-      <w:r>
-        <w:rPr>
-          <w:rFonts w:hint="eastAsia"/>
-        </w:rPr>
-        <w:t>disablemixcmp</w:t>
+        <w:t>ena</w:t>
+      </w:r>
+      <w:r>
+        <w:rPr>
+          <w:rFonts w:hint="eastAsia"/>
+        </w:rPr>
+        <w:t>blemixcmp</w:t>
       </w:r>
       <w:r>
         <w:rPr>
@@ -2012,25 +2165,43 @@
         <w:rPr>
           <w:rFonts w:hint="eastAsia"/>
         </w:rPr>
-        <w:t>时，</w:t>
-      </w:r>
-      <w:r>
-        <w:rPr>
-          <w:rFonts w:hint="eastAsia"/>
-        </w:rPr>
-        <w:t>不能匹配任何数据，因为没有数据的类型是</w:t>
-      </w:r>
-      <w:r>
-        <w:rPr>
-          <w:rFonts w:hint="eastAsia"/>
-        </w:rPr>
-        <w:t>$minKey</w:t>
-      </w:r>
-      <w:r>
-        <w:rPr>
-          <w:rFonts w:hint="eastAsia"/>
-        </w:rPr>
-        <w:t>；</w:t>
+        <w:t>时，可以匹配</w:t>
+      </w:r>
+      <w:r>
+        <w:rPr>
+          <w:rFonts w:hint="eastAsia"/>
+        </w:rPr>
+        <w:t>{a:1}</w:t>
+      </w:r>
+      <w:r>
+        <w:rPr>
+          <w:rFonts w:hint="eastAsia"/>
+        </w:rPr>
+        <w:t>和</w:t>
+      </w:r>
+      <w:r>
+        <w:rPr>
+          <w:rFonts w:hint="eastAsia"/>
+        </w:rPr>
+        <w:t>{a:</w:t>
+      </w:r>
+      <w:r>
+        <w:t>"</w:t>
+      </w:r>
+      <w:r>
+        <w:rPr>
+          <w:rFonts w:hint="eastAsia"/>
+        </w:rPr>
+        <w:t>a</w:t>
+      </w:r>
+      <w:r>
+        <w:t>"</w:t>
+      </w:r>
+      <w:r>
+        <w:rPr>
+          <w:rFonts w:hint="eastAsia"/>
+        </w:rPr>
+        <w:t>}</w:t>
       </w:r>
     </w:p>
     <w:p>
@@ -2046,13 +2217,13 @@
         <w:rPr>
           <w:rFonts w:hint="eastAsia"/>
         </w:rPr>
-        <w:t>在</w:t>
-      </w:r>
-      <w:r>
-        <w:rPr>
-          <w:rFonts w:hint="eastAsia"/>
-        </w:rPr>
-        <w:t>disablemixcmp</w:t>
+        <w:t>enable</w:t>
+      </w:r>
+      <w:r>
+        <w:rPr>
+          <w:rFonts w:hint="eastAsia"/>
+        </w:rPr>
+        <w:t>mixcmp</w:t>
       </w:r>
       <w:r>
         <w:rPr>
@@ -2070,13 +2241,13 @@
         <w:rPr>
           <w:rFonts w:hint="eastAsia"/>
         </w:rPr>
-        <w:t>时，</w:t>
-      </w:r>
-      <w:r>
-        <w:rPr>
-          <w:rFonts w:hint="eastAsia"/>
-        </w:rPr>
-        <w:t>可以匹配所有数据</w:t>
+        <w:t>时，仅匹配</w:t>
+      </w:r>
+      <w:r>
+        <w:rPr>
+          <w:rFonts w:hint="eastAsia"/>
+        </w:rPr>
+        <w:t>{a:1}</w:t>
       </w:r>
     </w:p>
     <w:p>
@@ -2092,109 +2263,6 @@
         <w:rPr>
           <w:rFonts w:hint="eastAsia"/>
         </w:rPr>
-        <w:t>{$gt:0}</w:t>
-      </w:r>
-      <w:r>
-        <w:rPr>
-          <w:rFonts w:hint="eastAsia"/>
-        </w:rPr>
-        <w:t>在</w:t>
-      </w:r>
-      <w:r>
-        <w:rPr>
-          <w:rFonts w:hint="eastAsia"/>
-        </w:rPr>
-        <w:t>disablemixcmp</w:t>
-      </w:r>
-      <w:r>
-        <w:rPr>
-          <w:rFonts w:hint="eastAsia"/>
-        </w:rPr>
-        <w:t>为</w:t>
-      </w:r>
-      <w:r>
-        <w:rPr>
-          <w:rFonts w:hint="eastAsia"/>
-        </w:rPr>
-        <w:t>TRUE</w:t>
-      </w:r>
-      <w:r>
-        <w:rPr>
-          <w:rFonts w:hint="eastAsia"/>
-        </w:rPr>
-        <w:t>时，可以匹配</w:t>
-      </w:r>
-      <w:r>
-        <w:rPr>
-          <w:rFonts w:hint="eastAsia"/>
-        </w:rPr>
-        <w:t>{a:1}</w:t>
-      </w:r>
-      <w:r>
-        <w:rPr>
-          <w:rFonts w:hint="eastAsia"/>
-        </w:rPr>
-        <w:t>和</w:t>
-      </w:r>
-      <w:r>
-        <w:rPr>
-          <w:rFonts w:hint="eastAsia"/>
-        </w:rPr>
-        <w:t>{a:'a'}</w:t>
-      </w:r>
-      <w:r>
-        <w:rPr>
-          <w:rFonts w:hint="eastAsia"/>
-        </w:rPr>
-        <w:t>；在</w:t>
-      </w:r>
-      <w:r>
-        <w:rPr>
-          <w:rFonts w:hint="eastAsia"/>
-        </w:rPr>
-        <w:t>disablemixcmp</w:t>
-      </w:r>
-      <w:r>
-        <w:rPr>
-          <w:rFonts w:hint="eastAsia"/>
-        </w:rPr>
-        <w:t>为</w:t>
-      </w:r>
-      <w:r>
-        <w:rPr>
-          <w:rFonts w:hint="eastAsia"/>
-        </w:rPr>
-        <w:t>FALSE</w:t>
-      </w:r>
-      <w:r>
-        <w:rPr>
-          <w:rFonts w:hint="eastAsia"/>
-        </w:rPr>
-        <w:t>时，仅匹配</w:t>
-      </w:r>
-      <w:r>
-        <w:rPr>
-          <w:rFonts w:hint="eastAsia"/>
-        </w:rPr>
-        <w:t>{a:1}</w:t>
-      </w:r>
-    </w:p>
-    <w:p>
-      <w:pPr>
-        <w:pStyle w:val="ListParagraph"/>
-        <w:numPr>
-          <w:ilvl w:val="1"/>
-          <w:numId w:val="18"/>
-        </w:numPr>
-        <w:ind w:firstLineChars="0"/>
-        <w:rPr>
-          <w:rFonts w:hint="eastAsia"/>
-        </w:rPr>
-      </w:pPr>
-      <w:r>
-        <w:rPr>
-          <w:rFonts w:hint="eastAsia"/>
-        </w:rPr>
         <w:t>minKey</w:t>
       </w:r>
       <w:r>
@@ -2232,13 +2300,105 @@
         <w:rPr>
           <w:rFonts w:hint="eastAsia"/>
         </w:rPr>
-        <w:t>统一使用</w:t>
-      </w:r>
-      <w:r>
-        <w:rPr>
-          <w:rFonts w:hint="eastAsia"/>
-        </w:rPr>
-        <w:t>disablemixcmp</w:t>
+        <w:t>{$gt:minKey}</w:t>
+      </w:r>
+      <w:r>
+        <w:rPr>
+          <w:rFonts w:hint="eastAsia"/>
+        </w:rPr>
+        <w:t>，</w:t>
+      </w:r>
+      <w:r>
+        <w:rPr>
+          <w:rFonts w:hint="eastAsia"/>
+        </w:rPr>
+        <w:t>{$lt:maxKey}</w:t>
+      </w:r>
+      <w:r>
+        <w:rPr>
+          <w:rFonts w:hint="eastAsia"/>
+        </w:rPr>
+        <w:t>和</w:t>
+      </w:r>
+      <w:r>
+        <w:rPr>
+          <w:rFonts w:hint="eastAsia"/>
+        </w:rPr>
+        <w:t>{$gt:minKey,$lt:maxKey}</w:t>
+      </w:r>
+      <w:r>
+        <w:rPr>
+          <w:rFonts w:hint="eastAsia"/>
+        </w:rPr>
+        <w:t>，可以匹配所有除了</w:t>
+      </w:r>
+      <w:r>
+        <w:rPr>
+          <w:rFonts w:hint="eastAsia"/>
+        </w:rPr>
+        <w:t>$minKey</w:t>
+      </w:r>
+      <w:r>
+        <w:rPr>
+          <w:rFonts w:hint="eastAsia"/>
+        </w:rPr>
+        <w:t>或者</w:t>
+      </w:r>
+      <w:r>
+        <w:rPr>
+          <w:rFonts w:hint="eastAsia"/>
+        </w:rPr>
+        <w:t>$maxKey</w:t>
+      </w:r>
+      <w:r>
+        <w:rPr>
+          <w:rFonts w:hint="eastAsia"/>
+        </w:rPr>
+        <w:t>的数据</w:t>
+      </w:r>
+    </w:p>
+    <w:p>
+      <w:pPr>
+        <w:pStyle w:val="ListParagraph"/>
+        <w:numPr>
+          <w:ilvl w:val="2"/>
+          <w:numId w:val="18"/>
+        </w:numPr>
+        <w:ind w:firstLineChars="0"/>
+        <w:rPr>
+          <w:rFonts w:hint="eastAsia"/>
+        </w:rPr>
+      </w:pPr>
+      <w:r>
+        <w:rPr>
+          <w:rFonts w:hint="eastAsia"/>
+        </w:rPr>
+        <w:t>{$gt:minKey, $lt</w:t>
+      </w:r>
+      <w:r>
+        <w:rPr>
+          <w:rFonts w:hint="eastAsia"/>
+        </w:rPr>
+        <w:t>e:'a'}</w:t>
+      </w:r>
+    </w:p>
+    <w:p>
+      <w:pPr>
+        <w:pStyle w:val="ListParagraph"/>
+        <w:numPr>
+          <w:ilvl w:val="3"/>
+          <w:numId w:val="18"/>
+        </w:numPr>
+        <w:ind w:firstLineChars="0"/>
+        <w:rPr>
+          <w:rFonts w:hint="eastAsia"/>
+        </w:rPr>
+      </w:pPr>
+      <w:r>
+        <w:rPr>
+          <w:rFonts w:hint="eastAsia"/>
+        </w:rPr>
+        <w:t>enablemixcmp</w:t>
       </w:r>
       <w:r>
         <w:rPr>
@@ -2250,25 +2410,77 @@
         <w:rPr>
           <w:rFonts w:hint="eastAsia"/>
         </w:rPr>
+        <w:t>TRUE</w:t>
+      </w:r>
+      <w:r>
+        <w:rPr>
+          <w:rFonts w:hint="eastAsia"/>
+        </w:rPr>
+        <w:t>时，</w:t>
+      </w:r>
+      <w:r>
+        <w:rPr>
+          <w:rFonts w:hint="eastAsia"/>
+        </w:rPr>
+        <w:t>可以匹配</w:t>
+      </w:r>
+      <w:r>
+        <w:rPr>
+          <w:rFonts w:hint="eastAsia"/>
+        </w:rPr>
+        <w:t>{a:1}</w:t>
+      </w:r>
+      <w:r>
+        <w:rPr>
+          <w:rFonts w:hint="eastAsia"/>
+        </w:rPr>
+        <w:t>和</w:t>
+      </w:r>
+      <w:r>
+        <w:rPr>
+          <w:rFonts w:hint="eastAsia"/>
+        </w:rPr>
+        <w:t>{a:"a"}</w:t>
+      </w:r>
+    </w:p>
+    <w:p>
+      <w:pPr>
+        <w:pStyle w:val="ListParagraph"/>
+        <w:numPr>
+          <w:ilvl w:val="3"/>
+          <w:numId w:val="18"/>
+        </w:numPr>
+        <w:ind w:firstLineChars="0"/>
+      </w:pPr>
+      <w:r>
+        <w:rPr>
+          <w:rFonts w:hint="eastAsia"/>
+        </w:rPr>
+        <w:t>enablemixcmp</w:t>
+      </w:r>
+      <w:r>
+        <w:rPr>
+          <w:rFonts w:hint="eastAsia"/>
+        </w:rPr>
+        <w:t>为</w:t>
+      </w:r>
+      <w:r>
+        <w:rPr>
+          <w:rFonts w:hint="eastAsia"/>
+        </w:rPr>
         <w:t>FALSE</w:t>
       </w:r>
       <w:r>
         <w:rPr>
           <w:rFonts w:hint="eastAsia"/>
         </w:rPr>
-        <w:t>处理：需要比较</w:t>
-      </w:r>
-      <w:r>
-        <w:rPr>
-          <w:rFonts w:hint="eastAsia"/>
-        </w:rPr>
-        <w:t>canonical</w:t>
-      </w:r>
-      <w:r>
-        <w:rPr>
-          <w:rFonts w:hint="eastAsia"/>
-        </w:rPr>
-        <w:t>类型</w:t>
+        <w:t>时，仅可以匹配</w:t>
+      </w:r>
+      <w:r>
+        <w:rPr>
+          <w:rFonts w:hint="eastAsia"/>
+        </w:rPr>
+        <w:t>{a:"a"}</w:t>
       </w:r>
     </w:p>
     <w:p>
@@ -2399,9 +2611,6 @@
           <w:p>
             <w:pPr>
               <w:ind w:left="0"/>
-              <w:rPr>
-                <w:rFonts w:hint="eastAsia"/>
-              </w:rPr>
             </w:pPr>
             <w:r>
               <w:t>{ "_id" : ObjectId("5909ae5c5c5a138ae8169a36"), "a" : 1 }</w:t>
@@ -2495,7 +2704,43 @@
         <w:rPr>
           <w:rFonts w:hint="eastAsia"/>
         </w:rPr>
-        <w:t>{$et:{$regex:'^a', $options:'i'}}</w:t>
+        <w:t>{$et:{$regex:</w:t>
+      </w:r>
+      <w:r>
+        <w:t>"</w:t>
+      </w:r>
+      <w:r>
+        <w:rPr>
+          <w:rFonts w:hint="eastAsia"/>
+        </w:rPr>
+        <w:t>^a</w:t>
+      </w:r>
+      <w:r>
+        <w:t>"</w:t>
+      </w:r>
+      <w:r>
+        <w:rPr>
+          <w:rFonts w:hint="eastAsia"/>
+        </w:rPr>
+        <w:t>, $options:</w:t>
+      </w:r>
+      <w:r>
+        <w:t>"</w:t>
+      </w:r>
+      <w:r>
+        <w:rPr>
+          <w:rFonts w:hint="eastAsia"/>
+        </w:rPr>
+        <w:t>i</w:t>
+      </w:r>
+      <w:r>
+        <w:t>"</w:t>
+      </w:r>
+      <w:r>
+        <w:rPr>
+          <w:rFonts w:hint="eastAsia"/>
+        </w:rPr>
+        <w:t>}}</w:t>
       </w:r>
       <w:r>
         <w:rPr>
@@ -2529,6 +2774,71 @@
         <w:rPr>
           <w:rFonts w:hint="eastAsia"/>
         </w:rPr>
+        <w:lastRenderedPageBreak/>
+        <w:t>$in</w:t>
+      </w:r>
+      <w:r>
+        <w:rPr>
+          <w:rFonts w:hint="eastAsia"/>
+        </w:rPr>
+        <w:t>，</w:t>
+      </w:r>
+      <w:r>
+        <w:rPr>
+          <w:rFonts w:hint="eastAsia"/>
+        </w:rPr>
+        <w:t>$nin</w:t>
+      </w:r>
+      <w:r>
+        <w:rPr>
+          <w:rFonts w:hint="eastAsia"/>
+        </w:rPr>
+        <w:t>及</w:t>
+      </w:r>
+      <w:r>
+        <w:rPr>
+          <w:rFonts w:hint="eastAsia"/>
+        </w:rPr>
+        <w:t>$all</w:t>
+      </w:r>
+      <w:r>
+        <w:rPr>
+          <w:rFonts w:hint="eastAsia"/>
+        </w:rPr>
+        <w:t>中</w:t>
+      </w:r>
+      <w:r>
+        <w:rPr>
+          <w:rFonts w:hint="eastAsia"/>
+        </w:rPr>
+        <w:t>不</w:t>
+      </w:r>
+      <w:r>
+        <w:rPr>
+          <w:rFonts w:hint="eastAsia"/>
+        </w:rPr>
+        <w:t>展开</w:t>
+      </w:r>
+      <w:r>
+        <w:rPr>
+          <w:rFonts w:hint="eastAsia"/>
+        </w:rPr>
+        <w:t>$regex</w:t>
+      </w:r>
+    </w:p>
+    <w:p>
+      <w:pPr>
+        <w:pStyle w:val="ListParagraph"/>
+        <w:numPr>
+          <w:ilvl w:val="1"/>
+          <w:numId w:val="19"/>
+        </w:numPr>
+        <w:ind w:firstLineChars="0"/>
+      </w:pPr>
+      <w:r>
+        <w:rPr>
+          <w:rFonts w:hint="eastAsia"/>
+        </w:rPr>
         <w:t>注：此处与</w:t>
       </w:r>
       <w:r>
@@ -2552,42 +2862,76 @@
           <w:numId w:val="19"/>
         </w:numPr>
         <w:ind w:firstLineChars="0"/>
-      </w:pPr>
-      <w:r>
-        <w:rPr>
-          <w:rFonts w:hint="eastAsia"/>
-        </w:rPr>
-        <w:t>在</w:t>
-      </w:r>
-      <w:r>
-        <w:rPr>
-          <w:rFonts w:hint="eastAsia"/>
-        </w:rPr>
-        <w:t>disablemixcmp</w:t>
-      </w:r>
-      <w:r>
-        <w:rPr>
-          <w:rFonts w:hint="eastAsia"/>
-        </w:rPr>
-        <w:t>为</w:t>
-      </w:r>
-      <w:r>
-        <w:rPr>
-          <w:rFonts w:hint="eastAsia"/>
-        </w:rPr>
-        <w:t>TRUE</w:t>
-      </w:r>
-      <w:r>
-        <w:rPr>
-          <w:rFonts w:hint="eastAsia"/>
-        </w:rPr>
-        <w:t>时，正则表达式仅执行</w:t>
-      </w:r>
-      <w:r>
-        <w:rPr>
-          <w:rFonts w:hint="eastAsia"/>
-        </w:rPr>
-        <w:t>正则表达式的匹配</w:t>
+        <w:rPr>
+          <w:rFonts w:hint="eastAsia"/>
+        </w:rPr>
+      </w:pPr>
+      <w:r>
+        <w:rPr>
+          <w:rFonts w:hint="eastAsia"/>
+        </w:rPr>
+        <w:t>例子：</w:t>
+      </w:r>
+    </w:p>
+    <w:p>
+      <w:pPr>
+        <w:pStyle w:val="ListParagraph"/>
+        <w:numPr>
+          <w:ilvl w:val="1"/>
+          <w:numId w:val="19"/>
+        </w:numPr>
+        <w:ind w:firstLineChars="0"/>
+      </w:pPr>
+      <w:r>
+        <w:rPr>
+          <w:rFonts w:hint="eastAsia"/>
+        </w:rPr>
+        <w:t>a:{$regex:</w:t>
+      </w:r>
+      <w:r>
+        <w:t>"</w:t>
+      </w:r>
+      <w:r>
+        <w:rPr>
+          <w:rFonts w:hint="eastAsia"/>
+        </w:rPr>
+        <w:t>^a</w:t>
+      </w:r>
+      <w:r>
+        <w:t>"</w:t>
+      </w:r>
+      <w:r>
+        <w:rPr>
+          <w:rFonts w:hint="eastAsia"/>
+        </w:rPr>
+        <w:t>, $options:</w:t>
+      </w:r>
+      <w:r>
+        <w:t>""</w:t>
+      </w:r>
+      <w:r>
+        <w:rPr>
+          <w:rFonts w:hint="eastAsia"/>
+        </w:rPr>
+        <w:t>}</w:t>
+      </w:r>
+      <w:r>
+        <w:rPr>
+          <w:rFonts w:hint="eastAsia"/>
+        </w:rPr>
+        <w:t>，仅匹配</w:t>
+      </w:r>
+      <w:r>
+        <w:rPr>
+          <w:rFonts w:hint="eastAsia"/>
+        </w:rPr>
+        <w:t>a</w:t>
+      </w:r>
+      <w:r>
+        <w:rPr>
+          <w:rFonts w:hint="eastAsia"/>
+        </w:rPr>
+        <w:t>开始的字符串</w:t>
       </w:r>
     </w:p>
     <w:p>
@@ -2603,54 +2947,7 @@
         <w:rPr>
           <w:rFonts w:hint="eastAsia"/>
         </w:rPr>
-        <w:t>在</w:t>
-      </w:r>
-      <w:r>
-        <w:rPr>
-          <w:rFonts w:hint="eastAsia"/>
-        </w:rPr>
-        <w:t>disablemixcmp</w:t>
-      </w:r>
-      <w:r>
-        <w:rPr>
-          <w:rFonts w:hint="eastAsia"/>
-        </w:rPr>
-        <w:t>为</w:t>
-      </w:r>
-      <w:r>
-        <w:rPr>
-          <w:rFonts w:hint="eastAsia"/>
-        </w:rPr>
-        <w:t>FALSE</w:t>
-      </w:r>
-      <w:r>
-        <w:rPr>
-          <w:rFonts w:hint="eastAsia"/>
-        </w:rPr>
-        <w:t>时，正则表达式执行正则表达式</w:t>
-      </w:r>
-    </w:p>
-    <w:p>
-      <w:pPr>
-        <w:pStyle w:val="ListParagraph"/>
-        <w:numPr>
-          <w:ilvl w:val="0"/>
-          <w:numId w:val="19"/>
-        </w:numPr>
-        <w:ind w:firstLineChars="0"/>
-      </w:pPr>
-      <w:r>
-        <w:rPr>
-          <w:rFonts w:hint="eastAsia"/>
-        </w:rPr>
-        <w:lastRenderedPageBreak/>
-        <w:t>例子：</w:t>
-      </w:r>
-      <w:r>
-        <w:rPr>
-          <w:rFonts w:hint="eastAsia"/>
-        </w:rPr>
-        <w:t>a:{$regex:'^a'}</w:t>
+        <w:t>统一的正则表达式的格式</w:t>
       </w:r>
     </w:p>
     <w:p>
@@ -2666,37 +2963,31 @@
         <w:rPr>
           <w:rFonts w:hint="eastAsia"/>
         </w:rPr>
-        <w:t>disablemixcmp</w:t>
-      </w:r>
-      <w:r>
-        <w:rPr>
-          <w:rFonts w:hint="eastAsia"/>
-        </w:rPr>
-        <w:t>为</w:t>
-      </w:r>
-      <w:r>
-        <w:rPr>
-          <w:rFonts w:hint="eastAsia"/>
-        </w:rPr>
-        <w:t>TRUE</w:t>
-      </w:r>
-      <w:r>
-        <w:rPr>
-          <w:rFonts w:hint="eastAsia"/>
-        </w:rPr>
-        <w:t>时，仅匹配</w:t>
-      </w:r>
-      <w:r>
-        <w:rPr>
-          <w:rFonts w:hint="eastAsia"/>
-        </w:rPr>
-        <w:t>a</w:t>
-      </w:r>
-      <w:r>
-        <w:rPr>
-          <w:rFonts w:hint="eastAsia"/>
-        </w:rPr>
-        <w:t>开始的字符串</w:t>
+        <w:t>正则表达式只有</w:t>
+      </w:r>
+      <w:r>
+        <w:rPr>
+          <w:rFonts w:hint="eastAsia"/>
+        </w:rPr>
+        <w:t>$regex</w:t>
+      </w:r>
+      <w:r>
+        <w:rPr>
+          <w:rFonts w:hint="eastAsia"/>
+        </w:rPr>
+        <w:t>和</w:t>
+      </w:r>
+      <w:r>
+        <w:rPr>
+          <w:rFonts w:hint="eastAsia"/>
+        </w:rPr>
+        <w:t>$options</w:t>
+      </w:r>
+      <w:r>
+        <w:rPr>
+          <w:rFonts w:hint="eastAsia"/>
+        </w:rPr>
+        <w:t>字段，顺序没有要求</w:t>
       </w:r>
     </w:p>
     <w:p>
@@ -2712,7 +3003,290 @@
         <w:rPr>
           <w:rFonts w:hint="eastAsia"/>
         </w:rPr>
-        <w:t>disablemixcmp</w:t>
+        <w:t>只有</w:t>
+      </w:r>
+      <w:r>
+        <w:rPr>
+          <w:rFonts w:hint="eastAsia"/>
+        </w:rPr>
+        <w:t>$regex</w:t>
+      </w:r>
+      <w:r>
+        <w:rPr>
+          <w:rFonts w:hint="eastAsia"/>
+        </w:rPr>
+        <w:t>：</w:t>
+      </w:r>
+    </w:p>
+    <w:p>
+      <w:pPr>
+        <w:pStyle w:val="ListParagraph"/>
+        <w:numPr>
+          <w:ilvl w:val="2"/>
+          <w:numId w:val="19"/>
+        </w:numPr>
+        <w:ind w:firstLineChars="0"/>
+      </w:pPr>
+      <w:r>
+        <w:rPr>
+          <w:rFonts w:hint="eastAsia"/>
+        </w:rPr>
+        <w:t>作为匹配符，</w:t>
+      </w:r>
+      <w:r>
+        <w:rPr>
+          <w:rFonts w:hint="eastAsia"/>
+        </w:rPr>
+        <w:t>可以自动补完</w:t>
+      </w:r>
+      <w:r>
+        <w:rPr>
+          <w:rFonts w:hint="eastAsia"/>
+        </w:rPr>
+        <w:t>$options:</w:t>
+      </w:r>
+      <w:r>
+        <w:rPr>
+          <w:rFonts w:hint="eastAsia"/>
+        </w:rPr>
+        <w:t>""</w:t>
+      </w:r>
+    </w:p>
+    <w:p>
+      <w:pPr>
+        <w:pStyle w:val="ListParagraph"/>
+        <w:numPr>
+          <w:ilvl w:val="2"/>
+          <w:numId w:val="19"/>
+        </w:numPr>
+        <w:ind w:firstLineChars="0"/>
+      </w:pPr>
+      <w:r>
+        <w:rPr>
+          <w:rFonts w:hint="eastAsia"/>
+        </w:rPr>
+        <w:t>作为匹配的参数，只匹配</w:t>
+      </w:r>
+      <w:r>
+        <w:rPr>
+          <w:rFonts w:hint="eastAsia"/>
+        </w:rPr>
+        <w:t>BSON</w:t>
+      </w:r>
+      <w:r>
+        <w:rPr>
+          <w:rFonts w:hint="eastAsia"/>
+        </w:rPr>
+        <w:t>对象类型</w:t>
+      </w:r>
+    </w:p>
+    <w:p>
+      <w:pPr>
+        <w:pStyle w:val="ListParagraph"/>
+        <w:numPr>
+          <w:ilvl w:val="1"/>
+          <w:numId w:val="19"/>
+        </w:numPr>
+        <w:ind w:firstLineChars="0"/>
+      </w:pPr>
+      <w:r>
+        <w:rPr>
+          <w:rFonts w:hint="eastAsia"/>
+        </w:rPr>
+        <w:t>只有</w:t>
+      </w:r>
+      <w:r>
+        <w:rPr>
+          <w:rFonts w:hint="eastAsia"/>
+        </w:rPr>
+        <w:t>$options</w:t>
+      </w:r>
+      <w:r>
+        <w:rPr>
+          <w:rFonts w:hint="eastAsia"/>
+        </w:rPr>
+        <w:t>：不可以补完，报错</w:t>
+      </w:r>
+    </w:p>
+    <w:p>
+      <w:pPr>
+        <w:pStyle w:val="ListParagraph"/>
+        <w:numPr>
+          <w:ilvl w:val="1"/>
+          <w:numId w:val="19"/>
+        </w:numPr>
+        <w:ind w:firstLineChars="0"/>
+      </w:pPr>
+      <w:r>
+        <w:rPr>
+          <w:rFonts w:hint="eastAsia"/>
+        </w:rPr>
+        <w:t>$regex</w:t>
+      </w:r>
+      <w:r>
+        <w:rPr>
+          <w:rFonts w:hint="eastAsia"/>
+        </w:rPr>
+        <w:t>和</w:t>
+      </w:r>
+      <w:r>
+        <w:rPr>
+          <w:rFonts w:hint="eastAsia"/>
+        </w:rPr>
+        <w:t>$options</w:t>
+      </w:r>
+      <w:r>
+        <w:rPr>
+          <w:rFonts w:hint="eastAsia"/>
+        </w:rPr>
+        <w:t>与其它字段并存</w:t>
+      </w:r>
+    </w:p>
+    <w:p>
+      <w:pPr>
+        <w:pStyle w:val="ListParagraph"/>
+        <w:numPr>
+          <w:ilvl w:val="2"/>
+          <w:numId w:val="19"/>
+        </w:numPr>
+        <w:ind w:firstLineChars="0"/>
+      </w:pPr>
+      <w:r>
+        <w:rPr>
+          <w:rFonts w:hint="eastAsia"/>
+        </w:rPr>
+        <w:t>$</w:t>
+      </w:r>
+      <w:r>
+        <w:rPr>
+          <w:rFonts w:hint="eastAsia"/>
+        </w:rPr>
+        <w:t>操作符字段：可以被解释成</w:t>
+      </w:r>
+      <w:r>
+        <w:rPr>
+          <w:rFonts w:hint="eastAsia"/>
+        </w:rPr>
+        <w:t>$and:{</w:t>
+      </w:r>
+      <w:r>
+        <w:rPr>
+          <w:rFonts w:hint="eastAsia"/>
+        </w:rPr>
+        <w:t>正则表达式</w:t>
+      </w:r>
+      <w:r>
+        <w:rPr>
+          <w:rFonts w:hint="eastAsia"/>
+        </w:rPr>
+        <w:t>, $</w:t>
+      </w:r>
+      <w:r>
+        <w:rPr>
+          <w:rFonts w:hint="eastAsia"/>
+        </w:rPr>
+        <w:t>操作符</w:t>
+      </w:r>
+      <w:r>
+        <w:rPr>
+          <w:rFonts w:hint="eastAsia"/>
+        </w:rPr>
+        <w:t>}</w:t>
+      </w:r>
+    </w:p>
+    <w:p>
+      <w:pPr>
+        <w:pStyle w:val="ListParagraph"/>
+        <w:numPr>
+          <w:ilvl w:val="2"/>
+          <w:numId w:val="19"/>
+        </w:numPr>
+        <w:ind w:firstLineChars="0"/>
+      </w:pPr>
+      <w:r>
+        <w:rPr>
+          <w:rFonts w:hint="eastAsia"/>
+        </w:rPr>
+        <w:t>其它字段：不合法，报错</w:t>
+      </w:r>
+    </w:p>
+    <w:p>
+      <w:pPr>
+        <w:pStyle w:val="Heading4"/>
+      </w:pPr>
+      <w:r>
+        <w:rPr>
+          <w:rFonts w:hint="eastAsia"/>
+        </w:rPr>
+        <w:t>mthMatcher</w:t>
+      </w:r>
+      <w:r>
+        <w:rPr>
+          <w:rFonts w:hint="eastAsia"/>
+        </w:rPr>
+        <w:t>与</w:t>
+      </w:r>
+      <w:r>
+        <w:rPr>
+          <w:rFonts w:hint="eastAsia"/>
+        </w:rPr>
+        <w:t>rtnPredicate</w:t>
+      </w:r>
+      <w:r>
+        <w:rPr>
+          <w:rFonts w:hint="eastAsia"/>
+        </w:rPr>
+        <w:t>的转换</w:t>
+      </w:r>
+    </w:p>
+    <w:p>
+      <w:r>
+        <w:rPr>
+          <w:rFonts w:hint="eastAsia"/>
+        </w:rPr>
+        <w:t>rtnPredicate</w:t>
+      </w:r>
+      <w:r>
+        <w:rPr>
+          <w:rFonts w:hint="eastAsia"/>
+        </w:rPr>
+        <w:t>本身带有</w:t>
+      </w:r>
+      <w:r>
+        <w:rPr>
+          <w:rFonts w:hint="eastAsia"/>
+        </w:rPr>
+        <w:t>比较优先级（</w:t>
+      </w:r>
+      <w:r>
+        <w:rPr>
+          <w:rFonts w:hint="eastAsia"/>
+        </w:rPr>
+        <w:t>Canonical</w:t>
+      </w:r>
+      <w:r>
+        <w:rPr>
+          <w:rFonts w:hint="eastAsia"/>
+        </w:rPr>
+        <w:t>类型）</w:t>
+      </w:r>
+      <w:r>
+        <w:rPr>
+          <w:rFonts w:hint="eastAsia"/>
+        </w:rPr>
+        <w:t>进行比较匹配，因此在</w:t>
+      </w:r>
+      <w:r>
+        <w:rPr>
+          <w:rFonts w:hint="eastAsia"/>
+        </w:rPr>
+        <w:t>enable</w:t>
+      </w:r>
+      <w:r>
+        <w:rPr>
+          <w:rFonts w:hint="eastAsia"/>
+        </w:rPr>
+        <w:t>mixcmp</w:t>
       </w:r>
       <w:r>
         <w:rPr>
@@ -2724,42 +3298,82 @@
         <w:rPr>
           <w:rFonts w:hint="eastAsia"/>
         </w:rPr>
+        <w:t>TRUE</w:t>
+      </w:r>
+      <w:r>
+        <w:rPr>
+          <w:rFonts w:hint="eastAsia"/>
+        </w:rPr>
+        <w:t>时，不需要修改</w:t>
+      </w:r>
+      <w:r>
+        <w:rPr>
+          <w:rFonts w:hint="eastAsia"/>
+        </w:rPr>
+        <w:t>mthMatcher</w:t>
+      </w:r>
+      <w:r>
+        <w:rPr>
+          <w:rFonts w:hint="eastAsia"/>
+        </w:rPr>
+        <w:t>与</w:t>
+      </w:r>
+      <w:r>
+        <w:rPr>
+          <w:rFonts w:hint="eastAsia"/>
+        </w:rPr>
+        <w:t>rtnPredicate</w:t>
+      </w:r>
+      <w:r>
+        <w:rPr>
+          <w:rFonts w:hint="eastAsia"/>
+        </w:rPr>
+        <w:t>之间的转换；</w:t>
+      </w:r>
+    </w:p>
+    <w:p/>
+    <w:p>
+      <w:r>
+        <w:rPr>
+          <w:rFonts w:hint="eastAsia"/>
+        </w:rPr>
+        <w:t>但</w:t>
+      </w:r>
+      <w:r>
+        <w:rPr>
+          <w:rFonts w:hint="eastAsia"/>
+        </w:rPr>
+        <w:t>在</w:t>
+      </w:r>
+      <w:r>
+        <w:rPr>
+          <w:rFonts w:hint="eastAsia"/>
+        </w:rPr>
+        <w:t>enable</w:t>
+      </w:r>
+      <w:r>
+        <w:rPr>
+          <w:rFonts w:hint="eastAsia"/>
+        </w:rPr>
+        <w:t>mixcmp</w:t>
+      </w:r>
+      <w:r>
+        <w:rPr>
+          <w:rFonts w:hint="eastAsia"/>
+        </w:rPr>
+        <w:t>为</w:t>
+      </w:r>
+      <w:r>
+        <w:rPr>
+          <w:rFonts w:hint="eastAsia"/>
+        </w:rPr>
         <w:t>FALSE</w:t>
       </w:r>
       <w:r>
         <w:rPr>
           <w:rFonts w:hint="eastAsia"/>
         </w:rPr>
-        <w:t>时，匹配</w:t>
-      </w:r>
-      <w:r>
-        <w:rPr>
-          <w:rFonts w:hint="eastAsia"/>
-        </w:rPr>
-        <w:t>a</w:t>
-      </w:r>
-      <w:r>
-        <w:rPr>
-          <w:rFonts w:hint="eastAsia"/>
-        </w:rPr>
-        <w:t>开始的字符串</w:t>
-      </w:r>
-    </w:p>
-    <w:p>
-      <w:pPr>
-        <w:pStyle w:val="Heading4"/>
-      </w:pPr>
-      <w:r>
-        <w:rPr>
-          <w:rFonts w:hint="eastAsia"/>
-        </w:rPr>
-        <w:t>mthMatcher</w:t>
-      </w:r>
-      <w:r>
-        <w:rPr>
-          <w:rFonts w:hint="eastAsia"/>
-        </w:rPr>
-        <w:t>与</w:t>
+        <w:t>时，</w:t>
       </w:r>
       <w:r>
         <w:rPr>
@@ -2771,15 +3385,19 @@
         <w:rPr>
           <w:rFonts w:hint="eastAsia"/>
         </w:rPr>
-        <w:t>的转换</w:t>
-      </w:r>
-    </w:p>
-    <w:p>
-      <w:r>
-        <w:rPr>
-          <w:rFonts w:hint="eastAsia"/>
-        </w:rPr>
-        <w:t>主要是涉及正则表达式匹配符的转换</w:t>
+        <w:t>需要</w:t>
+      </w:r>
+      <w:r>
+        <w:rPr>
+          <w:rFonts w:hint="eastAsia"/>
+        </w:rPr>
+        <w:t>缩小到具体的数据类型上</w:t>
+      </w:r>
+      <w:r>
+        <w:rPr>
+          <w:rFonts w:hint="eastAsia"/>
+        </w:rPr>
+        <w:t>：</w:t>
       </w:r>
     </w:p>
     <w:p/>
@@ -2796,7 +3414,43 @@
         <w:rPr>
           <w:rFonts w:hint="eastAsia"/>
         </w:rPr>
-        <w:t>正则表达式在其他比较操作符内时为正则表示类型，因此不用展开</w:t>
+        <w:t>$gte</w:t>
+      </w:r>
+      <w:r>
+        <w:rPr>
+          <w:rFonts w:hint="eastAsia"/>
+        </w:rPr>
+        <w:t>，</w:t>
+      </w:r>
+      <w:r>
+        <w:rPr>
+          <w:rFonts w:hint="eastAsia"/>
+        </w:rPr>
+        <w:t>$gt</w:t>
+      </w:r>
+      <w:r>
+        <w:rPr>
+          <w:rFonts w:hint="eastAsia"/>
+        </w:rPr>
+        <w:t>，</w:t>
+      </w:r>
+      <w:r>
+        <w:rPr>
+          <w:rFonts w:hint="eastAsia"/>
+        </w:rPr>
+        <w:t>$lt</w:t>
+      </w:r>
+      <w:r>
+        <w:rPr>
+          <w:rFonts w:hint="eastAsia"/>
+        </w:rPr>
+        <w:t>，</w:t>
+      </w:r>
+      <w:r>
+        <w:rPr>
+          <w:rFonts w:hint="eastAsia"/>
+        </w:rPr>
+        <w:t>$lte</w:t>
       </w:r>
     </w:p>
     <w:p>
@@ -2812,31 +3466,25 @@
         <w:rPr>
           <w:rFonts w:hint="eastAsia"/>
         </w:rPr>
-        <w:t>$lt:{$regex:'^a'}</w:t>
-      </w:r>
-      <w:r>
-        <w:rPr>
-          <w:rFonts w:hint="eastAsia"/>
-        </w:rPr>
-        <w:t>转换成</w:t>
-      </w:r>
-      <w:r>
-        <w:rPr>
-          <w:rFonts w:hint="eastAsia"/>
-        </w:rPr>
-        <w:t>rtnPredicate</w:t>
-      </w:r>
-      <w:r>
-        <w:rPr>
-          <w:rFonts w:hint="eastAsia"/>
-        </w:rPr>
-        <w:t>是</w:t>
-      </w:r>
-      <w:r>
-        <w:rPr>
-          <w:rFonts w:hint="eastAsia"/>
-        </w:rPr>
-        <w:t>[$minKey, {$regex:'^a'})</w:t>
+        <w:t>使用带有类型的</w:t>
+      </w:r>
+      <w:r>
+        <w:rPr>
+          <w:rFonts w:hint="eastAsia"/>
+        </w:rPr>
+        <w:t>minElement</w:t>
+      </w:r>
+      <w:r>
+        <w:rPr>
+          <w:rFonts w:hint="eastAsia"/>
+        </w:rPr>
+        <w:t>或者</w:t>
+      </w:r>
+      <w:r>
+        <w:rPr>
+          <w:rFonts w:hint="eastAsia"/>
+        </w:rPr>
+        <w:t>maxElement</w:t>
       </w:r>
     </w:p>
     <w:p>
@@ -2852,13 +3500,73 @@
         <w:rPr>
           <w:rFonts w:hint="eastAsia"/>
         </w:rPr>
-        <w:t>$et:{$regex:'^a'}</w:t>
-      </w:r>
-      <w:r>
-        <w:rPr>
-          <w:rFonts w:hint="eastAsia"/>
-        </w:rPr>
-        <w:t>转换成</w:t>
+        <w:t>如果范围的两端的</w:t>
+      </w:r>
+      <w:r>
+        <w:rPr>
+          <w:rFonts w:hint="eastAsia"/>
+        </w:rPr>
+        <w:t>比较优先级（</w:t>
+      </w:r>
+      <w:r>
+        <w:rPr>
+          <w:rFonts w:hint="eastAsia"/>
+        </w:rPr>
+        <w:t>Canonical</w:t>
+      </w:r>
+      <w:r>
+        <w:rPr>
+          <w:rFonts w:hint="eastAsia"/>
+        </w:rPr>
+        <w:t>类型）</w:t>
+      </w:r>
+      <w:r>
+        <w:rPr>
+          <w:rFonts w:hint="eastAsia"/>
+        </w:rPr>
+        <w:t>不一致</w:t>
+      </w:r>
+      <w:r>
+        <w:rPr>
+          <w:rFonts w:hint="eastAsia"/>
+        </w:rPr>
+        <w:t>（如</w:t>
+      </w:r>
+      <w:r>
+        <w:rPr>
+          <w:rFonts w:hint="eastAsia"/>
+        </w:rPr>
+        <w:t>a:{$gt:1, $lt:</w:t>
+      </w:r>
+      <w:r>
+        <w:t>"</w:t>
+      </w:r>
+      <w:r>
+        <w:rPr>
+          <w:rFonts w:hint="eastAsia"/>
+        </w:rPr>
+        <w:t>a</w:t>
+      </w:r>
+      <w:r>
+        <w:t>"</w:t>
+      </w:r>
+      <w:r>
+        <w:rPr>
+          <w:rFonts w:hint="eastAsia"/>
+        </w:rPr>
+        <w:t>}</w:t>
+      </w:r>
+      <w:r>
+        <w:rPr>
+          <w:rFonts w:hint="eastAsia"/>
+        </w:rPr>
+        <w:t>）</w:t>
+      </w:r>
+      <w:r>
+        <w:rPr>
+          <w:rFonts w:hint="eastAsia"/>
+        </w:rPr>
+        <w:t>，则不应该返回数据，因此不需要添加</w:t>
       </w:r>
       <w:r>
         <w:rPr>
@@ -2866,17 +3574,228 @@
         </w:rPr>
         <w:t>rtnPredicate</w:t>
       </w:r>
-      <w:r>
-        <w:rPr>
-          <w:rFonts w:hint="eastAsia"/>
-        </w:rPr>
-        <w:t>是</w:t>
-      </w:r>
-      <w:r>
-        <w:rPr>
-          <w:rFonts w:hint="eastAsia"/>
-        </w:rPr>
-        <w:t>[{$regex:'^a'}, {$regex:'^a'}]</w:t>
+    </w:p>
+    <w:p>
+      <w:pPr>
+        <w:pStyle w:val="ListParagraph"/>
+        <w:numPr>
+          <w:ilvl w:val="1"/>
+          <w:numId w:val="22"/>
+        </w:numPr>
+        <w:ind w:firstLineChars="0"/>
+        <w:rPr>
+          <w:rFonts w:hint="eastAsia"/>
+        </w:rPr>
+      </w:pPr>
+      <w:r>
+        <w:rPr>
+          <w:rFonts w:hint="eastAsia"/>
+        </w:rPr>
+        <w:t>$maxKey</w:t>
+      </w:r>
+      <w:r>
+        <w:rPr>
+          <w:rFonts w:hint="eastAsia"/>
+        </w:rPr>
+        <w:t>和</w:t>
+      </w:r>
+      <w:r>
+        <w:rPr>
+          <w:rFonts w:hint="eastAsia"/>
+        </w:rPr>
+        <w:t>$minKey</w:t>
+      </w:r>
+      <w:r>
+        <w:rPr>
+          <w:rFonts w:hint="eastAsia"/>
+        </w:rPr>
+        <w:t>例外，直接添加到</w:t>
+      </w:r>
+      <w:r>
+        <w:rPr>
+          <w:rFonts w:hint="eastAsia"/>
+        </w:rPr>
+        <w:t>rtnPredicate</w:t>
+      </w:r>
+      <w:r>
+        <w:rPr>
+          <w:rFonts w:hint="eastAsia"/>
+        </w:rPr>
+        <w:t>中，如</w:t>
+      </w:r>
+      <w:r>
+        <w:rPr>
+          <w:rFonts w:hint="eastAsia"/>
+        </w:rPr>
+        <w:t>a:{$gt:1, $lt:{$maxKey:1}}</w:t>
+      </w:r>
+      <w:r>
+        <w:rPr>
+          <w:rFonts w:hint="eastAsia"/>
+        </w:rPr>
+        <w:t>，可以转换成</w:t>
+      </w:r>
+      <w:r>
+        <w:rPr>
+          <w:rFonts w:hint="eastAsia"/>
+        </w:rPr>
+        <w:t>(1, $maxKey)</w:t>
+      </w:r>
+    </w:p>
+    <w:p>
+      <w:pPr>
+        <w:pStyle w:val="ListParagraph"/>
+        <w:numPr>
+          <w:ilvl w:val="1"/>
+          <w:numId w:val="22"/>
+        </w:numPr>
+        <w:ind w:firstLineChars="0"/>
+        <w:rPr>
+          <w:rFonts w:hint="eastAsia"/>
+        </w:rPr>
+      </w:pPr>
+      <w:r>
+        <w:rPr>
+          <w:rFonts w:hint="eastAsia"/>
+        </w:rPr>
+        <w:t>NumberDecimal</w:t>
+      </w:r>
+      <w:r>
+        <w:rPr>
+          <w:rFonts w:hint="eastAsia"/>
+        </w:rPr>
+        <w:t>，</w:t>
+      </w:r>
+      <w:r>
+        <w:rPr>
+          <w:rFonts w:hint="eastAsia"/>
+        </w:rPr>
+        <w:t>NumberInt</w:t>
+      </w:r>
+      <w:r>
+        <w:rPr>
+          <w:rFonts w:hint="eastAsia"/>
+        </w:rPr>
+        <w:t>，</w:t>
+      </w:r>
+      <w:r>
+        <w:rPr>
+          <w:rFonts w:hint="eastAsia"/>
+        </w:rPr>
+        <w:t>NumberDouble</w:t>
+      </w:r>
+      <w:r>
+        <w:rPr>
+          <w:rFonts w:hint="eastAsia"/>
+        </w:rPr>
+        <w:t>，</w:t>
+      </w:r>
+      <w:r>
+        <w:rPr>
+          <w:rFonts w:hint="eastAsia"/>
+        </w:rPr>
+        <w:t>NumberLong</w:t>
+      </w:r>
+      <w:r>
+        <w:rPr>
+          <w:rFonts w:hint="eastAsia"/>
+        </w:rPr>
+        <w:t>取范围时统一扩展到范围最大的</w:t>
+      </w:r>
+      <w:r>
+        <w:rPr>
+          <w:rFonts w:hint="eastAsia"/>
+        </w:rPr>
+        <w:t>NumberDecimal</w:t>
+      </w:r>
+    </w:p>
+    <w:p>
+      <w:pPr>
+        <w:pStyle w:val="ListParagraph"/>
+        <w:numPr>
+          <w:ilvl w:val="2"/>
+          <w:numId w:val="22"/>
+        </w:numPr>
+        <w:ind w:firstLineChars="0"/>
+        <w:rPr>
+          <w:rFonts w:hint="eastAsia"/>
+        </w:rPr>
+      </w:pPr>
+      <w:r>
+        <w:rPr>
+          <w:rFonts w:hint="eastAsia"/>
+        </w:rPr>
+        <w:t>如</w:t>
+      </w:r>
+      <w:r>
+        <w:rPr>
+          <w:rFonts w:hint="eastAsia"/>
+        </w:rPr>
+        <w:t>$gt:1</w:t>
+      </w:r>
+      <w:r>
+        <w:rPr>
+          <w:rFonts w:hint="eastAsia"/>
+        </w:rPr>
+        <w:t>，转换成</w:t>
+      </w:r>
+      <w:r>
+        <w:rPr>
+          <w:rFonts w:hint="eastAsia"/>
+        </w:rPr>
+        <w:t>rtnPredicate</w:t>
+      </w:r>
+      <w:r>
+        <w:rPr>
+          <w:rFonts w:hint="eastAsia"/>
+        </w:rPr>
+        <w:t>为</w:t>
+      </w:r>
+      <w:r>
+        <w:rPr>
+          <w:rFonts w:hint="eastAsia"/>
+        </w:rPr>
+        <w:t>(1, $decimal:"max")</w:t>
+      </w:r>
+    </w:p>
+    <w:p>
+      <w:pPr>
+        <w:pStyle w:val="ListParagraph"/>
+        <w:numPr>
+          <w:ilvl w:val="1"/>
+          <w:numId w:val="22"/>
+        </w:numPr>
+        <w:ind w:firstLineChars="0"/>
+      </w:pPr>
+      <w:r>
+        <w:rPr>
+          <w:rFonts w:hint="eastAsia"/>
+        </w:rPr>
+        <w:t>Date</w:t>
+      </w:r>
+      <w:r>
+        <w:rPr>
+          <w:rFonts w:hint="eastAsia"/>
+        </w:rPr>
+        <w:t>和</w:t>
+      </w:r>
+      <w:r>
+        <w:rPr>
+          <w:rFonts w:hint="eastAsia"/>
+        </w:rPr>
+        <w:t>Timestamp</w:t>
+      </w:r>
+      <w:r>
+        <w:rPr>
+          <w:rFonts w:hint="eastAsia"/>
+        </w:rPr>
+        <w:t>取范围时统一扩展到范围最大的</w:t>
+      </w:r>
+      <w:r>
+        <w:rPr>
+          <w:rFonts w:hint="eastAsia"/>
+        </w:rPr>
+        <w:t>Date</w:t>
       </w:r>
     </w:p>
     <w:p>
@@ -2892,7 +3811,7 @@
         <w:rPr>
           <w:rFonts w:hint="eastAsia"/>
         </w:rPr>
-        <w:t>正则表达式仅匹配字符串类型</w:t>
+        <w:t>$ne</w:t>
       </w:r>
     </w:p>
     <w:p>
@@ -2908,43 +3827,25 @@
         <w:rPr>
           <w:rFonts w:hint="eastAsia"/>
         </w:rPr>
-        <w:t>当正则表达式可以转换成具体的字符串范围时，可以直接转换成字符串</w:t>
-      </w:r>
-      <w:r>
-        <w:rPr>
-          <w:rFonts w:hint="eastAsia"/>
-        </w:rPr>
-        <w:t>的</w:t>
-      </w:r>
-      <w:r>
-        <w:rPr>
-          <w:rFonts w:hint="eastAsia"/>
-        </w:rPr>
-        <w:t>rtnPredicate</w:t>
-      </w:r>
-      <w:r>
-        <w:rPr>
-          <w:rFonts w:hint="eastAsia"/>
-        </w:rPr>
-        <w:t>，如</w:t>
-      </w:r>
-      <w:r>
-        <w:rPr>
-          <w:rFonts w:hint="eastAsia"/>
-        </w:rPr>
-        <w:t>{$regex:'^a'}</w:t>
-      </w:r>
-      <w:r>
-        <w:rPr>
-          <w:rFonts w:hint="eastAsia"/>
-        </w:rPr>
-        <w:t>可以转换成</w:t>
-      </w:r>
-      <w:r>
-        <w:rPr>
-          <w:rFonts w:hint="eastAsia"/>
-        </w:rPr>
-        <w:t>['a', 'b')</w:t>
+        <w:t>范围使用</w:t>
+      </w:r>
+      <w:r>
+        <w:rPr>
+          <w:rFonts w:hint="eastAsia"/>
+        </w:rPr>
+        <w:t>$minKey</w:t>
+      </w:r>
+      <w:r>
+        <w:rPr>
+          <w:rFonts w:hint="eastAsia"/>
+        </w:rPr>
+        <w:t>和</w:t>
+      </w:r>
+      <w:r>
+        <w:rPr>
+          <w:rFonts w:hint="eastAsia"/>
+        </w:rPr>
+        <w:t>$maxKey</w:t>
       </w:r>
     </w:p>
     <w:p>
@@ -2960,6 +3861,388 @@
         <w:rPr>
           <w:rFonts w:hint="eastAsia"/>
         </w:rPr>
+        <w:t>如</w:t>
+      </w:r>
+      <w:r>
+        <w:rPr>
+          <w:rFonts w:hint="eastAsia"/>
+        </w:rPr>
+        <w:t>$ne:1</w:t>
+      </w:r>
+      <w:r>
+        <w:rPr>
+          <w:rFonts w:hint="eastAsia"/>
+        </w:rPr>
+        <w:t>，转换成两段的</w:t>
+      </w:r>
+      <w:r>
+        <w:rPr>
+          <w:rFonts w:hint="eastAsia"/>
+        </w:rPr>
+        <w:t>rtnPredicate</w:t>
+      </w:r>
+      <w:r>
+        <w:rPr>
+          <w:rFonts w:hint="eastAsia"/>
+        </w:rPr>
+        <w:t>：</w:t>
+      </w:r>
+      <w:r>
+        <w:rPr>
+          <w:rFonts w:hint="eastAsia"/>
+        </w:rPr>
+        <w:t>($minKey, 1)</w:t>
+      </w:r>
+      <w:r>
+        <w:rPr>
+          <w:rFonts w:hint="eastAsia"/>
+        </w:rPr>
+        <w:t>和</w:t>
+      </w:r>
+      <w:r>
+        <w:rPr>
+          <w:rFonts w:hint="eastAsia"/>
+        </w:rPr>
+        <w:t>(1, $maxKey)</w:t>
+      </w:r>
+    </w:p>
+    <w:p>
+      <w:pPr>
+        <w:pStyle w:val="ListParagraph"/>
+        <w:numPr>
+          <w:ilvl w:val="0"/>
+          <w:numId w:val="22"/>
+        </w:numPr>
+        <w:ind w:firstLineChars="0"/>
+      </w:pPr>
+      <w:r>
+        <w:rPr>
+          <w:rFonts w:hint="eastAsia"/>
+        </w:rPr>
+        <w:t>正则表达式</w:t>
+      </w:r>
+    </w:p>
+    <w:p>
+      <w:pPr>
+        <w:pStyle w:val="ListParagraph"/>
+        <w:numPr>
+          <w:ilvl w:val="1"/>
+          <w:numId w:val="22"/>
+        </w:numPr>
+        <w:ind w:firstLineChars="0"/>
+      </w:pPr>
+      <w:r>
+        <w:rPr>
+          <w:rFonts w:hint="eastAsia"/>
+        </w:rPr>
+        <w:t>正则表达式在其他比较操作符内时为正则表示类型，因此不用展开</w:t>
+      </w:r>
+    </w:p>
+    <w:p>
+      <w:pPr>
+        <w:pStyle w:val="ListParagraph"/>
+        <w:numPr>
+          <w:ilvl w:val="2"/>
+          <w:numId w:val="22"/>
+        </w:numPr>
+        <w:ind w:firstLineChars="0"/>
+      </w:pPr>
+      <w:r>
+        <w:rPr>
+          <w:rFonts w:hint="eastAsia"/>
+        </w:rPr>
+        <w:t>$lt:{$regex:</w:t>
+      </w:r>
+      <w:r>
+        <w:t>"</w:t>
+      </w:r>
+      <w:r>
+        <w:rPr>
+          <w:rFonts w:hint="eastAsia"/>
+        </w:rPr>
+        <w:t>^a</w:t>
+      </w:r>
+      <w:r>
+        <w:t>"</w:t>
+      </w:r>
+      <w:r>
+        <w:rPr>
+          <w:rFonts w:hint="eastAsia"/>
+        </w:rPr>
+        <w:t>}</w:t>
+      </w:r>
+      <w:r>
+        <w:rPr>
+          <w:rFonts w:hint="eastAsia"/>
+        </w:rPr>
+        <w:t>转换成</w:t>
+      </w:r>
+      <w:r>
+        <w:rPr>
+          <w:rFonts w:hint="eastAsia"/>
+        </w:rPr>
+        <w:t>rtnPredicate</w:t>
+      </w:r>
+      <w:r>
+        <w:rPr>
+          <w:rFonts w:hint="eastAsia"/>
+        </w:rPr>
+        <w:t>是</w:t>
+      </w:r>
+      <w:r>
+        <w:rPr>
+          <w:rFonts w:hint="eastAsia"/>
+        </w:rPr>
+        <w:t>[$minKey, {$regex:</w:t>
+      </w:r>
+      <w:r>
+        <w:t>"</w:t>
+      </w:r>
+      <w:r>
+        <w:rPr>
+          <w:rFonts w:hint="eastAsia"/>
+        </w:rPr>
+        <w:t>^a</w:t>
+      </w:r>
+      <w:r>
+        <w:t>"</w:t>
+      </w:r>
+      <w:r>
+        <w:rPr>
+          <w:rFonts w:hint="eastAsia"/>
+        </w:rPr>
+        <w:t>})</w:t>
+      </w:r>
+    </w:p>
+    <w:p>
+      <w:pPr>
+        <w:pStyle w:val="ListParagraph"/>
+        <w:numPr>
+          <w:ilvl w:val="2"/>
+          <w:numId w:val="22"/>
+        </w:numPr>
+        <w:ind w:firstLineChars="0"/>
+      </w:pPr>
+      <w:r>
+        <w:rPr>
+          <w:rFonts w:hint="eastAsia"/>
+        </w:rPr>
+        <w:t>$et:{$regex:</w:t>
+      </w:r>
+      <w:r>
+        <w:t>"</w:t>
+      </w:r>
+      <w:r>
+        <w:rPr>
+          <w:rFonts w:hint="eastAsia"/>
+        </w:rPr>
+        <w:t>^a</w:t>
+      </w:r>
+      <w:r>
+        <w:t>"</w:t>
+      </w:r>
+      <w:r>
+        <w:rPr>
+          <w:rFonts w:hint="eastAsia"/>
+        </w:rPr>
+        <w:t>}</w:t>
+      </w:r>
+      <w:r>
+        <w:rPr>
+          <w:rFonts w:hint="eastAsia"/>
+        </w:rPr>
+        <w:t>转换成</w:t>
+      </w:r>
+      <w:r>
+        <w:rPr>
+          <w:rFonts w:hint="eastAsia"/>
+        </w:rPr>
+        <w:t>rtnPredicate</w:t>
+      </w:r>
+      <w:r>
+        <w:rPr>
+          <w:rFonts w:hint="eastAsia"/>
+        </w:rPr>
+        <w:t>是</w:t>
+      </w:r>
+      <w:r>
+        <w:rPr>
+          <w:rFonts w:hint="eastAsia"/>
+        </w:rPr>
+        <w:t>[{$regex:</w:t>
+      </w:r>
+      <w:r>
+        <w:t>"</w:t>
+      </w:r>
+      <w:r>
+        <w:rPr>
+          <w:rFonts w:hint="eastAsia"/>
+        </w:rPr>
+        <w:t>^a</w:t>
+      </w:r>
+      <w:r>
+        <w:t>"</w:t>
+      </w:r>
+      <w:r>
+        <w:rPr>
+          <w:rFonts w:hint="eastAsia"/>
+        </w:rPr>
+        <w:t>}, {$regex:</w:t>
+      </w:r>
+      <w:r>
+        <w:t>"</w:t>
+      </w:r>
+      <w:r>
+        <w:rPr>
+          <w:rFonts w:hint="eastAsia"/>
+        </w:rPr>
+        <w:t>^a</w:t>
+      </w:r>
+      <w:r>
+        <w:t>"</w:t>
+      </w:r>
+      <w:r>
+        <w:rPr>
+          <w:rFonts w:hint="eastAsia"/>
+        </w:rPr>
+        <w:t>}]</w:t>
+      </w:r>
+    </w:p>
+    <w:p>
+      <w:pPr>
+        <w:pStyle w:val="ListParagraph"/>
+        <w:numPr>
+          <w:ilvl w:val="1"/>
+          <w:numId w:val="22"/>
+        </w:numPr>
+        <w:ind w:firstLineChars="0"/>
+      </w:pPr>
+      <w:r>
+        <w:rPr>
+          <w:rFonts w:hint="eastAsia"/>
+        </w:rPr>
+        <w:t>正则表达式仅匹配字符串类型</w:t>
+      </w:r>
+    </w:p>
+    <w:p>
+      <w:pPr>
+        <w:pStyle w:val="ListParagraph"/>
+        <w:numPr>
+          <w:ilvl w:val="2"/>
+          <w:numId w:val="22"/>
+        </w:numPr>
+        <w:ind w:firstLineChars="0"/>
+      </w:pPr>
+      <w:r>
+        <w:rPr>
+          <w:rFonts w:hint="eastAsia"/>
+        </w:rPr>
+        <w:t>当正则表达式可以转换成具体的字符串范围时，可以直接转换成字符串</w:t>
+      </w:r>
+      <w:r>
+        <w:rPr>
+          <w:rFonts w:hint="eastAsia"/>
+        </w:rPr>
+        <w:t>的</w:t>
+      </w:r>
+      <w:r>
+        <w:rPr>
+          <w:rFonts w:hint="eastAsia"/>
+        </w:rPr>
+        <w:t>rtnPredicate</w:t>
+      </w:r>
+      <w:r>
+        <w:rPr>
+          <w:rFonts w:hint="eastAsia"/>
+        </w:rPr>
+        <w:t>，如</w:t>
+      </w:r>
+      <w:r>
+        <w:rPr>
+          <w:rFonts w:hint="eastAsia"/>
+        </w:rPr>
+        <w:t>{$regex:</w:t>
+      </w:r>
+      <w:r>
+        <w:t>"</w:t>
+      </w:r>
+      <w:r>
+        <w:rPr>
+          <w:rFonts w:hint="eastAsia"/>
+        </w:rPr>
+        <w:t>^a</w:t>
+      </w:r>
+      <w:r>
+        <w:t>"</w:t>
+      </w:r>
+      <w:r>
+        <w:rPr>
+          <w:rFonts w:hint="eastAsia"/>
+        </w:rPr>
+        <w:t>}</w:t>
+      </w:r>
+      <w:r>
+        <w:rPr>
+          <w:rFonts w:hint="eastAsia"/>
+        </w:rPr>
+        <w:t>可以转换成</w:t>
+      </w:r>
+      <w:r>
+        <w:rPr>
+          <w:rFonts w:hint="eastAsia"/>
+        </w:rPr>
+        <w:t>[</w:t>
+      </w:r>
+      <w:r>
+        <w:t>"</w:t>
+      </w:r>
+      <w:r>
+        <w:rPr>
+          <w:rFonts w:hint="eastAsia"/>
+        </w:rPr>
+        <w:t>a</w:t>
+      </w:r>
+      <w:r>
+        <w:t>"</w:t>
+      </w:r>
+      <w:r>
+        <w:rPr>
+          <w:rFonts w:hint="eastAsia"/>
+        </w:rPr>
+        <w:t xml:space="preserve">, </w:t>
+      </w:r>
+      <w:r>
+        <w:t>"</w:t>
+      </w:r>
+      <w:r>
+        <w:rPr>
+          <w:rFonts w:hint="eastAsia"/>
+        </w:rPr>
+        <w:t>b</w:t>
+      </w:r>
+      <w:r>
+        <w:t>"</w:t>
+      </w:r>
+      <w:r>
+        <w:rPr>
+          <w:rFonts w:hint="eastAsia"/>
+        </w:rPr>
+        <w:t>)</w:t>
+      </w:r>
+    </w:p>
+    <w:p>
+      <w:pPr>
+        <w:pStyle w:val="ListParagraph"/>
+        <w:numPr>
+          <w:ilvl w:val="2"/>
+          <w:numId w:val="22"/>
+        </w:numPr>
+        <w:ind w:firstLineChars="0"/>
+      </w:pPr>
+      <w:r>
+        <w:rPr>
+          <w:rFonts w:hint="eastAsia"/>
+        </w:rPr>
         <w:t>当正</w:t>
       </w:r>
       <w:r>
@@ -2984,7 +4267,19 @@
         <w:rPr>
           <w:rFonts w:hint="eastAsia"/>
         </w:rPr>
-        <w:t>disablemidcmp</w:t>
+        <w:t>enable</w:t>
+      </w:r>
+      <w:r>
+        <w:rPr>
+          <w:rFonts w:hint="eastAsia"/>
+        </w:rPr>
+        <w:t>mix</w:t>
+      </w:r>
+      <w:r>
+        <w:rPr>
+          <w:rFonts w:hint="eastAsia"/>
+        </w:rPr>
+        <w:t>cmp</w:t>
       </w:r>
       <w:r>
         <w:rPr>
@@ -2993,6 +4288,7 @@
         <w:t>参数取值，仅匹配字符串</w:t>
       </w:r>
     </w:p>
+    <w:p/>
     <w:p>
       <w:pPr>
         <w:pStyle w:val="Heading4"/>
@@ -3021,7 +4317,79 @@
         <w:rPr>
           <w:rFonts w:hint="eastAsia"/>
         </w:rPr>
-        <w:t>进行匹配，是带有数据类型的匹配</w:t>
+        <w:t>进行匹配，是带有</w:t>
+      </w:r>
+      <w:r>
+        <w:rPr>
+          <w:rFonts w:hint="eastAsia"/>
+        </w:rPr>
+        <w:t>比较优先级（</w:t>
+      </w:r>
+      <w:r>
+        <w:rPr>
+          <w:rFonts w:hint="eastAsia"/>
+        </w:rPr>
+        <w:t>Canonical</w:t>
+      </w:r>
+      <w:r>
+        <w:rPr>
+          <w:rFonts w:hint="eastAsia"/>
+        </w:rPr>
+        <w:t>类型）</w:t>
+      </w:r>
+      <w:r>
+        <w:rPr>
+          <w:rFonts w:hint="eastAsia"/>
+        </w:rPr>
+        <w:t>的匹配</w:t>
+      </w:r>
+      <w:r>
+        <w:rPr>
+          <w:rFonts w:hint="eastAsia"/>
+        </w:rPr>
+        <w:t>（</w:t>
+      </w:r>
+      <w:r>
+        <w:rPr>
+          <w:rFonts w:hint="eastAsia"/>
+        </w:rPr>
+        <w:t>但是通过</w:t>
+      </w:r>
+      <w:r>
+        <w:rPr>
+          <w:rFonts w:hint="eastAsia"/>
+        </w:rPr>
+        <w:t>mthMatcher</w:t>
+      </w:r>
+      <w:r>
+        <w:rPr>
+          <w:rFonts w:hint="eastAsia"/>
+        </w:rPr>
+        <w:t>到</w:t>
+      </w:r>
+      <w:r>
+        <w:rPr>
+          <w:rFonts w:hint="eastAsia"/>
+        </w:rPr>
+        <w:t>rtnPredicate</w:t>
+      </w:r>
+      <w:r>
+        <w:rPr>
+          <w:rFonts w:hint="eastAsia"/>
+        </w:rPr>
+        <w:t>的转换缩小数据类型的匹配范围</w:t>
+      </w:r>
+      <w:r>
+        <w:rPr>
+          <w:rFonts w:hint="eastAsia"/>
+        </w:rPr>
+        <w:t>，见上一节</w:t>
+      </w:r>
+      <w:r>
+        <w:rPr>
+          <w:rFonts w:hint="eastAsia"/>
+        </w:rPr>
+        <w:t>）</w:t>
       </w:r>
     </w:p>
     <w:p>
@@ -3047,13 +4415,43 @@
         <w:rPr>
           <w:rFonts w:hint="eastAsia"/>
         </w:rPr>
-        <w:t>disablemixcmp</w:t>
-      </w:r>
-      <w:r>
-        <w:rPr>
-          <w:rFonts w:hint="eastAsia"/>
-        </w:rPr>
-        <w:t>对是否匹配数据类型进行选择</w:t>
+        <w:t>enable</w:t>
+      </w:r>
+      <w:r>
+        <w:rPr>
+          <w:rFonts w:hint="eastAsia"/>
+        </w:rPr>
+        <w:t>mixcmp</w:t>
+      </w:r>
+      <w:r>
+        <w:rPr>
+          <w:rFonts w:hint="eastAsia"/>
+        </w:rPr>
+        <w:t>对是否匹配</w:t>
+      </w:r>
+      <w:r>
+        <w:rPr>
+          <w:rFonts w:hint="eastAsia"/>
+        </w:rPr>
+        <w:t>比较优先级（</w:t>
+      </w:r>
+      <w:r>
+        <w:rPr>
+          <w:rFonts w:hint="eastAsia"/>
+        </w:rPr>
+        <w:t>Canonical</w:t>
+      </w:r>
+      <w:r>
+        <w:rPr>
+          <w:rFonts w:hint="eastAsia"/>
+        </w:rPr>
+        <w:t>类型）</w:t>
+      </w:r>
+      <w:r>
+        <w:rPr>
+          <w:rFonts w:hint="eastAsia"/>
+        </w:rPr>
+        <w:t>进行选择</w:t>
       </w:r>
     </w:p>
     <w:p/>
@@ -3076,7 +4474,13 @@
         <w:rPr>
           <w:rFonts w:hint="eastAsia"/>
         </w:rPr>
-        <w:t>disablemixcmp</w:t>
+        <w:t>enable</w:t>
+      </w:r>
+      <w:r>
+        <w:rPr>
+          <w:rFonts w:hint="eastAsia"/>
+        </w:rPr>
+        <w:t>mixcmp</w:t>
       </w:r>
       <w:r>
         <w:rPr>
@@ -3088,13 +4492,37 @@
         <w:rPr>
           <w:rFonts w:hint="eastAsia"/>
         </w:rPr>
-        <w:t>TRUE</w:t>
-      </w:r>
-      <w:r>
-        <w:rPr>
-          <w:rFonts w:hint="eastAsia"/>
-        </w:rPr>
-        <w:t>时，索引扫描和表扫描都带有数据类型进行匹配，结果一致</w:t>
+        <w:t>FALSE</w:t>
+      </w:r>
+      <w:r>
+        <w:rPr>
+          <w:rFonts w:hint="eastAsia"/>
+        </w:rPr>
+        <w:t>时，索引扫描和表扫描都不比较</w:t>
+      </w:r>
+      <w:r>
+        <w:rPr>
+          <w:rFonts w:hint="eastAsia"/>
+        </w:rPr>
+        <w:t>比较优先级（</w:t>
+      </w:r>
+      <w:r>
+        <w:rPr>
+          <w:rFonts w:hint="eastAsia"/>
+        </w:rPr>
+        <w:t>Canonical</w:t>
+      </w:r>
+      <w:r>
+        <w:rPr>
+          <w:rFonts w:hint="eastAsia"/>
+        </w:rPr>
+        <w:t>类型）</w:t>
+      </w:r>
+      <w:r>
+        <w:rPr>
+          <w:rFonts w:hint="eastAsia"/>
+        </w:rPr>
+        <w:t>进行匹配，结果一致</w:t>
       </w:r>
     </w:p>
     <w:p>
@@ -3116,7 +4544,13 @@
         <w:rPr>
           <w:rFonts w:hint="eastAsia"/>
         </w:rPr>
-        <w:t>disablemixcmp</w:t>
+        <w:t>enable</w:t>
+      </w:r>
+      <w:r>
+        <w:rPr>
+          <w:rFonts w:hint="eastAsia"/>
+        </w:rPr>
+        <w:t>mixcmp</w:t>
       </w:r>
       <w:r>
         <w:rPr>
@@ -3128,70 +4562,55 @@
         <w:rPr>
           <w:rFonts w:hint="eastAsia"/>
         </w:rPr>
-        <w:t>FALSE</w:t>
-      </w:r>
-      <w:r>
-        <w:rPr>
-          <w:rFonts w:hint="eastAsia"/>
-        </w:rPr>
-        <w:t>时，索引扫描带有数据类型进行匹配，表扫描则不带数据类型进行匹配，因此结果不一致</w:t>
-      </w:r>
-    </w:p>
-    <w:p>
-      <w:pPr>
-        <w:pStyle w:val="ListParagraph"/>
-        <w:numPr>
-          <w:ilvl w:val="1"/>
-          <w:numId w:val="21"/>
-        </w:numPr>
-        <w:ind w:firstLineChars="0"/>
-      </w:pPr>
-      <w:r>
-        <w:rPr>
-          <w:rFonts w:hint="eastAsia"/>
-        </w:rPr>
-        <w:t>改索引的</w:t>
-      </w:r>
-      <w:r>
-        <w:rPr>
-          <w:rFonts w:hint="eastAsia"/>
-        </w:rPr>
-        <w:t>rtnPredicate</w:t>
-      </w:r>
-      <w:r>
-        <w:rPr>
-          <w:rFonts w:hint="eastAsia"/>
-        </w:rPr>
-        <w:t>带类型的</w:t>
-      </w:r>
-      <w:r>
-        <w:rPr>
-          <w:rFonts w:hint="eastAsia"/>
-        </w:rPr>
-        <w:t>maxElement</w:t>
-      </w:r>
-      <w:r>
-        <w:rPr>
-          <w:rFonts w:hint="eastAsia"/>
-        </w:rPr>
-        <w:t>及</w:t>
-      </w:r>
-      <w:r>
-        <w:rPr>
-          <w:rFonts w:hint="eastAsia"/>
-        </w:rPr>
-        <w:t>minElement</w:t>
+        <w:t>TRUE</w:t>
+      </w:r>
+      <w:r>
+        <w:rPr>
+          <w:rFonts w:hint="eastAsia"/>
+        </w:rPr>
+        <w:t>时，索引扫描和表扫描都</w:t>
+      </w:r>
+      <w:r>
+        <w:rPr>
+          <w:rFonts w:hint="eastAsia"/>
+        </w:rPr>
+        <w:t>带有</w:t>
+      </w:r>
+      <w:r>
+        <w:rPr>
+          <w:rFonts w:hint="eastAsia"/>
+        </w:rPr>
+        <w:t>比较优先级（</w:t>
+      </w:r>
+      <w:r>
+        <w:rPr>
+          <w:rFonts w:hint="eastAsia"/>
+        </w:rPr>
+        <w:t>Canonical</w:t>
+      </w:r>
+      <w:r>
+        <w:rPr>
+          <w:rFonts w:hint="eastAsia"/>
+        </w:rPr>
+        <w:t>类型）</w:t>
+      </w:r>
+      <w:r>
+        <w:rPr>
+          <w:rFonts w:hint="eastAsia"/>
+        </w:rPr>
+        <w:t>进行匹配，结果</w:t>
+      </w:r>
+      <w:r>
+        <w:rPr>
+          <w:rFonts w:hint="eastAsia"/>
+        </w:rPr>
+        <w:t>一致</w:t>
       </w:r>
     </w:p>
     <w:p>
       <w:pPr>
         <w:pStyle w:val="Heading4"/>
       </w:pPr>
-    </w:p>
-    <w:p>
-      <w:pPr>
-        <w:pStyle w:val="Heading4"/>
-      </w:pPr>
       <w:r>
         <w:rPr>
           <w:rFonts w:hint="eastAsia"/>
@@ -3210,7 +4629,13 @@
         <w:rPr>
           <w:rFonts w:hint="eastAsia"/>
         </w:rPr>
-        <w:t>disablemixcmp</w:t>
+        <w:t>enablem</w:t>
+      </w:r>
+      <w:r>
+        <w:rPr>
+          <w:rFonts w:hint="eastAsia"/>
+        </w:rPr>
+        <w:t>ixcmp</w:t>
       </w:r>
       <w:r>
         <w:rPr>
@@ -3256,7 +4681,6 @@
           <w:rFonts w:hint="eastAsia"/>
           <w:noProof/>
         </w:rPr>
-        <w:lastRenderedPageBreak/>
         <w:drawing>
           <wp:inline distT="0" distB="0" distL="0" distR="0">
             <wp:extent cx="5274310" cy="1706661"/>
@@ -3345,7 +4769,13 @@
         <w:rPr>
           <w:rFonts w:hint="eastAsia"/>
         </w:rPr>
-        <w:t>disablemixcmp</w:t>
+        <w:t>enable</w:t>
+      </w:r>
+      <w:r>
+        <w:rPr>
+          <w:rFonts w:hint="eastAsia"/>
+        </w:rPr>
+        <w:t>mixcmp</w:t>
       </w:r>
       <w:r>
         <w:rPr>
@@ -3378,7 +4808,13 @@
         <w:rPr>
           <w:rFonts w:hint="eastAsia"/>
         </w:rPr>
-        <w:t>disablemixcmp</w:t>
+        <w:t>enable</w:t>
+      </w:r>
+      <w:r>
+        <w:rPr>
+          <w:rFonts w:hint="eastAsia"/>
+        </w:rPr>
+        <w:t>mixcmp</w:t>
       </w:r>
       <w:r>
         <w:rPr>
@@ -3394,6 +4830,7 @@
           <w:rFonts w:hint="eastAsia"/>
           <w:noProof/>
         </w:rPr>
+        <w:lastRenderedPageBreak/>
         <w:drawing>
           <wp:inline distT="0" distB="0" distL="0" distR="0">
             <wp:extent cx="2286000" cy="3235960"/>
@@ -3549,6 +4986,10 @@
           <w:p>
             <w:pPr>
               <w:ind w:left="0"/>
+              <w:rPr>
+                <w:sz w:val="13"/>
+                <w:szCs w:val="13"/>
+              </w:rPr>
             </w:pPr>
           </w:p>
         </w:tc>
@@ -3559,7 +5000,18 @@
           <w:p>
             <w:pPr>
               <w:ind w:left="0"/>
+              <w:rPr>
+                <w:sz w:val="13"/>
+                <w:szCs w:val="13"/>
+              </w:rPr>
             </w:pPr>
+            <w:r>
+              <w:rPr>
+                <w:sz w:val="13"/>
+                <w:szCs w:val="13"/>
+              </w:rPr>
+              <w:t>SEQUOIADBMAINSTREAM-1745</w:t>
+            </w:r>
           </w:p>
         </w:tc>
         <w:tc>
@@ -3569,7 +5021,84 @@
           <w:p>
             <w:pPr>
               <w:ind w:left="0"/>
+              <w:rPr>
+                <w:sz w:val="13"/>
+                <w:szCs w:val="13"/>
+              </w:rPr>
             </w:pPr>
+            <w:r>
+              <w:rPr>
+                <w:rFonts w:hint="eastAsia"/>
+                <w:sz w:val="13"/>
+                <w:szCs w:val="13"/>
+              </w:rPr>
+              <w:t>使用</w:t>
+            </w:r>
+            <w:r>
+              <w:rPr>
+                <w:rFonts w:hint="eastAsia"/>
+                <w:sz w:val="13"/>
+                <w:szCs w:val="13"/>
+              </w:rPr>
+              <w:t>{</w:t>
+            </w:r>
+            <w:r>
+              <w:rPr>
+                <w:rFonts w:hint="eastAsia"/>
+                <w:sz w:val="13"/>
+                <w:szCs w:val="13"/>
+              </w:rPr>
+              <w:t>“</w:t>
+            </w:r>
+            <w:r>
+              <w:rPr>
+                <w:rFonts w:hint="eastAsia"/>
+                <w:sz w:val="13"/>
+                <w:szCs w:val="13"/>
+              </w:rPr>
+              <w:t>x.x.x</w:t>
+            </w:r>
+            <w:r>
+              <w:rPr>
+                <w:rFonts w:hint="eastAsia"/>
+                <w:sz w:val="13"/>
+                <w:szCs w:val="13"/>
+              </w:rPr>
+              <w:t>”</w:t>
+            </w:r>
+            <w:r>
+              <w:rPr>
+                <w:rFonts w:hint="eastAsia"/>
+                <w:sz w:val="13"/>
+                <w:szCs w:val="13"/>
+              </w:rPr>
+              <w:t>: x}</w:t>
+            </w:r>
+            <w:r>
+              <w:rPr>
+                <w:rFonts w:hint="eastAsia"/>
+                <w:sz w:val="13"/>
+                <w:szCs w:val="13"/>
+              </w:rPr>
+              <w:t>下标方式查询数组，走索引和不走索引查询结果不一致</w:t>
+            </w:r>
+          </w:p>
+          <w:p>
+            <w:pPr>
+              <w:ind w:left="0"/>
+              <w:rPr>
+                <w:sz w:val="13"/>
+                <w:szCs w:val="13"/>
+              </w:rPr>
+            </w:pPr>
+            <w:r>
+              <w:rPr>
+                <w:rFonts w:hint="eastAsia"/>
+                <w:sz w:val="13"/>
+                <w:szCs w:val="13"/>
+              </w:rPr>
+              <w:t>此处与索引插入数组类型时的处理有关</w:t>
+            </w:r>
           </w:p>
         </w:tc>
       </w:tr>
@@ -3583,7 +5112,6 @@
         <w:rPr>
           <w:rFonts w:hint="eastAsia"/>
         </w:rPr>
-        <w:lastRenderedPageBreak/>
         <w:t>验收</w:t>
       </w:r>
       <w:r>
@@ -3891,7 +5419,22 @@
                 <w:sz w:val="13"/>
                 <w:szCs w:val="13"/>
               </w:rPr>
-              <w:t>).hint({'':null})</w:t>
+              <w:t>).hint({</w:t>
+            </w:r>
+            <w:r>
+              <w:rPr>
+                <w:sz w:val="13"/>
+                <w:szCs w:val="13"/>
+              </w:rPr>
+              <w:t>""</w:t>
+            </w:r>
+            <w:r>
+              <w:rPr>
+                <w:rFonts w:hint="eastAsia"/>
+                <w:sz w:val="13"/>
+                <w:szCs w:val="13"/>
+              </w:rPr>
+              <w:t>:null})</w:t>
             </w:r>
           </w:p>
           <w:p>
@@ -3908,7 +5451,22 @@
                 <w:sz w:val="13"/>
                 <w:szCs w:val="13"/>
               </w:rPr>
-              <w:t>cl.find({a:{$gt:{$minKey:1}}}).hint({'':null})</w:t>
+              <w:t>cl.find({a:{$gt:{$minKey:1}}}).hint({</w:t>
+            </w:r>
+            <w:r>
+              <w:rPr>
+                <w:sz w:val="13"/>
+                <w:szCs w:val="13"/>
+              </w:rPr>
+              <w:t>""</w:t>
+            </w:r>
+            <w:r>
+              <w:rPr>
+                <w:rFonts w:hint="eastAsia"/>
+                <w:sz w:val="13"/>
+                <w:szCs w:val="13"/>
+              </w:rPr>
+              <w:t>:null})</w:t>
             </w:r>
           </w:p>
         </w:tc>
@@ -4167,7 +5725,7 @@
   <w:abstractNum w:abstractNumId="0">
     <w:nsid w:val="07947365"/>
     <w:multiLevelType w:val="hybridMultilevel"/>
-    <w:tmpl w:val="1B46AA20"/>
+    <w:tmpl w:val="214CE634"/>
     <w:lvl w:ilvl="0" w:tplc="0409000F">
       <w:start w:val="1"/>
       <w:numFmt w:val="decimal"/>
@@ -4186,11 +5744,11 @@
         <w:ind w:left="1197" w:hanging="420"/>
       </w:pPr>
     </w:lvl>
-    <w:lvl w:ilvl="2" w:tplc="0409001B" w:tentative="1">
-      <w:start w:val="1"/>
-      <w:numFmt w:val="lowerRoman"/>
+    <w:lvl w:ilvl="2" w:tplc="0409000F">
+      <w:start w:val="1"/>
+      <w:numFmt w:val="decimal"/>
       <w:lvlText w:val="%3."/>
-      <w:lvlJc w:val="right"/>
+      <w:lvlJc w:val="left"/>
       <w:pPr>
         <w:ind w:left="1617" w:hanging="420"/>
       </w:pPr>
@@ -5043,7 +6601,7 @@
   <w:abstractNum w:abstractNumId="10">
     <w:nsid w:val="37C706E1"/>
     <w:multiLevelType w:val="hybridMultilevel"/>
-    <w:tmpl w:val="4D261D40"/>
+    <w:tmpl w:val="66DEAC4E"/>
     <w:lvl w:ilvl="0" w:tplc="0409000F">
       <w:start w:val="1"/>
       <w:numFmt w:val="decimal"/>
@@ -5062,11 +6620,11 @@
         <w:ind w:left="1197" w:hanging="420"/>
       </w:pPr>
     </w:lvl>
-    <w:lvl w:ilvl="2" w:tplc="0409001B" w:tentative="1">
-      <w:start w:val="1"/>
-      <w:numFmt w:val="lowerRoman"/>
+    <w:lvl w:ilvl="2" w:tplc="0409000F">
+      <w:start w:val="1"/>
+      <w:numFmt w:val="decimal"/>
       <w:lvlText w:val="%3."/>
-      <w:lvlJc w:val="right"/>
+      <w:lvlJc w:val="left"/>
       <w:pPr>
         <w:ind w:left="1617" w:hanging="420"/>
       </w:pPr>

--- a/internal_doc/03.开发设计/mthMatcher/Story-mthMatcher统一数据类型比较模式.docx
+++ b/internal_doc/03.开发设计/mthMatcher/Story-mthMatcher统一数据类型比较模式.docx
@@ -647,6 +647,11 @@
       </w:r>
     </w:p>
     <w:p>
+      <w:pPr>
+        <w:rPr>
+          <w:rFonts w:hint="eastAsia"/>
+        </w:rPr>
+      </w:pPr>
       <w:r>
         <w:rPr>
           <w:rFonts w:hint="eastAsia"/>
@@ -702,6 +707,100 @@
         <w:t>false</w:t>
       </w:r>
     </w:p>
+    <w:p>
+      <w:pPr>
+        <w:rPr>
+          <w:rFonts w:hint="eastAsia"/>
+        </w:rPr>
+      </w:pPr>
+    </w:p>
+    <w:p>
+      <w:r>
+        <w:rPr>
+          <w:rFonts w:hint="eastAsia"/>
+        </w:rPr>
+        <w:lastRenderedPageBreak/>
+        <w:t>Coord</w:t>
+      </w:r>
+      <w:r>
+        <w:rPr>
+          <w:rFonts w:hint="eastAsia"/>
+        </w:rPr>
+        <w:t>节点下发查询，但</w:t>
+      </w:r>
+      <w:r>
+        <w:rPr>
+          <w:rFonts w:hint="eastAsia"/>
+        </w:rPr>
+        <w:t>Coord</w:t>
+      </w:r>
+      <w:r>
+        <w:rPr>
+          <w:rFonts w:hint="eastAsia"/>
+        </w:rPr>
+        <w:t>节点并不知道</w:t>
+      </w:r>
+      <w:r>
+        <w:rPr>
+          <w:rFonts w:hint="eastAsia"/>
+        </w:rPr>
+        <w:t>Data</w:t>
+      </w:r>
+      <w:r>
+        <w:rPr>
+          <w:rFonts w:hint="eastAsia"/>
+        </w:rPr>
+        <w:t>节点的</w:t>
+      </w:r>
+      <w:r>
+        <w:rPr>
+          <w:rFonts w:hint="eastAsia"/>
+        </w:rPr>
+        <w:t>enablemixcmp</w:t>
+      </w:r>
+      <w:r>
+        <w:rPr>
+          <w:rFonts w:hint="eastAsia"/>
+        </w:rPr>
+        <w:t>设置，因此使用可以匹配更多数据的</w:t>
+      </w:r>
+      <w:r>
+        <w:rPr>
+          <w:rFonts w:hint="eastAsia"/>
+        </w:rPr>
+        <w:t>enablemixcmp=TRUE</w:t>
+      </w:r>
+      <w:r>
+        <w:rPr>
+          <w:rFonts w:hint="eastAsia"/>
+        </w:rPr>
+        <w:t>来分析匹配条件，下发查询，</w:t>
+      </w:r>
+      <w:r>
+        <w:rPr>
+          <w:rFonts w:hint="eastAsia"/>
+        </w:rPr>
+        <w:t>Data</w:t>
+      </w:r>
+      <w:r>
+        <w:rPr>
+          <w:rFonts w:hint="eastAsia"/>
+        </w:rPr>
+        <w:t>节点再根据自身的</w:t>
+      </w:r>
+      <w:r>
+        <w:rPr>
+          <w:rFonts w:hint="eastAsia"/>
+        </w:rPr>
+        <w:t>enablemixcmp</w:t>
+      </w:r>
+      <w:r>
+        <w:rPr>
+          <w:rFonts w:hint="eastAsia"/>
+        </w:rPr>
+        <w:t>设置来匹配数据</w:t>
+      </w:r>
+    </w:p>
     <w:p/>
     <w:p>
       <w:pPr>
@@ -711,7 +810,6 @@
         <w:rPr>
           <w:rFonts w:hint="eastAsia"/>
         </w:rPr>
-        <w:lastRenderedPageBreak/>
         <w:t xml:space="preserve">Story </w:t>
       </w:r>
       <w:r>
@@ -1460,6 +1558,7 @@
                 <w:sz w:val="15"/>
                 <w:szCs w:val="15"/>
               </w:rPr>
+              <w:lastRenderedPageBreak/>
               <w:t>Date / Timestamp</w:t>
             </w:r>
           </w:p>
@@ -1640,7 +1739,6 @@
                 <w:sz w:val="15"/>
                 <w:szCs w:val="15"/>
               </w:rPr>
-              <w:lastRenderedPageBreak/>
               <w:t>CodeWScope</w:t>
             </w:r>
           </w:p>
@@ -1747,9 +1845,6 @@
           <w:numId w:val="18"/>
         </w:numPr>
         <w:ind w:firstLineChars="0"/>
-        <w:rPr>
-          <w:rFonts w:hint="eastAsia"/>
-        </w:rPr>
       </w:pPr>
       <w:r>
         <w:rPr>
@@ -2114,9 +2209,6 @@
           <w:numId w:val="18"/>
         </w:numPr>
         <w:ind w:firstLineChars="0"/>
-        <w:rPr>
-          <w:rFonts w:hint="eastAsia"/>
-        </w:rPr>
       </w:pPr>
       <w:r>
         <w:rPr>
@@ -2133,9 +2225,6 @@
           <w:numId w:val="18"/>
         </w:numPr>
         <w:ind w:firstLineChars="0"/>
-        <w:rPr>
-          <w:rFonts w:hint="eastAsia"/>
-        </w:rPr>
       </w:pPr>
       <w:r>
         <w:rPr>
@@ -2292,9 +2381,6 @@
           <w:numId w:val="18"/>
         </w:numPr>
         <w:ind w:firstLineChars="0"/>
-        <w:rPr>
-          <w:rFonts w:hint="eastAsia"/>
-        </w:rPr>
       </w:pPr>
       <w:r>
         <w:rPr>
@@ -2365,9 +2451,6 @@
           <w:numId w:val="18"/>
         </w:numPr>
         <w:ind w:firstLineChars="0"/>
-        <w:rPr>
-          <w:rFonts w:hint="eastAsia"/>
-        </w:rPr>
       </w:pPr>
       <w:r>
         <w:rPr>
@@ -2390,9 +2473,6 @@
           <w:numId w:val="18"/>
         </w:numPr>
         <w:ind w:firstLineChars="0"/>
-        <w:rPr>
-          <w:rFonts w:hint="eastAsia"/>
-        </w:rPr>
       </w:pPr>
       <w:r>
         <w:rPr>
@@ -2632,6 +2712,7 @@
         <w:rPr>
           <w:rFonts w:hint="eastAsia"/>
         </w:rPr>
+        <w:lastRenderedPageBreak/>
         <w:t>正则表达式</w:t>
       </w:r>
     </w:p>
@@ -2774,7 +2855,6 @@
         <w:rPr>
           <w:rFonts w:hint="eastAsia"/>
         </w:rPr>
-        <w:lastRenderedPageBreak/>
         <w:t>$in</w:t>
       </w:r>
       <w:r>
@@ -2862,9 +2942,6 @@
           <w:numId w:val="19"/>
         </w:numPr>
         <w:ind w:firstLineChars="0"/>
-        <w:rPr>
-          <w:rFonts w:hint="eastAsia"/>
-        </w:rPr>
       </w:pPr>
       <w:r>
         <w:rPr>
@@ -3583,9 +3660,6 @@
           <w:numId w:val="22"/>
         </w:numPr>
         <w:ind w:firstLineChars="0"/>
-        <w:rPr>
-          <w:rFonts w:hint="eastAsia"/>
-        </w:rPr>
       </w:pPr>
       <w:r>
         <w:rPr>
@@ -3650,9 +3724,6 @@
           <w:numId w:val="22"/>
         </w:numPr>
         <w:ind w:firstLineChars="0"/>
-        <w:rPr>
-          <w:rFonts w:hint="eastAsia"/>
-        </w:rPr>
       </w:pPr>
       <w:r>
         <w:rPr>
@@ -3717,9 +3788,6 @@
           <w:numId w:val="22"/>
         </w:numPr>
         <w:ind w:firstLineChars="0"/>
-        <w:rPr>
-          <w:rFonts w:hint="eastAsia"/>
-        </w:rPr>
       </w:pPr>
       <w:r>
         <w:rPr>
@@ -4121,6 +4189,7 @@
         <w:rPr>
           <w:rFonts w:hint="eastAsia"/>
         </w:rPr>
+        <w:lastRenderedPageBreak/>
         <w:t>正则表达式仅匹配字符串类型</w:t>
       </w:r>
     </w:p>

--- a/internal_doc/03.开发设计/mthMatcher/Story-mthMatcher统一数据类型比较模式.docx
+++ b/internal_doc/03.开发设计/mthMatcher/Story-mthMatcher统一数据类型比较模式.docx
@@ -647,11 +647,6 @@
       </w:r>
     </w:p>
     <w:p>
-      <w:pPr>
-        <w:rPr>
-          <w:rFonts w:hint="eastAsia"/>
-        </w:rPr>
-      </w:pPr>
       <w:r>
         <w:rPr>
           <w:rFonts w:hint="eastAsia"/>
@@ -707,13 +702,7 @@
         <w:t>false</w:t>
       </w:r>
     </w:p>
-    <w:p>
-      <w:pPr>
-        <w:rPr>
-          <w:rFonts w:hint="eastAsia"/>
-        </w:rPr>
-      </w:pPr>
-    </w:p>
+    <w:p/>
     <w:p>
       <w:r>
         <w:rPr>
@@ -4037,6 +4026,12 @@
         <w:rPr>
           <w:rFonts w:hint="eastAsia"/>
         </w:rPr>
+        <w:t>, $options:''</w:t>
+      </w:r>
+      <w:r>
+        <w:rPr>
+          <w:rFonts w:hint="eastAsia"/>
+        </w:rPr>
         <w:t>}</w:t>
       </w:r>
       <w:r>
@@ -4074,6 +4069,12 @@
       </w:r>
       <w:r>
         <w:t>"</w:t>
+      </w:r>
+      <w:r>
+        <w:rPr>
+          <w:rFonts w:hint="eastAsia"/>
+        </w:rPr>
+        <w:t>, $options:''</w:t>
       </w:r>
       <w:r>
         <w:rPr>
@@ -4095,6 +4096,7 @@
         <w:rPr>
           <w:rFonts w:hint="eastAsia"/>
         </w:rPr>
+        <w:lastRenderedPageBreak/>
         <w:t>$et:{$regex:</w:t>
       </w:r>
       <w:r>
@@ -4113,6 +4115,12 @@
         <w:rPr>
           <w:rFonts w:hint="eastAsia"/>
         </w:rPr>
+        <w:t>, $options:''</w:t>
+      </w:r>
+      <w:r>
+        <w:rPr>
+          <w:rFonts w:hint="eastAsia"/>
+        </w:rPr>
         <w:t>}</w:t>
       </w:r>
       <w:r>
@@ -4150,6 +4158,12 @@
       </w:r>
       <w:r>
         <w:t>"</w:t>
+      </w:r>
+      <w:r>
+        <w:rPr>
+          <w:rFonts w:hint="eastAsia"/>
+        </w:rPr>
+        <w:t>, $options:''</w:t>
       </w:r>
       <w:r>
         <w:rPr>
@@ -4189,7 +4203,6 @@
         <w:rPr>
           <w:rFonts w:hint="eastAsia"/>
         </w:rPr>
-        <w:lastRenderedPageBreak/>
         <w:t>正则表达式仅匹配字符串类型</w:t>
       </w:r>
     </w:p>
@@ -4899,7 +4912,6 @@
           <w:rFonts w:hint="eastAsia"/>
           <w:noProof/>
         </w:rPr>
-        <w:lastRenderedPageBreak/>
         <w:drawing>
           <wp:inline distT="0" distB="0" distL="0" distR="0">
             <wp:extent cx="2286000" cy="3235960"/>
@@ -5060,6 +5072,14 @@
                 <w:szCs w:val="13"/>
               </w:rPr>
             </w:pPr>
+            <w:r>
+              <w:rPr>
+                <w:rFonts w:hint="eastAsia"/>
+                <w:sz w:val="13"/>
+                <w:szCs w:val="13"/>
+              </w:rPr>
+              <w:t>001</w:t>
+            </w:r>
           </w:p>
         </w:tc>
         <w:tc>
@@ -5167,6 +5187,139 @@
                 <w:szCs w:val="13"/>
               </w:rPr>
               <w:t>此处与索引插入数组类型时的处理有关</w:t>
+            </w:r>
+          </w:p>
+        </w:tc>
+      </w:tr>
+      <w:tr>
+        <w:tc>
+          <w:tcPr>
+            <w:tcW w:w="885" w:type="dxa"/>
+          </w:tcPr>
+          <w:p>
+            <w:pPr>
+              <w:ind w:left="0"/>
+              <w:rPr>
+                <w:sz w:val="13"/>
+                <w:szCs w:val="13"/>
+              </w:rPr>
+            </w:pPr>
+            <w:r>
+              <w:rPr>
+                <w:rFonts w:hint="eastAsia"/>
+                <w:sz w:val="13"/>
+                <w:szCs w:val="13"/>
+              </w:rPr>
+              <w:t>002</w:t>
+            </w:r>
+          </w:p>
+        </w:tc>
+        <w:tc>
+          <w:tcPr>
+            <w:tcW w:w="2552" w:type="dxa"/>
+          </w:tcPr>
+          <w:p>
+            <w:pPr>
+              <w:ind w:left="0"/>
+              <w:rPr>
+                <w:sz w:val="13"/>
+                <w:szCs w:val="13"/>
+              </w:rPr>
+            </w:pPr>
+          </w:p>
+        </w:tc>
+        <w:tc>
+          <w:tcPr>
+            <w:tcW w:w="4728" w:type="dxa"/>
+          </w:tcPr>
+          <w:p>
+            <w:pPr>
+              <w:ind w:left="0"/>
+              <w:rPr>
+                <w:rFonts w:hint="eastAsia"/>
+                <w:sz w:val="13"/>
+                <w:szCs w:val="13"/>
+              </w:rPr>
+            </w:pPr>
+            <w:r>
+              <w:rPr>
+                <w:rFonts w:hint="eastAsia"/>
+                <w:sz w:val="13"/>
+                <w:szCs w:val="13"/>
+              </w:rPr>
+              <w:t>sdbshell</w:t>
+            </w:r>
+            <w:r>
+              <w:rPr>
+                <w:rFonts w:hint="eastAsia"/>
+                <w:sz w:val="13"/>
+                <w:szCs w:val="13"/>
+              </w:rPr>
+              <w:t>不会把</w:t>
+            </w:r>
+            <w:r>
+              <w:rPr>
+                <w:rFonts w:hint="eastAsia"/>
+                <w:sz w:val="13"/>
+                <w:szCs w:val="13"/>
+              </w:rPr>
+              <w:t>{$regex:'xxx'}</w:t>
+            </w:r>
+            <w:r>
+              <w:rPr>
+                <w:rFonts w:hint="eastAsia"/>
+                <w:sz w:val="13"/>
+                <w:szCs w:val="13"/>
+              </w:rPr>
+              <w:t>和</w:t>
+            </w:r>
+            <w:r>
+              <w:rPr>
+                <w:rFonts w:hint="eastAsia"/>
+                <w:sz w:val="13"/>
+                <w:szCs w:val="13"/>
+              </w:rPr>
+              <w:t>{$options:'xxx',$regex:'xxx'}</w:t>
+            </w:r>
+            <w:r>
+              <w:rPr>
+                <w:rFonts w:hint="eastAsia"/>
+                <w:sz w:val="13"/>
+                <w:szCs w:val="13"/>
+              </w:rPr>
+              <w:t>转换成</w:t>
+            </w:r>
+            <w:r>
+              <w:rPr>
+                <w:rFonts w:hint="eastAsia"/>
+                <w:sz w:val="13"/>
+                <w:szCs w:val="13"/>
+              </w:rPr>
+              <w:t>regex</w:t>
+            </w:r>
+            <w:r>
+              <w:rPr>
+                <w:rFonts w:hint="eastAsia"/>
+                <w:sz w:val="13"/>
+                <w:szCs w:val="13"/>
+              </w:rPr>
+              <w:t>类型，因此如果插入数据为以上形式，则插入的为</w:t>
+            </w:r>
+            <w:r>
+              <w:rPr>
+                <w:rFonts w:hint="eastAsia"/>
+                <w:sz w:val="13"/>
+                <w:szCs w:val="13"/>
+              </w:rPr>
+              <w:t>object</w:t>
+            </w:r>
+            <w:r>
+              <w:rPr>
+                <w:rFonts w:hint="eastAsia"/>
+                <w:sz w:val="13"/>
+                <w:szCs w:val="13"/>
+              </w:rPr>
+              <w:t>类型</w:t>
             </w:r>
           </w:p>
         </w:tc>

--- a/internal_doc/03.开发设计/mthMatcher/Story-mthMatcher统一数据类型比较模式.docx
+++ b/internal_doc/03.开发设计/mthMatcher/Story-mthMatcher统一数据类型比较模式.docx
@@ -3276,6 +3276,970 @@
         <w:t>其它字段：不合法，报错</w:t>
       </w:r>
     </w:p>
+    <w:p/>
+    <w:p>
+      <w:pPr>
+        <w:pStyle w:val="Heading5"/>
+      </w:pPr>
+      <w:r>
+        <w:rPr>
+          <w:rFonts w:hint="eastAsia"/>
+        </w:rPr>
+        <w:t>数组</w:t>
+      </w:r>
+    </w:p>
+    <w:p>
+      <w:r>
+        <w:rPr>
+          <w:rFonts w:hint="eastAsia"/>
+        </w:rPr>
+        <w:t>在</w:t>
+      </w:r>
+      <w:r>
+        <w:rPr>
+          <w:rFonts w:hint="eastAsia"/>
+        </w:rPr>
+        <w:t>enablemixcmp=TRUE</w:t>
+      </w:r>
+      <w:r>
+        <w:rPr>
+          <w:rFonts w:hint="eastAsia"/>
+        </w:rPr>
+        <w:t>的情况下，对数组的处理方法：</w:t>
+      </w:r>
+    </w:p>
+    <w:p/>
+    <w:p>
+      <w:pPr>
+        <w:pStyle w:val="ListParagraph"/>
+        <w:numPr>
+          <w:ilvl w:val="0"/>
+          <w:numId w:val="24"/>
+        </w:numPr>
+        <w:ind w:firstLineChars="0"/>
+      </w:pPr>
+      <w:r>
+        <w:rPr>
+          <w:rFonts w:hint="eastAsia"/>
+        </w:rPr>
+        <w:t>如果比较符两边都是数组，则先按照数据进行比较</w:t>
+      </w:r>
+    </w:p>
+    <w:p>
+      <w:pPr>
+        <w:pStyle w:val="ListParagraph"/>
+        <w:numPr>
+          <w:ilvl w:val="0"/>
+          <w:numId w:val="24"/>
+        </w:numPr>
+        <w:ind w:firstLineChars="0"/>
+      </w:pPr>
+      <w:r>
+        <w:rPr>
+          <w:rFonts w:hint="eastAsia"/>
+        </w:rPr>
+        <w:t>如果比较符左侧是数组，而右侧不是，则拆开左侧数组再进行匹配（与</w:t>
+      </w:r>
+      <w:r>
+        <w:rPr>
+          <w:rFonts w:hint="eastAsia"/>
+        </w:rPr>
+        <w:t>Sharding</w:t>
+      </w:r>
+      <w:r>
+        <w:rPr>
+          <w:rFonts w:hint="eastAsia"/>
+        </w:rPr>
+        <w:t>的规则匹配）</w:t>
+      </w:r>
+    </w:p>
+    <w:p>
+      <w:pPr>
+        <w:pStyle w:val="ListParagraph"/>
+        <w:numPr>
+          <w:ilvl w:val="0"/>
+          <w:numId w:val="24"/>
+        </w:numPr>
+        <w:ind w:firstLineChars="0"/>
+      </w:pPr>
+      <w:r>
+        <w:rPr>
+          <w:rFonts w:hint="eastAsia"/>
+        </w:rPr>
+        <w:t>如果比较结果为</w:t>
+      </w:r>
+      <w:r>
+        <w:rPr>
+          <w:rFonts w:hint="eastAsia"/>
+        </w:rPr>
+        <w:t>FALSE</w:t>
+      </w:r>
+      <w:r>
+        <w:rPr>
+          <w:rFonts w:hint="eastAsia"/>
+        </w:rPr>
+        <w:t>，则拆开输入字段的数组，再次进行比较，此时按照</w:t>
+      </w:r>
+      <w:r>
+        <w:rPr>
+          <w:rFonts w:hint="eastAsia"/>
+        </w:rPr>
+        <w:t>enablemixcmp=FALSE</w:t>
+      </w:r>
+      <w:r>
+        <w:rPr>
+          <w:rFonts w:hint="eastAsia"/>
+        </w:rPr>
+        <w:t>的模式进行</w:t>
+      </w:r>
+    </w:p>
+    <w:p/>
+    <w:p>
+      <w:r>
+        <w:rPr>
+          <w:rFonts w:hint="eastAsia"/>
+        </w:rPr>
+        <w:t>例子</w:t>
+      </w:r>
+      <w:r>
+        <w:rPr>
+          <w:rFonts w:hint="eastAsia"/>
+        </w:rPr>
+        <w:t xml:space="preserve"> a:{$lt:[1,2]}</w:t>
+      </w:r>
+    </w:p>
+    <w:p/>
+    <w:p>
+      <w:r>
+        <w:rPr>
+          <w:rFonts w:hint="eastAsia"/>
+        </w:rPr>
+        <w:t>输入字段</w:t>
+      </w:r>
+      <w:r>
+        <w:rPr>
+          <w:rFonts w:hint="eastAsia"/>
+        </w:rPr>
+        <w:t>a</w:t>
+      </w:r>
+      <w:r>
+        <w:rPr>
+          <w:rFonts w:hint="eastAsia"/>
+        </w:rPr>
+        <w:t>为</w:t>
+      </w:r>
+      <w:r>
+        <w:rPr>
+          <w:rFonts w:hint="eastAsia"/>
+        </w:rPr>
+        <w:t>[[1,2],[0,2]]</w:t>
+      </w:r>
+      <w:r>
+        <w:rPr>
+          <w:rFonts w:hint="eastAsia"/>
+        </w:rPr>
+        <w:t>，第一次比较时结果为</w:t>
+      </w:r>
+      <w:r>
+        <w:rPr>
+          <w:rFonts w:hint="eastAsia"/>
+        </w:rPr>
+        <w:t>FALSE</w:t>
+      </w:r>
+      <w:r>
+        <w:rPr>
+          <w:rFonts w:hint="eastAsia"/>
+        </w:rPr>
+        <w:t>，但是拆开输入的数组后，</w:t>
+      </w:r>
+      <w:r>
+        <w:rPr>
+          <w:rFonts w:hint="eastAsia"/>
+        </w:rPr>
+        <w:t>[0,2]</w:t>
+      </w:r>
+      <w:r>
+        <w:rPr>
+          <w:rFonts w:hint="eastAsia"/>
+        </w:rPr>
+        <w:t>比</w:t>
+      </w:r>
+      <w:r>
+        <w:rPr>
+          <w:rFonts w:hint="eastAsia"/>
+        </w:rPr>
+        <w:t>[1,2]</w:t>
+      </w:r>
+      <w:r>
+        <w:rPr>
+          <w:rFonts w:hint="eastAsia"/>
+        </w:rPr>
+        <w:t>小，所以比较结果为</w:t>
+      </w:r>
+      <w:r>
+        <w:rPr>
+          <w:rFonts w:hint="eastAsia"/>
+        </w:rPr>
+        <w:t>TRUE</w:t>
+      </w:r>
+    </w:p>
+    <w:p/>
+    <w:p>
+      <w:r>
+        <w:rPr>
+          <w:rFonts w:hint="eastAsia"/>
+        </w:rPr>
+        <w:t>输入字段</w:t>
+      </w:r>
+      <w:r>
+        <w:rPr>
+          <w:rFonts w:hint="eastAsia"/>
+        </w:rPr>
+        <w:t>a</w:t>
+      </w:r>
+      <w:r>
+        <w:rPr>
+          <w:rFonts w:hint="eastAsia"/>
+        </w:rPr>
+        <w:t>为</w:t>
+      </w:r>
+      <w:r>
+        <w:rPr>
+          <w:rFonts w:hint="eastAsia"/>
+        </w:rPr>
+        <w:t xml:space="preserve">[[1,2], 3] </w:t>
+      </w:r>
+      <w:r>
+        <w:rPr>
+          <w:rFonts w:hint="eastAsia"/>
+        </w:rPr>
+        <w:t>第一次比较结果为</w:t>
+      </w:r>
+      <w:r>
+        <w:rPr>
+          <w:rFonts w:hint="eastAsia"/>
+        </w:rPr>
+        <w:t>FALSE</w:t>
+      </w:r>
+      <w:r>
+        <w:rPr>
+          <w:rFonts w:hint="eastAsia"/>
+        </w:rPr>
+        <w:t>，拆开输入的数组后，</w:t>
+      </w:r>
+      <w:r>
+        <w:rPr>
+          <w:rFonts w:hint="eastAsia"/>
+        </w:rPr>
+        <w:t xml:space="preserve">[1,2] </w:t>
+      </w:r>
+      <w:r>
+        <w:rPr>
+          <w:rFonts w:hint="eastAsia"/>
+        </w:rPr>
+        <w:t>和</w:t>
+      </w:r>
+      <w:r>
+        <w:rPr>
+          <w:rFonts w:hint="eastAsia"/>
+        </w:rPr>
+        <w:t xml:space="preserve"> 3 </w:t>
+      </w:r>
+      <w:r>
+        <w:rPr>
+          <w:rFonts w:hint="eastAsia"/>
+        </w:rPr>
+        <w:t>的比较结果都是</w:t>
+      </w:r>
+      <w:r>
+        <w:rPr>
+          <w:rFonts w:hint="eastAsia"/>
+        </w:rPr>
+        <w:t>FALSE</w:t>
+      </w:r>
+      <w:r>
+        <w:rPr>
+          <w:rFonts w:hint="eastAsia"/>
+        </w:rPr>
+        <w:t>，所以最终结果为</w:t>
+      </w:r>
+      <w:r>
+        <w:rPr>
+          <w:rFonts w:hint="eastAsia"/>
+        </w:rPr>
+        <w:t>FALSE</w:t>
+      </w:r>
+    </w:p>
+    <w:p/>
+    <w:p>
+      <w:r>
+        <w:rPr>
+          <w:rFonts w:hint="eastAsia"/>
+        </w:rPr>
+        <w:t>注意：目前仅进行一次拆分，和索引插入数组记录时一致；需要确定是否允许递归拆分，此处应保留与索引的处理一致</w:t>
+      </w:r>
+    </w:p>
+    <w:p/>
+    <w:p>
+      <w:pPr>
+        <w:pStyle w:val="Heading5"/>
+      </w:pPr>
+      <w:r>
+        <w:rPr>
+          <w:rFonts w:hint="eastAsia"/>
+        </w:rPr>
+        <w:lastRenderedPageBreak/>
+        <w:t>空字段</w:t>
+      </w:r>
+    </w:p>
+    <w:p>
+      <w:r>
+        <w:rPr>
+          <w:rFonts w:hint="eastAsia"/>
+        </w:rPr>
+        <w:t>从记录中获取记录没有该字段，取出的为空（即</w:t>
+      </w:r>
+      <w:r>
+        <w:rPr>
+          <w:rFonts w:hint="eastAsia"/>
+        </w:rPr>
+        <w:t>EOO</w:t>
+      </w:r>
+      <w:r>
+        <w:rPr>
+          <w:rFonts w:hint="eastAsia"/>
+        </w:rPr>
+        <w:t>）</w:t>
+      </w:r>
+      <w:r>
+        <w:rPr>
+          <w:rFonts w:hint="eastAsia"/>
+        </w:rPr>
+        <w:t xml:space="preserve"> </w:t>
+      </w:r>
+    </w:p>
+    <w:p>
+      <w:pPr>
+        <w:ind w:left="0" w:firstLine="357"/>
+      </w:pPr>
+    </w:p>
+    <w:p>
+      <w:pPr>
+        <w:pStyle w:val="ListParagraph"/>
+        <w:numPr>
+          <w:ilvl w:val="0"/>
+          <w:numId w:val="25"/>
+        </w:numPr>
+        <w:ind w:firstLineChars="0"/>
+      </w:pPr>
+      <w:r>
+        <w:rPr>
+          <w:rFonts w:hint="eastAsia"/>
+        </w:rPr>
+        <w:t>比较符匹配的字段为空，则所有比较结果为</w:t>
+      </w:r>
+      <w:r>
+        <w:rPr>
+          <w:rFonts w:hint="eastAsia"/>
+        </w:rPr>
+        <w:t>FALSE</w:t>
+      </w:r>
+    </w:p>
+    <w:p>
+      <w:pPr>
+        <w:pStyle w:val="ListParagraph"/>
+        <w:numPr>
+          <w:ilvl w:val="1"/>
+          <w:numId w:val="25"/>
+        </w:numPr>
+        <w:ind w:left="1134" w:firstLineChars="0" w:hanging="425"/>
+      </w:pPr>
+      <w:r>
+        <w:rPr>
+          <w:rFonts w:hint="eastAsia"/>
+        </w:rPr>
+        <w:t>例如：</w:t>
+      </w:r>
+      <w:r>
+        <w:rPr>
+          <w:rFonts w:hint="eastAsia"/>
+        </w:rPr>
+        <w:t>a:{$et:1} a</w:t>
+      </w:r>
+      <w:r>
+        <w:rPr>
+          <w:rFonts w:hint="eastAsia"/>
+        </w:rPr>
+        <w:t>字段在文档中没有定义，则结果为</w:t>
+      </w:r>
+      <w:r>
+        <w:rPr>
+          <w:rFonts w:hint="eastAsia"/>
+        </w:rPr>
+        <w:t>FALSE</w:t>
+      </w:r>
+    </w:p>
+    <w:p>
+      <w:pPr>
+        <w:pStyle w:val="ListParagraph"/>
+        <w:numPr>
+          <w:ilvl w:val="1"/>
+          <w:numId w:val="25"/>
+        </w:numPr>
+        <w:ind w:left="1134" w:firstLineChars="0" w:hanging="425"/>
+      </w:pPr>
+      <w:r>
+        <w:rPr>
+          <w:rFonts w:hint="eastAsia"/>
+        </w:rPr>
+        <w:t>注意</w:t>
+      </w:r>
+      <w:r>
+        <w:rPr>
+          <w:rFonts w:hint="eastAsia"/>
+        </w:rPr>
+        <w:t xml:space="preserve"> $ne</w:t>
+      </w:r>
+      <w:r>
+        <w:rPr>
+          <w:rFonts w:hint="eastAsia"/>
+        </w:rPr>
+        <w:t>的结果也为</w:t>
+      </w:r>
+      <w:r>
+        <w:rPr>
+          <w:rFonts w:hint="eastAsia"/>
+        </w:rPr>
+        <w:t>FALSE</w:t>
+      </w:r>
+    </w:p>
+    <w:p>
+      <w:pPr>
+        <w:pStyle w:val="ListParagraph"/>
+        <w:numPr>
+          <w:ilvl w:val="0"/>
+          <w:numId w:val="25"/>
+        </w:numPr>
+        <w:ind w:firstLineChars="0"/>
+      </w:pPr>
+      <w:r>
+        <w:rPr>
+          <w:rFonts w:hint="eastAsia"/>
+        </w:rPr>
+        <w:t>比较符匹配两边的字段有一个为空，则结果也为</w:t>
+      </w:r>
+      <w:r>
+        <w:rPr>
+          <w:rFonts w:hint="eastAsia"/>
+        </w:rPr>
+        <w:t>FALSE</w:t>
+      </w:r>
+    </w:p>
+    <w:p>
+      <w:pPr>
+        <w:pStyle w:val="ListParagraph"/>
+        <w:numPr>
+          <w:ilvl w:val="1"/>
+          <w:numId w:val="25"/>
+        </w:numPr>
+        <w:ind w:left="1134" w:firstLineChars="0" w:hanging="425"/>
+      </w:pPr>
+      <w:r>
+        <w:rPr>
+          <w:rFonts w:hint="eastAsia"/>
+        </w:rPr>
+        <w:t>例如：</w:t>
+      </w:r>
+      <w:r>
+        <w:rPr>
+          <w:rFonts w:hint="eastAsia"/>
+        </w:rPr>
+        <w:t xml:space="preserve">a:{$et:{$field:'b'}} </w:t>
+      </w:r>
+      <w:r>
+        <w:rPr>
+          <w:rFonts w:hint="eastAsia"/>
+        </w:rPr>
+        <w:t>中</w:t>
+      </w:r>
+      <w:r>
+        <w:rPr>
+          <w:rFonts w:hint="eastAsia"/>
+        </w:rPr>
+        <w:t>a</w:t>
+      </w:r>
+      <w:r>
+        <w:rPr>
+          <w:rFonts w:hint="eastAsia"/>
+        </w:rPr>
+        <w:t>和</w:t>
+      </w:r>
+      <w:r>
+        <w:rPr>
+          <w:rFonts w:hint="eastAsia"/>
+        </w:rPr>
+        <w:t>b</w:t>
+      </w:r>
+      <w:r>
+        <w:rPr>
+          <w:rFonts w:hint="eastAsia"/>
+        </w:rPr>
+        <w:t>字段在文档中均没有定义，则结果为</w:t>
+      </w:r>
+      <w:r>
+        <w:rPr>
+          <w:rFonts w:hint="eastAsia"/>
+        </w:rPr>
+        <w:t>FALSE</w:t>
+      </w:r>
+    </w:p>
+    <w:p>
+      <w:pPr>
+        <w:pStyle w:val="ListParagraph"/>
+        <w:numPr>
+          <w:ilvl w:val="0"/>
+          <w:numId w:val="25"/>
+        </w:numPr>
+        <w:ind w:firstLineChars="0"/>
+      </w:pPr>
+      <w:r>
+        <w:rPr>
+          <w:rFonts w:hint="eastAsia"/>
+        </w:rPr>
+        <w:t>$expand</w:t>
+      </w:r>
+      <w:r>
+        <w:rPr>
+          <w:rFonts w:hint="eastAsia"/>
+        </w:rPr>
+        <w:t>的字段为空，则所有比较结果为</w:t>
+      </w:r>
+      <w:r>
+        <w:rPr>
+          <w:rFonts w:hint="eastAsia"/>
+        </w:rPr>
+        <w:t>FALSE</w:t>
+      </w:r>
+      <w:r>
+        <w:rPr>
+          <w:rFonts w:hint="eastAsia"/>
+        </w:rPr>
+        <w:t>，即该记录不输出</w:t>
+      </w:r>
+    </w:p>
+    <w:p>
+      <w:pPr>
+        <w:pStyle w:val="ListParagraph"/>
+        <w:numPr>
+          <w:ilvl w:val="0"/>
+          <w:numId w:val="25"/>
+        </w:numPr>
+        <w:ind w:firstLineChars="0"/>
+      </w:pPr>
+      <w:r>
+        <w:rPr>
+          <w:rFonts w:hint="eastAsia"/>
+        </w:rPr>
+        <w:t>函数的输入为空，则结果为空</w:t>
+      </w:r>
+    </w:p>
+    <w:p>
+      <w:pPr>
+        <w:pStyle w:val="ListParagraph"/>
+        <w:numPr>
+          <w:ilvl w:val="1"/>
+          <w:numId w:val="25"/>
+        </w:numPr>
+        <w:ind w:left="1134" w:firstLineChars="0" w:hanging="425"/>
+      </w:pPr>
+      <w:r>
+        <w:rPr>
+          <w:rFonts w:hint="eastAsia"/>
+        </w:rPr>
+        <w:t>函数结果再进行比较，结果为空则统一返回</w:t>
+      </w:r>
+      <w:r>
+        <w:rPr>
+          <w:rFonts w:hint="eastAsia"/>
+        </w:rPr>
+        <w:t>FALSE</w:t>
+      </w:r>
+    </w:p>
+    <w:p>
+      <w:pPr>
+        <w:pStyle w:val="ListParagraph"/>
+        <w:numPr>
+          <w:ilvl w:val="1"/>
+          <w:numId w:val="25"/>
+        </w:numPr>
+        <w:ind w:left="1134" w:firstLineChars="0" w:hanging="425"/>
+      </w:pPr>
+      <w:r>
+        <w:rPr>
+          <w:rFonts w:hint="eastAsia"/>
+        </w:rPr>
+        <w:t>包括</w:t>
+      </w:r>
+      <w:r>
+        <w:rPr>
+          <w:rFonts w:hint="eastAsia"/>
+        </w:rPr>
+        <w:t>$type</w:t>
+      </w:r>
+      <w:r>
+        <w:rPr>
+          <w:rFonts w:hint="eastAsia"/>
+        </w:rPr>
+        <w:t>不为空输出</w:t>
+      </w:r>
+      <w:r>
+        <w:rPr>
+          <w:rFonts w:hint="eastAsia"/>
+        </w:rPr>
+        <w:t>EOO</w:t>
+      </w:r>
+      <w:r>
+        <w:rPr>
+          <w:rFonts w:hint="eastAsia"/>
+        </w:rPr>
+        <w:t>类型值，输出为空</w:t>
+      </w:r>
+    </w:p>
+    <w:p>
+      <w:pPr>
+        <w:pStyle w:val="ListParagraph"/>
+        <w:numPr>
+          <w:ilvl w:val="0"/>
+          <w:numId w:val="25"/>
+        </w:numPr>
+        <w:ind w:firstLineChars="0"/>
+      </w:pPr>
+      <w:r>
+        <w:rPr>
+          <w:rFonts w:hint="eastAsia"/>
+        </w:rPr>
+        <w:t>函数的计算没有结果，则结果为</w:t>
+      </w:r>
+      <w:r>
+        <w:rPr>
+          <w:rFonts w:hint="eastAsia"/>
+        </w:rPr>
+        <w:t>NULL</w:t>
+      </w:r>
+    </w:p>
+    <w:p>
+      <w:pPr>
+        <w:pStyle w:val="ListParagraph"/>
+        <w:numPr>
+          <w:ilvl w:val="1"/>
+          <w:numId w:val="25"/>
+        </w:numPr>
+        <w:ind w:left="1134" w:firstLineChars="0" w:hanging="425"/>
+      </w:pPr>
+      <w:r>
+        <w:rPr>
+          <w:rFonts w:hint="eastAsia"/>
+        </w:rPr>
+        <w:t>函数的结果再进行比较时，统一使用</w:t>
+      </w:r>
+      <w:r>
+        <w:rPr>
+          <w:rFonts w:hint="eastAsia"/>
+        </w:rPr>
+        <w:t>enablemixcmp=FALSE</w:t>
+      </w:r>
+      <w:r>
+        <w:rPr>
+          <w:rFonts w:hint="eastAsia"/>
+        </w:rPr>
+        <w:t>的模式，即类型不匹配返回</w:t>
+      </w:r>
+      <w:r>
+        <w:rPr>
+          <w:rFonts w:hint="eastAsia"/>
+        </w:rPr>
+        <w:t>FALSE</w:t>
+      </w:r>
+    </w:p>
+    <w:p/>
+    <w:p>
+      <w:pPr>
+        <w:pStyle w:val="Heading5"/>
+      </w:pPr>
+      <w:r>
+        <w:rPr>
+          <w:rFonts w:hint="eastAsia"/>
+        </w:rPr>
+        <w:t>$undefined</w:t>
+      </w:r>
+    </w:p>
+    <w:p>
+      <w:r>
+        <w:rPr>
+          <w:rFonts w:hint="eastAsia"/>
+        </w:rPr>
+        <w:t>$undefined</w:t>
+      </w:r>
+      <w:r>
+        <w:rPr>
+          <w:rFonts w:hint="eastAsia"/>
+        </w:rPr>
+        <w:t>只在索引中出现</w:t>
+      </w:r>
+    </w:p>
+    <w:p/>
+    <w:p>
+      <w:pPr>
+        <w:pStyle w:val="ListParagraph"/>
+        <w:numPr>
+          <w:ilvl w:val="0"/>
+          <w:numId w:val="25"/>
+        </w:numPr>
+        <w:ind w:firstLineChars="0"/>
+      </w:pPr>
+      <w:r>
+        <w:rPr>
+          <w:rFonts w:hint="eastAsia"/>
+        </w:rPr>
+        <w:t>enablemixcmp=TRUE</w:t>
+      </w:r>
+      <w:r>
+        <w:rPr>
+          <w:rFonts w:hint="eastAsia"/>
+        </w:rPr>
+        <w:t>时，</w:t>
+      </w:r>
+      <w:r>
+        <w:rPr>
+          <w:rFonts w:hint="eastAsia"/>
+        </w:rPr>
+        <w:t>$lt</w:t>
+      </w:r>
+      <w:r>
+        <w:rPr>
+          <w:rFonts w:hint="eastAsia"/>
+        </w:rPr>
+        <w:t>和</w:t>
+      </w:r>
+      <w:r>
+        <w:rPr>
+          <w:rFonts w:hint="eastAsia"/>
+        </w:rPr>
+        <w:t>$lte</w:t>
+      </w:r>
+      <w:r>
+        <w:rPr>
+          <w:rFonts w:hint="eastAsia"/>
+        </w:rPr>
+        <w:t>生成的</w:t>
+      </w:r>
+      <w:r>
+        <w:rPr>
+          <w:rFonts w:hint="eastAsia"/>
+        </w:rPr>
+        <w:t>predicate</w:t>
+      </w:r>
+      <w:r>
+        <w:rPr>
+          <w:rFonts w:hint="eastAsia"/>
+        </w:rPr>
+        <w:t>需要排除</w:t>
+      </w:r>
+      <w:r>
+        <w:rPr>
+          <w:rFonts w:hint="eastAsia"/>
+        </w:rPr>
+        <w:t xml:space="preserve"> $undefined </w:t>
+      </w:r>
+      <w:r>
+        <w:rPr>
+          <w:rFonts w:hint="eastAsia"/>
+        </w:rPr>
+        <w:t>即：</w:t>
+      </w:r>
+      <w:r>
+        <w:rPr>
+          <w:rFonts w:hint="eastAsia"/>
+        </w:rPr>
+        <w:t>[ $minKey, $undfined) ($undefined, value)</w:t>
+      </w:r>
+    </w:p>
+    <w:p>
+      <w:pPr>
+        <w:pStyle w:val="ListParagraph"/>
+        <w:numPr>
+          <w:ilvl w:val="0"/>
+          <w:numId w:val="25"/>
+        </w:numPr>
+        <w:ind w:firstLineChars="0"/>
+      </w:pPr>
+      <w:r>
+        <w:rPr>
+          <w:rFonts w:hint="eastAsia"/>
+        </w:rPr>
+        <w:t>针对</w:t>
+      </w:r>
+      <w:r>
+        <w:rPr>
+          <w:rFonts w:hint="eastAsia"/>
+        </w:rPr>
+        <w:t xml:space="preserve"> $gte:{$minKey,1}</w:t>
+      </w:r>
+      <w:r>
+        <w:rPr>
+          <w:rFonts w:hint="eastAsia"/>
+        </w:rPr>
+        <w:t>，</w:t>
+      </w:r>
+      <w:r>
+        <w:rPr>
+          <w:rFonts w:hint="eastAsia"/>
+        </w:rPr>
+        <w:t>$gt:{$minKey:1}</w:t>
+      </w:r>
+      <w:r>
+        <w:rPr>
+          <w:rFonts w:hint="eastAsia"/>
+        </w:rPr>
+        <w:t>，</w:t>
+      </w:r>
+      <w:r>
+        <w:rPr>
+          <w:rFonts w:hint="eastAsia"/>
+        </w:rPr>
+        <w:t>$lt:{$maxKey:1}</w:t>
+      </w:r>
+      <w:r>
+        <w:rPr>
+          <w:rFonts w:hint="eastAsia"/>
+        </w:rPr>
+        <w:t>，</w:t>
+      </w:r>
+      <w:r>
+        <w:rPr>
+          <w:rFonts w:hint="eastAsia"/>
+        </w:rPr>
+        <w:t>$lte:{$maxKey:1}</w:t>
+      </w:r>
+      <w:r>
+        <w:rPr>
+          <w:rFonts w:hint="eastAsia"/>
+        </w:rPr>
+        <w:t>（不管</w:t>
+      </w:r>
+      <w:r>
+        <w:rPr>
+          <w:rFonts w:hint="eastAsia"/>
+        </w:rPr>
+        <w:t>enablemixcmp</w:t>
+      </w:r>
+      <w:r>
+        <w:rPr>
+          <w:rFonts w:hint="eastAsia"/>
+        </w:rPr>
+        <w:t>的取值）生成</w:t>
+      </w:r>
+      <w:r>
+        <w:rPr>
+          <w:rFonts w:hint="eastAsia"/>
+        </w:rPr>
+        <w:t>predicate</w:t>
+      </w:r>
+      <w:r>
+        <w:rPr>
+          <w:rFonts w:hint="eastAsia"/>
+        </w:rPr>
+        <w:t>时需要排除</w:t>
+      </w:r>
+      <w:r>
+        <w:rPr>
+          <w:rFonts w:hint="eastAsia"/>
+        </w:rPr>
+        <w:t>$undefined</w:t>
+      </w:r>
+      <w:r>
+        <w:rPr>
+          <w:rFonts w:hint="eastAsia"/>
+        </w:rPr>
+        <w:t>，</w:t>
+      </w:r>
+      <w:r>
+        <w:rPr>
+          <w:rFonts w:hint="eastAsia"/>
+        </w:rPr>
+        <w:t xml:space="preserve"> </w:t>
+      </w:r>
+      <w:r>
+        <w:rPr>
+          <w:rFonts w:hint="eastAsia"/>
+        </w:rPr>
+        <w:t>即：</w:t>
+      </w:r>
+      <w:r>
+        <w:rPr>
+          <w:rFonts w:hint="eastAsia"/>
+        </w:rPr>
+        <w:t>[$minKey, $undefined)</w:t>
+      </w:r>
+      <w:r>
+        <w:rPr>
+          <w:rFonts w:hint="eastAsia"/>
+        </w:rPr>
+        <w:t>和</w:t>
+      </w:r>
+      <w:r>
+        <w:rPr>
+          <w:rFonts w:hint="eastAsia"/>
+        </w:rPr>
+        <w:t>($undefined, $maxKey]</w:t>
+      </w:r>
+    </w:p>
+    <w:p>
+      <w:pPr>
+        <w:pStyle w:val="ListParagraph"/>
+        <w:numPr>
+          <w:ilvl w:val="0"/>
+          <w:numId w:val="25"/>
+        </w:numPr>
+        <w:ind w:firstLineChars="0"/>
+      </w:pPr>
+      <w:r>
+        <w:rPr>
+          <w:rFonts w:hint="eastAsia"/>
+        </w:rPr>
+        <w:t>生成查询计划时，</w:t>
+      </w:r>
+      <w:r>
+        <w:rPr>
+          <w:rFonts w:hint="eastAsia"/>
+        </w:rPr>
+        <w:t>[$minKey, $undefine)</w:t>
+      </w:r>
+      <w:r>
+        <w:rPr>
+          <w:rFonts w:hint="eastAsia"/>
+        </w:rPr>
+        <w:t>一段</w:t>
+      </w:r>
+      <w:r>
+        <w:rPr>
+          <w:rFonts w:hint="eastAsia"/>
+        </w:rPr>
+        <w:t>selectivity</w:t>
+      </w:r>
+      <w:r>
+        <w:rPr>
+          <w:rFonts w:hint="eastAsia"/>
+        </w:rPr>
+        <w:t>为</w:t>
+      </w:r>
+      <w:r>
+        <w:rPr>
+          <w:rFonts w:hint="eastAsia"/>
+        </w:rPr>
+        <w:t>0</w:t>
+      </w:r>
+    </w:p>
     <w:p>
       <w:pPr>
         <w:pStyle w:val="Heading4"/>
@@ -3718,6 +4682,7 @@
         <w:rPr>
           <w:rFonts w:hint="eastAsia"/>
         </w:rPr>
+        <w:lastRenderedPageBreak/>
         <w:t>NumberDecimal</w:t>
       </w:r>
       <w:r>
@@ -4096,7 +5061,6 @@
         <w:rPr>
           <w:rFonts w:hint="eastAsia"/>
         </w:rPr>
-        <w:lastRenderedPageBreak/>
         <w:t>$et:{$regex:</w:t>
       </w:r>
       <w:r>
@@ -4763,6 +5727,7 @@
           <w:rFonts w:hint="eastAsia"/>
           <w:noProof/>
         </w:rPr>
+        <w:lastRenderedPageBreak/>
         <w:drawing>
           <wp:inline distT="0" distB="0" distL="0" distR="0">
             <wp:extent cx="5274310" cy="1706661"/>
@@ -5236,18 +6201,25 @@
             <w:pPr>
               <w:ind w:left="0"/>
               <w:rPr>
+                <w:sz w:val="13"/>
+                <w:szCs w:val="13"/>
+              </w:rPr>
+            </w:pPr>
+            <w:r>
+              <w:rPr>
                 <w:rFonts w:hint="eastAsia"/>
                 <w:sz w:val="13"/>
                 <w:szCs w:val="13"/>
               </w:rPr>
-            </w:pPr>
+              <w:t>sdbshell</w:t>
+            </w:r>
             <w:r>
               <w:rPr>
                 <w:rFonts w:hint="eastAsia"/>
                 <w:sz w:val="13"/>
                 <w:szCs w:val="13"/>
               </w:rPr>
-              <w:t>sdbshell</w:t>
+              <w:t>不会把</w:t>
             </w:r>
             <w:r>
               <w:rPr>
@@ -5255,7 +6227,7 @@
                 <w:sz w:val="13"/>
                 <w:szCs w:val="13"/>
               </w:rPr>
-              <w:t>不会把</w:t>
+              <w:t>{$regex:'xxx'}</w:t>
             </w:r>
             <w:r>
               <w:rPr>
@@ -5263,7 +6235,7 @@
                 <w:sz w:val="13"/>
                 <w:szCs w:val="13"/>
               </w:rPr>
-              <w:t>{$regex:'xxx'}</w:t>
+              <w:t>和</w:t>
             </w:r>
             <w:r>
               <w:rPr>
@@ -5271,7 +6243,7 @@
                 <w:sz w:val="13"/>
                 <w:szCs w:val="13"/>
               </w:rPr>
-              <w:t>和</w:t>
+              <w:t>{$options:'xxx',$regex:'xxx'}</w:t>
             </w:r>
             <w:r>
               <w:rPr>
@@ -5279,7 +6251,7 @@
                 <w:sz w:val="13"/>
                 <w:szCs w:val="13"/>
               </w:rPr>
-              <w:t>{$options:'xxx',$regex:'xxx'}</w:t>
+              <w:t>转换成</w:t>
             </w:r>
             <w:r>
               <w:rPr>
@@ -5287,7 +6259,7 @@
                 <w:sz w:val="13"/>
                 <w:szCs w:val="13"/>
               </w:rPr>
-              <w:t>转换成</w:t>
+              <w:t>regex</w:t>
             </w:r>
             <w:r>
               <w:rPr>
@@ -5295,7 +6267,7 @@
                 <w:sz w:val="13"/>
                 <w:szCs w:val="13"/>
               </w:rPr>
-              <w:t>regex</w:t>
+              <w:t>类型，因此</w:t>
             </w:r>
             <w:r>
               <w:rPr>
@@ -5303,7 +6275,8 @@
                 <w:sz w:val="13"/>
                 <w:szCs w:val="13"/>
               </w:rPr>
-              <w:t>类型，因此如果插入数据为以上形式，则插入的为</w:t>
+              <w:lastRenderedPageBreak/>
+              <w:t>如果插入数据为以上形式，则插入的为</w:t>
             </w:r>
             <w:r>
               <w:rPr>
@@ -5320,6 +6293,174 @@
                 <w:szCs w:val="13"/>
               </w:rPr>
               <w:t>类型</w:t>
+            </w:r>
+          </w:p>
+        </w:tc>
+      </w:tr>
+      <w:tr>
+        <w:tc>
+          <w:tcPr>
+            <w:tcW w:w="885" w:type="dxa"/>
+          </w:tcPr>
+          <w:p>
+            <w:pPr>
+              <w:ind w:left="0"/>
+              <w:rPr>
+                <w:rFonts w:hint="eastAsia"/>
+                <w:sz w:val="13"/>
+                <w:szCs w:val="13"/>
+              </w:rPr>
+            </w:pPr>
+            <w:r>
+              <w:rPr>
+                <w:rFonts w:hint="eastAsia"/>
+                <w:sz w:val="13"/>
+                <w:szCs w:val="13"/>
+              </w:rPr>
+              <w:lastRenderedPageBreak/>
+              <w:t>003</w:t>
+            </w:r>
+          </w:p>
+        </w:tc>
+        <w:tc>
+          <w:tcPr>
+            <w:tcW w:w="2552" w:type="dxa"/>
+          </w:tcPr>
+          <w:p>
+            <w:pPr>
+              <w:ind w:left="0"/>
+              <w:rPr>
+                <w:sz w:val="13"/>
+                <w:szCs w:val="13"/>
+              </w:rPr>
+            </w:pPr>
+            <w:r>
+              <w:rPr>
+                <w:sz w:val="13"/>
+                <w:szCs w:val="13"/>
+              </w:rPr>
+              <w:t>SEQUOIADBMAINSTREAM-2471</w:t>
+            </w:r>
+          </w:p>
+        </w:tc>
+        <w:tc>
+          <w:tcPr>
+            <w:tcW w:w="4728" w:type="dxa"/>
+          </w:tcPr>
+          <w:p>
+            <w:pPr>
+              <w:ind w:left="0"/>
+              <w:rPr>
+                <w:rFonts w:hint="eastAsia"/>
+                <w:sz w:val="13"/>
+                <w:szCs w:val="13"/>
+              </w:rPr>
+            </w:pPr>
+            <w:r>
+              <w:rPr>
+                <w:rFonts w:hint="eastAsia"/>
+                <w:sz w:val="13"/>
+                <w:szCs w:val="13"/>
+              </w:rPr>
+              <w:t>需要统一数组操作（如</w:t>
+            </w:r>
+            <w:r>
+              <w:rPr>
+                <w:rFonts w:hint="eastAsia"/>
+                <w:sz w:val="13"/>
+                <w:szCs w:val="13"/>
+              </w:rPr>
+              <w:t>a.1, a.$1</w:t>
+            </w:r>
+            <w:r>
+              <w:rPr>
+                <w:rFonts w:hint="eastAsia"/>
+                <w:sz w:val="13"/>
+                <w:szCs w:val="13"/>
+              </w:rPr>
+              <w:t>）等在以下几个方面的问题：</w:t>
+            </w:r>
+            <w:r>
+              <w:rPr>
+                <w:rFonts w:hint="eastAsia"/>
+                <w:sz w:val="13"/>
+                <w:szCs w:val="13"/>
+              </w:rPr>
+              <w:t xml:space="preserve"> </w:t>
+            </w:r>
+          </w:p>
+          <w:p>
+            <w:pPr>
+              <w:ind w:left="0"/>
+              <w:rPr>
+                <w:sz w:val="13"/>
+                <w:szCs w:val="13"/>
+              </w:rPr>
+            </w:pPr>
+            <w:r>
+              <w:rPr>
+                <w:sz w:val="13"/>
+                <w:szCs w:val="13"/>
+              </w:rPr>
+              <w:t xml:space="preserve">1. mthMatch </w:t>
+            </w:r>
+          </w:p>
+          <w:p>
+            <w:pPr>
+              <w:ind w:left="0"/>
+              <w:rPr>
+                <w:sz w:val="13"/>
+                <w:szCs w:val="13"/>
+              </w:rPr>
+            </w:pPr>
+            <w:r>
+              <w:rPr>
+                <w:sz w:val="13"/>
+                <w:szCs w:val="13"/>
+              </w:rPr>
+              <w:t xml:space="preserve">2. mthSelector </w:t>
+            </w:r>
+          </w:p>
+          <w:p>
+            <w:pPr>
+              <w:ind w:left="0"/>
+              <w:rPr>
+                <w:sz w:val="13"/>
+                <w:szCs w:val="13"/>
+              </w:rPr>
+            </w:pPr>
+            <w:r>
+              <w:rPr>
+                <w:sz w:val="13"/>
+                <w:szCs w:val="13"/>
+              </w:rPr>
+              <w:t xml:space="preserve">3. mthModifier </w:t>
+            </w:r>
+          </w:p>
+          <w:p>
+            <w:pPr>
+              <w:ind w:left="0"/>
+              <w:rPr>
+                <w:rFonts w:hint="eastAsia"/>
+                <w:sz w:val="13"/>
+                <w:szCs w:val="13"/>
+              </w:rPr>
+            </w:pPr>
+            <w:r>
+              <w:rPr>
+                <w:rFonts w:hint="eastAsia"/>
+                <w:sz w:val="13"/>
+                <w:szCs w:val="13"/>
+              </w:rPr>
+              <w:t xml:space="preserve">4. </w:t>
+            </w:r>
+            <w:r>
+              <w:rPr>
+                <w:rFonts w:hint="eastAsia"/>
+                <w:sz w:val="13"/>
+                <w:szCs w:val="13"/>
+              </w:rPr>
+              <w:t>索引创建</w:t>
             </w:r>
           </w:p>
         </w:tc>
@@ -6472,7 +7613,7 @@
   <w:abstractNum w:abstractNumId="6">
     <w:nsid w:val="22501AA3"/>
     <w:multiLevelType w:val="hybridMultilevel"/>
-    <w:tmpl w:val="1B2A9E7A"/>
+    <w:tmpl w:val="E01C4594"/>
     <w:lvl w:ilvl="0" w:tplc="354870E4">
       <w:start w:val="1"/>
       <w:numFmt w:val="chineseCountingThousand"/>
@@ -6483,14 +7624,17 @@
         <w:ind w:left="777" w:hanging="420"/>
       </w:pPr>
     </w:lvl>
-    <w:lvl w:ilvl="1" w:tplc="04090019" w:tentative="1">
-      <w:start w:val="1"/>
-      <w:numFmt w:val="lowerLetter"/>
-      <w:lvlText w:val="%2)"/>
-      <w:lvlJc w:val="left"/>
-      <w:pPr>
-        <w:ind w:left="1197" w:hanging="420"/>
-      </w:pPr>
+    <w:lvl w:ilvl="1" w:tplc="A020839A">
+      <w:start w:val="1"/>
+      <w:numFmt w:val="decimal"/>
+      <w:lvlText w:val="%2."/>
+      <w:lvlJc w:val="left"/>
+      <w:pPr>
+        <w:ind w:left="1137" w:hanging="360"/>
+      </w:pPr>
+      <w:rPr>
+        <w:rFonts w:hint="default"/>
+      </w:rPr>
     </w:lvl>
     <w:lvl w:ilvl="2" w:tplc="0409001B" w:tentative="1">
       <w:start w:val="1"/>
@@ -6821,6 +7965,181 @@
     </w:lvl>
   </w:abstractNum>
   <w:abstractNum w:abstractNumId="10">
+    <w:nsid w:val="2A081EAC"/>
+    <w:multiLevelType w:val="hybridMultilevel"/>
+    <w:tmpl w:val="22CEA6D2"/>
+    <w:lvl w:ilvl="0" w:tplc="38206AEE">
+      <w:start w:val="1"/>
+      <w:numFmt w:val="decimal"/>
+      <w:lvlText w:val="%1."/>
+      <w:lvlJc w:val="left"/>
+      <w:pPr>
+        <w:ind w:left="717" w:hanging="360"/>
+      </w:pPr>
+      <w:rPr>
+        <w:rFonts w:hint="default"/>
+      </w:rPr>
+    </w:lvl>
+    <w:lvl w:ilvl="1" w:tplc="04090019" w:tentative="1">
+      <w:start w:val="1"/>
+      <w:numFmt w:val="lowerLetter"/>
+      <w:lvlText w:val="%2)"/>
+      <w:lvlJc w:val="left"/>
+      <w:pPr>
+        <w:ind w:left="1197" w:hanging="420"/>
+      </w:pPr>
+    </w:lvl>
+    <w:lvl w:ilvl="2" w:tplc="0409001B" w:tentative="1">
+      <w:start w:val="1"/>
+      <w:numFmt w:val="lowerRoman"/>
+      <w:lvlText w:val="%3."/>
+      <w:lvlJc w:val="right"/>
+      <w:pPr>
+        <w:ind w:left="1617" w:hanging="420"/>
+      </w:pPr>
+    </w:lvl>
+    <w:lvl w:ilvl="3" w:tplc="0409000F" w:tentative="1">
+      <w:start w:val="1"/>
+      <w:numFmt w:val="decimal"/>
+      <w:lvlText w:val="%4."/>
+      <w:lvlJc w:val="left"/>
+      <w:pPr>
+        <w:ind w:left="2037" w:hanging="420"/>
+      </w:pPr>
+    </w:lvl>
+    <w:lvl w:ilvl="4" w:tplc="04090019" w:tentative="1">
+      <w:start w:val="1"/>
+      <w:numFmt w:val="lowerLetter"/>
+      <w:lvlText w:val="%5)"/>
+      <w:lvlJc w:val="left"/>
+      <w:pPr>
+        <w:ind w:left="2457" w:hanging="420"/>
+      </w:pPr>
+    </w:lvl>
+    <w:lvl w:ilvl="5" w:tplc="0409001B" w:tentative="1">
+      <w:start w:val="1"/>
+      <w:numFmt w:val="lowerRoman"/>
+      <w:lvlText w:val="%6."/>
+      <w:lvlJc w:val="right"/>
+      <w:pPr>
+        <w:ind w:left="2877" w:hanging="420"/>
+      </w:pPr>
+    </w:lvl>
+    <w:lvl w:ilvl="6" w:tplc="0409000F" w:tentative="1">
+      <w:start w:val="1"/>
+      <w:numFmt w:val="decimal"/>
+      <w:lvlText w:val="%7."/>
+      <w:lvlJc w:val="left"/>
+      <w:pPr>
+        <w:ind w:left="3297" w:hanging="420"/>
+      </w:pPr>
+    </w:lvl>
+    <w:lvl w:ilvl="7" w:tplc="04090019" w:tentative="1">
+      <w:start w:val="1"/>
+      <w:numFmt w:val="lowerLetter"/>
+      <w:lvlText w:val="%8)"/>
+      <w:lvlJc w:val="left"/>
+      <w:pPr>
+        <w:ind w:left="3717" w:hanging="420"/>
+      </w:pPr>
+    </w:lvl>
+    <w:lvl w:ilvl="8" w:tplc="0409001B" w:tentative="1">
+      <w:start w:val="1"/>
+      <w:numFmt w:val="lowerRoman"/>
+      <w:lvlText w:val="%9."/>
+      <w:lvlJc w:val="right"/>
+      <w:pPr>
+        <w:ind w:left="4137" w:hanging="420"/>
+      </w:pPr>
+    </w:lvl>
+  </w:abstractNum>
+  <w:abstractNum w:abstractNumId="11">
+    <w:nsid w:val="2F910AA4"/>
+    <w:multiLevelType w:val="hybridMultilevel"/>
+    <w:tmpl w:val="D4C64E90"/>
+    <w:lvl w:ilvl="0" w:tplc="0409000F">
+      <w:start w:val="1"/>
+      <w:numFmt w:val="decimal"/>
+      <w:lvlText w:val="%1."/>
+      <w:lvlJc w:val="left"/>
+      <w:pPr>
+        <w:ind w:left="777" w:hanging="420"/>
+      </w:pPr>
+    </w:lvl>
+    <w:lvl w:ilvl="1" w:tplc="04090019" w:tentative="1">
+      <w:start w:val="1"/>
+      <w:numFmt w:val="lowerLetter"/>
+      <w:lvlText w:val="%2)"/>
+      <w:lvlJc w:val="left"/>
+      <w:pPr>
+        <w:ind w:left="1197" w:hanging="420"/>
+      </w:pPr>
+    </w:lvl>
+    <w:lvl w:ilvl="2" w:tplc="0409001B" w:tentative="1">
+      <w:start w:val="1"/>
+      <w:numFmt w:val="lowerRoman"/>
+      <w:lvlText w:val="%3."/>
+      <w:lvlJc w:val="right"/>
+      <w:pPr>
+        <w:ind w:left="1617" w:hanging="420"/>
+      </w:pPr>
+    </w:lvl>
+    <w:lvl w:ilvl="3" w:tplc="0409000F" w:tentative="1">
+      <w:start w:val="1"/>
+      <w:numFmt w:val="decimal"/>
+      <w:lvlText w:val="%4."/>
+      <w:lvlJc w:val="left"/>
+      <w:pPr>
+        <w:ind w:left="2037" w:hanging="420"/>
+      </w:pPr>
+    </w:lvl>
+    <w:lvl w:ilvl="4" w:tplc="04090019" w:tentative="1">
+      <w:start w:val="1"/>
+      <w:numFmt w:val="lowerLetter"/>
+      <w:lvlText w:val="%5)"/>
+      <w:lvlJc w:val="left"/>
+      <w:pPr>
+        <w:ind w:left="2457" w:hanging="420"/>
+      </w:pPr>
+    </w:lvl>
+    <w:lvl w:ilvl="5" w:tplc="0409001B" w:tentative="1">
+      <w:start w:val="1"/>
+      <w:numFmt w:val="lowerRoman"/>
+      <w:lvlText w:val="%6."/>
+      <w:lvlJc w:val="right"/>
+      <w:pPr>
+        <w:ind w:left="2877" w:hanging="420"/>
+      </w:pPr>
+    </w:lvl>
+    <w:lvl w:ilvl="6" w:tplc="0409000F" w:tentative="1">
+      <w:start w:val="1"/>
+      <w:numFmt w:val="decimal"/>
+      <w:lvlText w:val="%7."/>
+      <w:lvlJc w:val="left"/>
+      <w:pPr>
+        <w:ind w:left="3297" w:hanging="420"/>
+      </w:pPr>
+    </w:lvl>
+    <w:lvl w:ilvl="7" w:tplc="04090019" w:tentative="1">
+      <w:start w:val="1"/>
+      <w:numFmt w:val="lowerLetter"/>
+      <w:lvlText w:val="%8)"/>
+      <w:lvlJc w:val="left"/>
+      <w:pPr>
+        <w:ind w:left="3717" w:hanging="420"/>
+      </w:pPr>
+    </w:lvl>
+    <w:lvl w:ilvl="8" w:tplc="0409001B" w:tentative="1">
+      <w:start w:val="1"/>
+      <w:numFmt w:val="lowerRoman"/>
+      <w:lvlText w:val="%9."/>
+      <w:lvlJc w:val="right"/>
+      <w:pPr>
+        <w:ind w:left="4137" w:hanging="420"/>
+      </w:pPr>
+    </w:lvl>
+  </w:abstractNum>
+  <w:abstractNum w:abstractNumId="12">
     <w:nsid w:val="37C706E1"/>
     <w:multiLevelType w:val="hybridMultilevel"/>
     <w:tmpl w:val="66DEAC4E"/>
@@ -6906,7 +8225,7 @@
       </w:pPr>
     </w:lvl>
   </w:abstractNum>
-  <w:abstractNum w:abstractNumId="11">
+  <w:abstractNum w:abstractNumId="13">
     <w:nsid w:val="3B353048"/>
     <w:multiLevelType w:val="hybridMultilevel"/>
     <w:tmpl w:val="D8B8C70E"/>
@@ -6995,7 +8314,7 @@
       </w:pPr>
     </w:lvl>
   </w:abstractNum>
-  <w:abstractNum w:abstractNumId="12">
+  <w:abstractNum w:abstractNumId="14">
     <w:nsid w:val="3C7758EB"/>
     <w:multiLevelType w:val="hybridMultilevel"/>
     <w:tmpl w:val="E50CB7BC"/>
@@ -7081,7 +8400,7 @@
       </w:pPr>
     </w:lvl>
   </w:abstractNum>
-  <w:abstractNum w:abstractNumId="13">
+  <w:abstractNum w:abstractNumId="15">
     <w:nsid w:val="40303A2A"/>
     <w:multiLevelType w:val="hybridMultilevel"/>
     <w:tmpl w:val="53C08814"/>
@@ -7194,7 +8513,7 @@
       </w:rPr>
     </w:lvl>
   </w:abstractNum>
-  <w:abstractNum w:abstractNumId="14">
+  <w:abstractNum w:abstractNumId="16">
     <w:nsid w:val="40497001"/>
     <w:multiLevelType w:val="hybridMultilevel"/>
     <w:tmpl w:val="4330155A"/>
@@ -7280,7 +8599,7 @@
       </w:pPr>
     </w:lvl>
   </w:abstractNum>
-  <w:abstractNum w:abstractNumId="15">
+  <w:abstractNum w:abstractNumId="17">
     <w:nsid w:val="41E94D66"/>
     <w:multiLevelType w:val="hybridMultilevel"/>
     <w:tmpl w:val="F5D6CA8A"/>
@@ -7366,7 +8685,96 @@
       </w:pPr>
     </w:lvl>
   </w:abstractNum>
-  <w:abstractNum w:abstractNumId="16">
+  <w:abstractNum w:abstractNumId="18">
+    <w:nsid w:val="554C14C7"/>
+    <w:multiLevelType w:val="hybridMultilevel"/>
+    <w:tmpl w:val="0A70DF0A"/>
+    <w:lvl w:ilvl="0" w:tplc="38206AEE">
+      <w:start w:val="1"/>
+      <w:numFmt w:val="decimal"/>
+      <w:lvlText w:val="%1."/>
+      <w:lvlJc w:val="left"/>
+      <w:pPr>
+        <w:ind w:left="780" w:hanging="360"/>
+      </w:pPr>
+      <w:rPr>
+        <w:rFonts w:hint="default"/>
+      </w:rPr>
+    </w:lvl>
+    <w:lvl w:ilvl="1" w:tplc="0409000F">
+      <w:start w:val="1"/>
+      <w:numFmt w:val="decimal"/>
+      <w:lvlText w:val="%2."/>
+      <w:lvlJc w:val="left"/>
+      <w:pPr>
+        <w:ind w:left="903" w:hanging="420"/>
+      </w:pPr>
+    </w:lvl>
+    <w:lvl w:ilvl="2" w:tplc="0409001B" w:tentative="1">
+      <w:start w:val="1"/>
+      <w:numFmt w:val="lowerRoman"/>
+      <w:lvlText w:val="%3."/>
+      <w:lvlJc w:val="right"/>
+      <w:pPr>
+        <w:ind w:left="1323" w:hanging="420"/>
+      </w:pPr>
+    </w:lvl>
+    <w:lvl w:ilvl="3" w:tplc="0409000F" w:tentative="1">
+      <w:start w:val="1"/>
+      <w:numFmt w:val="decimal"/>
+      <w:lvlText w:val="%4."/>
+      <w:lvlJc w:val="left"/>
+      <w:pPr>
+        <w:ind w:left="1743" w:hanging="420"/>
+      </w:pPr>
+    </w:lvl>
+    <w:lvl w:ilvl="4" w:tplc="04090019" w:tentative="1">
+      <w:start w:val="1"/>
+      <w:numFmt w:val="lowerLetter"/>
+      <w:lvlText w:val="%5)"/>
+      <w:lvlJc w:val="left"/>
+      <w:pPr>
+        <w:ind w:left="2163" w:hanging="420"/>
+      </w:pPr>
+    </w:lvl>
+    <w:lvl w:ilvl="5" w:tplc="0409001B" w:tentative="1">
+      <w:start w:val="1"/>
+      <w:numFmt w:val="lowerRoman"/>
+      <w:lvlText w:val="%6."/>
+      <w:lvlJc w:val="right"/>
+      <w:pPr>
+        <w:ind w:left="2583" w:hanging="420"/>
+      </w:pPr>
+    </w:lvl>
+    <w:lvl w:ilvl="6" w:tplc="0409000F" w:tentative="1">
+      <w:start w:val="1"/>
+      <w:numFmt w:val="decimal"/>
+      <w:lvlText w:val="%7."/>
+      <w:lvlJc w:val="left"/>
+      <w:pPr>
+        <w:ind w:left="3003" w:hanging="420"/>
+      </w:pPr>
+    </w:lvl>
+    <w:lvl w:ilvl="7" w:tplc="04090019" w:tentative="1">
+      <w:start w:val="1"/>
+      <w:numFmt w:val="lowerLetter"/>
+      <w:lvlText w:val="%8)"/>
+      <w:lvlJc w:val="left"/>
+      <w:pPr>
+        <w:ind w:left="3423" w:hanging="420"/>
+      </w:pPr>
+    </w:lvl>
+    <w:lvl w:ilvl="8" w:tplc="0409001B" w:tentative="1">
+      <w:start w:val="1"/>
+      <w:numFmt w:val="lowerRoman"/>
+      <w:lvlText w:val="%9."/>
+      <w:lvlJc w:val="right"/>
+      <w:pPr>
+        <w:ind w:left="3843" w:hanging="420"/>
+      </w:pPr>
+    </w:lvl>
+  </w:abstractNum>
+  <w:abstractNum w:abstractNumId="19">
     <w:nsid w:val="589E00D2"/>
     <w:multiLevelType w:val="hybridMultilevel"/>
     <w:tmpl w:val="CA3E3970"/>
@@ -7453,7 +8861,96 @@
       </w:pPr>
     </w:lvl>
   </w:abstractNum>
-  <w:abstractNum w:abstractNumId="17">
+  <w:abstractNum w:abstractNumId="20">
+    <w:nsid w:val="62940874"/>
+    <w:multiLevelType w:val="hybridMultilevel"/>
+    <w:tmpl w:val="12C43D94"/>
+    <w:lvl w:ilvl="0" w:tplc="38206AEE">
+      <w:start w:val="1"/>
+      <w:numFmt w:val="decimal"/>
+      <w:lvlText w:val="%1."/>
+      <w:lvlJc w:val="left"/>
+      <w:pPr>
+        <w:ind w:left="1074" w:hanging="360"/>
+      </w:pPr>
+      <w:rPr>
+        <w:rFonts w:hint="default"/>
+      </w:rPr>
+    </w:lvl>
+    <w:lvl w:ilvl="1" w:tplc="04090019" w:tentative="1">
+      <w:start w:val="1"/>
+      <w:numFmt w:val="lowerLetter"/>
+      <w:lvlText w:val="%2)"/>
+      <w:lvlJc w:val="left"/>
+      <w:pPr>
+        <w:ind w:left="1197" w:hanging="420"/>
+      </w:pPr>
+    </w:lvl>
+    <w:lvl w:ilvl="2" w:tplc="0409001B" w:tentative="1">
+      <w:start w:val="1"/>
+      <w:numFmt w:val="lowerRoman"/>
+      <w:lvlText w:val="%3."/>
+      <w:lvlJc w:val="right"/>
+      <w:pPr>
+        <w:ind w:left="1617" w:hanging="420"/>
+      </w:pPr>
+    </w:lvl>
+    <w:lvl w:ilvl="3" w:tplc="0409000F" w:tentative="1">
+      <w:start w:val="1"/>
+      <w:numFmt w:val="decimal"/>
+      <w:lvlText w:val="%4."/>
+      <w:lvlJc w:val="left"/>
+      <w:pPr>
+        <w:ind w:left="2037" w:hanging="420"/>
+      </w:pPr>
+    </w:lvl>
+    <w:lvl w:ilvl="4" w:tplc="04090019" w:tentative="1">
+      <w:start w:val="1"/>
+      <w:numFmt w:val="lowerLetter"/>
+      <w:lvlText w:val="%5)"/>
+      <w:lvlJc w:val="left"/>
+      <w:pPr>
+        <w:ind w:left="2457" w:hanging="420"/>
+      </w:pPr>
+    </w:lvl>
+    <w:lvl w:ilvl="5" w:tplc="0409001B" w:tentative="1">
+      <w:start w:val="1"/>
+      <w:numFmt w:val="lowerRoman"/>
+      <w:lvlText w:val="%6."/>
+      <w:lvlJc w:val="right"/>
+      <w:pPr>
+        <w:ind w:left="2877" w:hanging="420"/>
+      </w:pPr>
+    </w:lvl>
+    <w:lvl w:ilvl="6" w:tplc="0409000F" w:tentative="1">
+      <w:start w:val="1"/>
+      <w:numFmt w:val="decimal"/>
+      <w:lvlText w:val="%7."/>
+      <w:lvlJc w:val="left"/>
+      <w:pPr>
+        <w:ind w:left="3297" w:hanging="420"/>
+      </w:pPr>
+    </w:lvl>
+    <w:lvl w:ilvl="7" w:tplc="04090019" w:tentative="1">
+      <w:start w:val="1"/>
+      <w:numFmt w:val="lowerLetter"/>
+      <w:lvlText w:val="%8)"/>
+      <w:lvlJc w:val="left"/>
+      <w:pPr>
+        <w:ind w:left="3717" w:hanging="420"/>
+      </w:pPr>
+    </w:lvl>
+    <w:lvl w:ilvl="8" w:tplc="0409001B" w:tentative="1">
+      <w:start w:val="1"/>
+      <w:numFmt w:val="lowerRoman"/>
+      <w:lvlText w:val="%9."/>
+      <w:lvlJc w:val="right"/>
+      <w:pPr>
+        <w:ind w:left="4137" w:hanging="420"/>
+      </w:pPr>
+    </w:lvl>
+  </w:abstractNum>
+  <w:abstractNum w:abstractNumId="21">
     <w:nsid w:val="6BCE143A"/>
     <w:multiLevelType w:val="hybridMultilevel"/>
     <w:tmpl w:val="C3CAA68A"/>
@@ -7546,7 +9043,7 @@
     <w:abstractNumId w:val="6"/>
   </w:num>
   <w:num w:numId="2">
-    <w:abstractNumId w:val="16"/>
+    <w:abstractNumId w:val="19"/>
   </w:num>
   <w:num w:numId="3">
     <w:abstractNumId w:val="8"/>
@@ -7561,34 +9058,34 @@
     <w:abstractNumId w:val="9"/>
   </w:num>
   <w:num w:numId="7">
-    <w:abstractNumId w:val="13"/>
+    <w:abstractNumId w:val="15"/>
   </w:num>
   <w:num w:numId="8">
     <w:abstractNumId w:val="7"/>
   </w:num>
   <w:num w:numId="9">
-    <w:abstractNumId w:val="16"/>
+    <w:abstractNumId w:val="19"/>
   </w:num>
   <w:num w:numId="10">
-    <w:abstractNumId w:val="16"/>
+    <w:abstractNumId w:val="19"/>
   </w:num>
   <w:num w:numId="11">
-    <w:abstractNumId w:val="17"/>
+    <w:abstractNumId w:val="21"/>
   </w:num>
   <w:num w:numId="12">
     <w:abstractNumId w:val="2"/>
   </w:num>
   <w:num w:numId="13">
-    <w:abstractNumId w:val="11"/>
+    <w:abstractNumId w:val="13"/>
   </w:num>
   <w:num w:numId="14">
-    <w:abstractNumId w:val="16"/>
+    <w:abstractNumId w:val="19"/>
   </w:num>
   <w:num w:numId="15">
-    <w:abstractNumId w:val="15"/>
+    <w:abstractNumId w:val="17"/>
   </w:num>
   <w:num w:numId="16">
-    <w:abstractNumId w:val="14"/>
+    <w:abstractNumId w:val="16"/>
   </w:num>
   <w:num w:numId="17">
     <w:abstractNumId w:val="4"/>
@@ -7597,16 +9094,28 @@
     <w:abstractNumId w:val="1"/>
   </w:num>
   <w:num w:numId="19">
-    <w:abstractNumId w:val="10"/>
+    <w:abstractNumId w:val="12"/>
   </w:num>
   <w:num w:numId="20">
-    <w:abstractNumId w:val="12"/>
+    <w:abstractNumId w:val="14"/>
   </w:num>
   <w:num w:numId="21">
     <w:abstractNumId w:val="5"/>
   </w:num>
   <w:num w:numId="22">
     <w:abstractNumId w:val="0"/>
+  </w:num>
+  <w:num w:numId="23">
+    <w:abstractNumId w:val="11"/>
+  </w:num>
+  <w:num w:numId="24">
+    <w:abstractNumId w:val="10"/>
+  </w:num>
+  <w:num w:numId="25">
+    <w:abstractNumId w:val="18"/>
+  </w:num>
+  <w:num w:numId="26">
+    <w:abstractNumId w:val="20"/>
   </w:num>
 </w:numbering>
 </file>

--- a/internal_doc/03.开发设计/mthMatcher/Story-mthMatcher统一数据类型比较模式.docx
+++ b/internal_doc/03.开发设计/mthMatcher/Story-mthMatcher统一数据类型比较模式.docx
@@ -3806,25 +3806,25 @@
         <w:rPr>
           <w:rFonts w:hint="eastAsia"/>
         </w:rPr>
+        <w:t xml:space="preserve">$expand, $exists, $isnull </w:t>
+      </w:r>
+      <w:r>
+        <w:rPr>
+          <w:rFonts w:hint="eastAsia"/>
+        </w:rPr>
+        <w:t>会接受空字段，并按照自身匹配结果输出，（</w:t>
+      </w:r>
+      <w:r>
+        <w:rPr>
+          <w:rFonts w:hint="eastAsia"/>
+        </w:rPr>
         <w:t>$expand</w:t>
       </w:r>
       <w:r>
         <w:rPr>
           <w:rFonts w:hint="eastAsia"/>
         </w:rPr>
-        <w:t>的字段为空，则所有比较结果为</w:t>
-      </w:r>
-      <w:r>
-        <w:rPr>
-          <w:rFonts w:hint="eastAsia"/>
-        </w:rPr>
-        <w:t>FALSE</w:t>
-      </w:r>
-      <w:r>
-        <w:rPr>
-          <w:rFonts w:hint="eastAsia"/>
-        </w:rPr>
-        <w:t>，即该记录不输出</w:t>
+        <w:t>会输出全部结果）</w:t>
       </w:r>
     </w:p>
     <w:p>
@@ -4654,7 +4654,14 @@
         <w:rPr>
           <w:rFonts w:hint="eastAsia"/>
         </w:rPr>
-        <w:t>a:{$gt:1, $lt:{$maxKey:1}}</w:t>
+        <w:t xml:space="preserve">a:{$gt:1, </w:t>
+      </w:r>
+      <w:r>
+        <w:rPr>
+          <w:rFonts w:hint="eastAsia"/>
+        </w:rPr>
+        <w:lastRenderedPageBreak/>
+        <w:t>$lt:{$maxKey:1}}</w:t>
       </w:r>
       <w:r>
         <w:rPr>
@@ -4682,7 +4689,6 @@
         <w:rPr>
           <w:rFonts w:hint="eastAsia"/>
         </w:rPr>
-        <w:lastRenderedPageBreak/>
         <w:t>NumberDecimal</w:t>
       </w:r>
       <w:r>
@@ -6306,7 +6312,6 @@
             <w:pPr>
               <w:ind w:left="0"/>
               <w:rPr>
-                <w:rFonts w:hint="eastAsia"/>
                 <w:sz w:val="13"/>
                 <w:szCs w:val="13"/>
               </w:rPr>
@@ -6351,7 +6356,6 @@
             <w:pPr>
               <w:ind w:left="0"/>
               <w:rPr>
-                <w:rFonts w:hint="eastAsia"/>
                 <w:sz w:val="13"/>
                 <w:szCs w:val="13"/>
               </w:rPr>
@@ -6441,7 +6445,6 @@
             <w:pPr>
               <w:ind w:left="0"/>
               <w:rPr>
-                <w:rFonts w:hint="eastAsia"/>
                 <w:sz w:val="13"/>
                 <w:szCs w:val="13"/>
               </w:rPr>
